--- a/deliverables/2026-10-16/paper_framework_20261016.docx
+++ b/deliverables/2026-10-16/paper_framework_20261016.docx
@@ -2,22 +2,22 @@
 <file path=word/document.xml><?xml version="1.0" encoding="utf-8"?>
 <w:document xmlns:w="http://schemas.openxmlformats.org/wordprocessingml/2006/main" xmlns:m="http://schemas.openxmlformats.org/officeDocument/2006/math" xmlns:r="http://schemas.openxmlformats.org/officeDocument/2006/relationships" xmlns:o="urn:schemas-microsoft-com:office:office" xmlns:v="urn:schemas-microsoft-com:vml" xmlns:w10="urn:schemas-microsoft-com:office:word" xmlns:a="http://schemas.openxmlformats.org/drawingml/2006/main" xmlns:pic="http://schemas.openxmlformats.org/drawingml/2006/picture" xmlns:wp="http://schemas.openxmlformats.org/drawingml/2006/wordprocessingDrawing">
   <w:body>
-    <w:bookmarkStart w:id="58" w:name="滴灌玉米改进aquacrop的分阶段校准独立范围敏感性与确定性灌溉优化"/>
+    <w:bookmarkStart w:id="59" w:name="滴灌玉米改进aquacrop的分阶段校准全局范围敏感性与确定性灌溉优化"/>
     <w:p>
       <w:pPr>
         <w:pStyle w:val="Heading1"/>
       </w:pPr>
       <w:r>
-        <w:t xml:space="preserve">滴灌玉米改进AquaCrop的分阶段校准、独立范围敏感性与确定性灌溉优化</w:t>
-      </w:r>
-    </w:p>
-    <w:bookmarkStart w:id="20" w:name="论文框架修订稿2026-10-16"/>
+        <w:t xml:space="preserve">滴灌玉米改进AquaCrop的分阶段校准、全局范围敏感性与确定性灌溉优化</w:t>
+      </w:r>
+    </w:p>
+    <w:bookmarkStart w:id="20" w:name="论文框架与数据插图更新稿2026-10-17"/>
     <w:p>
       <w:pPr>
         <w:pStyle w:val="Heading2"/>
       </w:pPr>
       <w:r>
-        <w:t xml:space="preserve">论文框架修订稿（2026-10-16）</w:t>
+        <w:t xml:space="preserve">论文框架与数据插图更新稿（2026-10-17）</w:t>
       </w:r>
     </w:p>
     <w:p>
@@ -25,7 +25,7 @@
         <w:pStyle w:val="FirstParagraph"/>
       </w:pPr>
       <w:r>
-        <w:t xml:space="preserve">定位：已核验的校准资料与确定性方法框架。正式真实模型Sobol和优化结果尚未生成。条件扰动是补充核验，不声称拥有八维联合后验。</w:t>
+        <w:t xml:space="preserve">本稿已纳入2022真实第二阶段链及精确均值点输出。MCMC作为冻结输入；正式真实模型Sobol、NSGA-III及最终田间管理结论仍待原模型执行，不提前填写指数或节水幅度。</w:t>
       </w:r>
     </w:p>
     <w:bookmarkEnd w:id="20"/>
@@ -43,13 +43,13 @@
         <w:pStyle w:val="FirstParagraph"/>
       </w:pPr>
       <w:r>
-        <w:t xml:space="preserve">本研究整理2019—2022年滴灌玉米气象、冠层、作物及初始土壤水资料，构建分阶段条件校准与确定性灌溉决策框架。2019—2021已有配对输出可重现较好校准拟合；新增中心参数表中29个值与原始链均值吻合，2022阶段二仍待原始检查点交叉核验。后续拟在真实Modified DI模型中，以独立均匀物理范围开展Sobol响应分析，以年度中心参数驱动双目标NSGA-III，加入灌水、产量及过程物理约束，并单列条件参数扰动。当前证据支持样本内校准重现与内部数值一致性；正式敏感性排序、节水幅度和推广结论须在真实模型新运行后报告。</w:t>
-      </w:r>
-      <w:r>
-        <w:t xml:space="preserve"> </w:t>
-      </w:r>
-      <w:r>
-        <w:t xml:space="preserve">关键词：滴灌玉米；改进AquaCrop；条件校准；Sobol；确定性优化。</w:t>
+        <w:t xml:space="preserve">本研究整理2019—2022年DI玉米气象、冠层、生物量、产量与土壤初始水资料，采用分组分阶段校准，并以年度参数中心点构建独立范围敏感性与确定性灌溉决策框架。现有配对资料支持2019—2021样本内校准评价；2022新补真实条件链包含2000步、32个walker，按5τ统一截断后保留58784行三参数样本，所报告均值和分位可由原始数组重建。四年32个中心值均已交叉核验，季节水量账内部闭合。后续拟在冻结Modified DI模型中开展公共独立均匀范围Sobol和受约束双目标NSGA-III，再单列候选的组内条件扰动。当前证据支持校准重现与数值一致性，正式敏感性排序、节水潜力与推广性须由真实模型新运行检验。</w:t>
+      </w:r>
+      <w:r>
+        <w:t xml:space="preserve"> </w:t>
+      </w:r>
+      <w:r>
+        <w:t xml:space="preserve">关键词：亏缺灌溉玉米；改进AquaCrop；分阶段条件校准；Sobol；NSGA-III。</w:t>
       </w:r>
     </w:p>
     <w:bookmarkEnd w:id="21"/>
@@ -67,19 +67,19 @@
         <w:pStyle w:val="FirstParagraph"/>
       </w:pPr>
       <w:r>
-        <w:t xml:space="preserve">问题主线是如何从可解释的过程校准走向受约束、可执行的管理决策。MCMC、Sobol、NSGA-III是工具组合，本身不构成已证实的创新。</w:t>
-      </w:r>
-      <w:r>
-        <w:t xml:space="preserve"> </w:t>
-      </w:r>
-      <w:r>
-        <w:t xml:space="preserve">RQ1：分阶段校准后，模型在已有资料上能重现哪些过程？RQ2：指定独立参数范围内，哪些参数贡献输出方差？RQ3：固定年度中心点时，满足产量与水量约束的制度是什么？补充问题：候选在透明的组内条件扰动下是否稳定？</w:t>
-      </w:r>
-      <w:r>
-        <w:t xml:space="preserve"> </w:t>
-      </w:r>
-      <w:r>
-        <w:t xml:space="preserve">研究区、原始试验和文献来源应补自原始资料，不自行填入坐标、重复次数或试验设计。</w:t>
+        <w:t xml:space="preserve">研究问题是如何把可解释的作物水分过程校准用于受供水和产量限制的灌溉决策。工具组合本身不构成创新；需要明确新的过程认识或可执行决策依据。</w:t>
+      </w:r>
+      <w:r>
+        <w:t xml:space="preserve"> </w:t>
+      </w:r>
+      <w:r>
+        <w:t xml:space="preserve">RQ1：既有资料支持哪些样本内过程重现与参数补偿结论？RQ2：在预声明独立物理范围中，哪些参数贡献输出方差？RQ3：固定年度中心点时，满足水量和观测产量门槛的非支配制度是什么？补充问题是这些候选对分组条件参数扰动是否稳定。</w:t>
+      </w:r>
+      <w:r>
+        <w:t xml:space="preserve"> </w:t>
+      </w:r>
+      <w:r>
+        <w:t xml:space="preserve">研究区坐标、原始田间设计、重复数及测量误差应从原资料补齐，不凭结果图推断试验细节。</w:t>
       </w:r>
     </w:p>
     <w:p>
@@ -89,9 +89,9 @@
       <w:r>
         <w:drawing>
           <wp:inline>
-            <wp:extent cx="5334000" cy="2839391"/>
+            <wp:extent cx="5334000" cy="2955755"/>
             <wp:effectExtent b="0" l="0" r="0" t="0"/>
-            <wp:docPr descr="修订主线：确定性决策，条件扰动单列" title="" id="23" name="Picture"/>
+            <wp:docPr descr="更新后的确定性主线与资料状态" title="" id="23" name="Picture"/>
             <a:graphic>
               <a:graphicData uri="http://schemas.openxmlformats.org/drawingml/2006/picture">
                 <pic:pic>
@@ -110,7 +110,7 @@
                   <pic:spPr bwMode="auto">
                     <a:xfrm>
                       <a:off x="0" y="0"/>
-                      <a:ext cx="5334000" cy="2839391"/>
+                      <a:ext cx="5334000" cy="2955755"/>
                     </a:xfrm>
                     <a:prstGeom prst="rect">
                       <a:avLst/>
@@ -134,7 +134,7 @@
         <w:pStyle w:val="ImageCaption"/>
       </w:pPr>
       <w:r>
-        <w:t xml:space="preserve">修订主线：确定性决策，条件扰动单列</w:t>
+        <w:t xml:space="preserve">更新后的确定性主线与资料状态</w:t>
       </w:r>
     </w:p>
     <w:p>
@@ -142,24 +142,25 @@
         <w:pStyle w:val="BodyText"/>
       </w:pPr>
       <w:r>
-        <w:t xml:space="preserve">图注：不需要伪八维联合后验。独立范围Sobol是响应实验，不是后验归因；正式真实模型的敏感性和优化结果尚未生成。</w:t>
+        <w:t xml:space="preserve">图注：2022正式阶段二链已补齐；真实模型原实现仍缺，未运行正式Sobol/NSGA-III。</w:t>
       </w:r>
     </w:p>
     <w:bookmarkEnd w:id="25"/>
-    <w:bookmarkStart w:id="29" w:name="数据及其证据角色"/>
+    <w:bookmarkStart w:id="29" w:name="数据来源与证据角色"/>
     <w:p>
       <w:pPr>
         <w:pStyle w:val="Heading2"/>
       </w:pPr>
       <w:r>
-        <w:t xml:space="preserve">2 数据及其证据角色</w:t>
+        <w:t xml:space="preserve">2 数据、来源与证据角色</w:t>
       </w:r>
     </w:p>
     <w:tbl>
       <w:tblPr>
         <w:tblStyle w:val="Table"/>
-        <w:tblW w:type="auto" w:w="0"/>
+        <w:tblW w:type="pct" w:w="5000"/>
         <w:jc w:val="left"/>
+        <w:tblLayout w:type="fixed"/>
         <w:tblLook w:firstRow="1" w:lastRow="0" w:firstColumn="0" w:lastColumn="0" w:noHBand="0" w:noVBand="0" w:val="0020"/>
         <w:tblBorders>
           <w:top w:val="single" w:sz="4" w:color="C6D1D9"/>
@@ -209,7 +210,7 @@
               <w:rPr>
                 <w:sz w:val="16"/>
               </w:rPr>
-              <w:t xml:space="preserve">使用角色</w:t>
+              <w:t xml:space="preserve">用途</w:t>
             </w:r>
           </w:p>
         </w:tc>
@@ -226,7 +227,7 @@
               <w:rPr>
                 <w:sz w:val="16"/>
               </w:rPr>
-              <w:t xml:space="preserve">限定</w:t>
+              <w:t xml:space="preserve">范围与限定</w:t>
             </w:r>
           </w:p>
         </w:tc>
@@ -258,22 +259,22 @@
               <w:rPr>
                 <w:sz w:val="16"/>
               </w:rPr>
-              <w:t xml:space="preserve">校准</w:t>
-            </w:r>
-          </w:p>
-        </w:tc>
-        <w:tc>
-          <w:tcPr/>
-          <w:p>
-            <w:pPr>
-              <w:pStyle w:val="Compact"/>
-              <w:jc w:val="left"/>
-            </w:pPr>
-            <w:r>
-              <w:rPr>
-                <w:sz w:val="16"/>
-              </w:rPr>
-              <w:t xml:space="preserve">原论文读图LAI再换算，非本次新增实测</w:t>
+              <w:t xml:space="preserve">阶段一校准</w:t>
+            </w:r>
+          </w:p>
+        </w:tc>
+        <w:tc>
+          <w:tcPr/>
+          <w:p>
+            <w:pPr>
+              <w:pStyle w:val="Compact"/>
+              <w:jc w:val="left"/>
+            </w:pPr>
+            <w:r>
+              <w:rPr>
+                <w:sz w:val="16"/>
+              </w:rPr>
+              <w:t xml:space="preserve">论文数字化LAI再转换，非本次新增田间观测</w:t>
             </w:r>
           </w:p>
         </w:tc>
@@ -305,22 +306,22 @@
               <w:rPr>
                 <w:sz w:val="16"/>
               </w:rPr>
-              <w:t xml:space="preserve">辅助时序</w:t>
-            </w:r>
-          </w:p>
-        </w:tc>
-        <w:tc>
-          <w:tcPr/>
-          <w:p>
-            <w:pPr>
-              <w:pStyle w:val="Compact"/>
-              <w:jc w:val="left"/>
-            </w:pPr>
-            <w:r>
-              <w:rPr>
-                <w:sz w:val="16"/>
-              </w:rPr>
-              <w:t xml:space="preserve">BI或处理未知，不是DI外部验证</w:t>
+              <w:t xml:space="preserve">未进入似然的辅助时序</w:t>
+            </w:r>
+          </w:p>
+        </w:tc>
+        <w:tc>
+          <w:tcPr/>
+          <w:p>
+            <w:pPr>
+              <w:pStyle w:val="Compact"/>
+              <w:jc w:val="left"/>
+            </w:pPr>
+            <w:r>
+              <w:rPr>
+                <w:sz w:val="16"/>
+              </w:rPr>
+              <w:t xml:space="preserve">2019—2021为BI、2022处理标签缺失，不称DI外部验证</w:t>
             </w:r>
           </w:p>
         </w:tc>
@@ -337,37 +338,37 @@
               <w:rPr>
                 <w:sz w:val="16"/>
               </w:rPr>
-              <w:t xml:space="preserve">生物量、年产量</w:t>
-            </w:r>
-          </w:p>
-        </w:tc>
-        <w:tc>
-          <w:tcPr/>
-          <w:p>
-            <w:pPr>
-              <w:pStyle w:val="Compact"/>
-              <w:jc w:val="left"/>
-            </w:pPr>
-            <w:r>
-              <w:rPr>
-                <w:sz w:val="16"/>
-              </w:rPr>
-              <w:t xml:space="preserve">阶段二校准</w:t>
-            </w:r>
-          </w:p>
-        </w:tc>
-        <w:tc>
-          <w:tcPr/>
-          <w:p>
-            <w:pPr>
-              <w:pStyle w:val="Compact"/>
-              <w:jc w:val="left"/>
-            </w:pPr>
-            <w:r>
-              <w:rPr>
-                <w:sz w:val="16"/>
-              </w:rPr>
-              <w:t xml:space="preserve">保留读图误差、sigma假设与含水率</w:t>
+              <w:t xml:space="preserve">Tr与Es</w:t>
+            </w:r>
+          </w:p>
+        </w:tc>
+        <w:tc>
+          <w:tcPr/>
+          <w:p>
+            <w:pPr>
+              <w:pStyle w:val="Compact"/>
+              <w:jc w:val="left"/>
+            </w:pPr>
+            <w:r>
+              <w:rPr>
+                <w:sz w:val="16"/>
+              </w:rPr>
+              <w:t xml:space="preserve">阶段一过程约束</w:t>
+            </w:r>
+          </w:p>
+        </w:tc>
+        <w:tc>
+          <w:tcPr/>
+          <w:p>
+            <w:pPr>
+              <w:pStyle w:val="Compact"/>
+              <w:jc w:val="left"/>
+            </w:pPr>
+            <w:r>
+              <w:rPr>
+                <w:sz w:val="16"/>
+              </w:rPr>
+              <w:t xml:space="preserve">保留Es近似目标和数字化误差限定</w:t>
             </w:r>
           </w:p>
         </w:tc>
@@ -384,37 +385,37 @@
               <w:rPr>
                 <w:sz w:val="16"/>
               </w:rPr>
-              <w:t xml:space="preserve">Tr、Es</w:t>
-            </w:r>
-          </w:p>
-        </w:tc>
-        <w:tc>
-          <w:tcPr/>
-          <w:p>
-            <w:pPr>
-              <w:pStyle w:val="Compact"/>
-              <w:jc w:val="left"/>
-            </w:pPr>
-            <w:r>
-              <w:rPr>
-                <w:sz w:val="16"/>
-              </w:rPr>
-              <w:t xml:space="preserve">过程约束</w:t>
-            </w:r>
-          </w:p>
-        </w:tc>
-        <w:tc>
-          <w:tcPr/>
-          <w:p>
-            <w:pPr>
-              <w:pStyle w:val="Compact"/>
-              <w:jc w:val="left"/>
-            </w:pPr>
-            <w:r>
-              <w:rPr>
-                <w:sz w:val="16"/>
-              </w:rPr>
-              <w:t xml:space="preserve">Es近似；ET不重复作独立似然</w:t>
+              <w:t xml:space="preserve">Biomass与年Yield</w:t>
+            </w:r>
+          </w:p>
+        </w:tc>
+        <w:tc>
+          <w:tcPr/>
+          <w:p>
+            <w:pPr>
+              <w:pStyle w:val="Compact"/>
+              <w:jc w:val="left"/>
+            </w:pPr>
+            <w:r>
+              <w:rPr>
+                <w:sz w:val="16"/>
+              </w:rPr>
+              <w:t xml:space="preserve">阶段二条件校准</w:t>
+            </w:r>
+          </w:p>
+        </w:tc>
+        <w:tc>
+          <w:tcPr/>
+          <w:p>
+            <w:pPr>
+              <w:pStyle w:val="Compact"/>
+              <w:jc w:val="left"/>
+            </w:pPr>
+            <w:r>
+              <w:rPr>
+                <w:sz w:val="16"/>
+              </w:rPr>
+              <w:t xml:space="preserve">生物量与产量不是独立验证；产量为13%含水率</w:t>
             </w:r>
           </w:p>
         </w:tc>
@@ -431,37 +432,37 @@
               <w:rPr>
                 <w:sz w:val="16"/>
               </w:rPr>
-              <w:t xml:space="preserve">初始土壤水</w:t>
-            </w:r>
-          </w:p>
-        </w:tc>
-        <w:tc>
-          <w:tcPr/>
-          <w:p>
-            <w:pPr>
-              <w:pStyle w:val="Compact"/>
-              <w:jc w:val="left"/>
-            </w:pPr>
-            <w:r>
-              <w:rPr>
-                <w:sz w:val="16"/>
-              </w:rPr>
-              <w:t xml:space="preserve">模型输入</w:t>
-            </w:r>
-          </w:p>
-        </w:tc>
-        <w:tc>
-          <w:tcPr/>
-          <w:p>
-            <w:pPr>
-              <w:pStyle w:val="Compact"/>
-              <w:jc w:val="left"/>
-            </w:pPr>
-            <w:r>
-              <w:rPr>
-                <w:sz w:val="16"/>
-              </w:rPr>
-              <w:t xml:space="preserve">分层读图/再分析来源需明示</w:t>
+              <w:t xml:space="preserve">ET</w:t>
+            </w:r>
+          </w:p>
+        </w:tc>
+        <w:tc>
+          <w:tcPr/>
+          <w:p>
+            <w:pPr>
+              <w:pStyle w:val="Compact"/>
+              <w:jc w:val="left"/>
+            </w:pPr>
+            <w:r>
+              <w:rPr>
+                <w:sz w:val="16"/>
+              </w:rPr>
+              <w:t xml:space="preserve">Tr+Es的派生核对</w:t>
+            </w:r>
+          </w:p>
+        </w:tc>
+        <w:tc>
+          <w:tcPr/>
+          <w:p>
+            <w:pPr>
+              <w:pStyle w:val="Compact"/>
+              <w:jc w:val="left"/>
+            </w:pPr>
+            <w:r>
+              <w:rPr>
+                <w:sz w:val="16"/>
+              </w:rPr>
+              <w:t xml:space="preserve">不重复作为独立似然信息计权</w:t>
             </w:r>
           </w:p>
         </w:tc>
@@ -478,37 +479,37 @@
               <w:rPr>
                 <w:sz w:val="16"/>
               </w:rPr>
-              <w:t xml:space="preserve">灌溉日程</w:t>
-            </w:r>
-          </w:p>
-        </w:tc>
-        <w:tc>
-          <w:tcPr/>
-          <w:p>
-            <w:pPr>
-              <w:pStyle w:val="Compact"/>
-              <w:jc w:val="left"/>
-            </w:pPr>
-            <w:r>
-              <w:rPr>
-                <w:sz w:val="16"/>
-              </w:rPr>
-              <w:t xml:space="preserve">模型基准</w:t>
-            </w:r>
-          </w:p>
-        </w:tc>
-        <w:tc>
-          <w:tcPr/>
-          <w:p>
-            <w:pPr>
-              <w:pStyle w:val="Compact"/>
-              <w:jc w:val="left"/>
-            </w:pPr>
-            <w:r>
-              <w:rPr>
-                <w:sz w:val="16"/>
-              </w:rPr>
-              <w:t xml:space="preserve">不能称全部来自真实分次实测</w:t>
+              <w:t xml:space="preserve">气象、土壤与灌溉</w:t>
+            </w:r>
+          </w:p>
+        </w:tc>
+        <w:tc>
+          <w:tcPr/>
+          <w:p>
+            <w:pPr>
+              <w:pStyle w:val="Compact"/>
+              <w:jc w:val="left"/>
+            </w:pPr>
+            <w:r>
+              <w:rPr>
+                <w:sz w:val="16"/>
+              </w:rPr>
+              <w:t xml:space="preserve">模型驱动/管理基准</w:t>
+            </w:r>
+          </w:p>
+        </w:tc>
+        <w:tc>
+          <w:tcPr/>
+          <w:p>
+            <w:pPr>
+              <w:pStyle w:val="Compact"/>
+              <w:jc w:val="left"/>
+            </w:pPr>
+            <w:r>
+              <w:rPr>
+                <w:sz w:val="16"/>
+              </w:rPr>
+              <w:t xml:space="preserve">纠偏、分层初始水和部分假定分次日程均须追溯</w:t>
             </w:r>
           </w:p>
         </w:tc>
@@ -521,9 +522,9 @@
       <w:r>
         <w:drawing>
           <wp:inline>
-            <wp:extent cx="5334000" cy="3389885"/>
+            <wp:extent cx="5334000" cy="3581151"/>
             <wp:effectExtent b="0" l="0" r="0" t="0"/>
-            <wp:docPr descr="CC数据流：校准资料与辅助时序对照" title="" id="27" name="Picture"/>
+            <wp:docPr descr="CC证据角色未改变：校准资料与RS辅助时序" title="" id="27" name="Picture"/>
             <a:graphic>
               <a:graphicData uri="http://schemas.openxmlformats.org/drawingml/2006/picture">
                 <pic:pic>
@@ -542,7 +543,7 @@
                   <pic:spPr bwMode="auto">
                     <a:xfrm>
                       <a:off x="0" y="0"/>
-                      <a:ext cx="5334000" cy="3389885"/>
+                      <a:ext cx="5334000" cy="3581151"/>
                     </a:xfrm>
                     <a:prstGeom prst="rect">
                       <a:avLst/>
@@ -566,7 +567,7 @@
         <w:pStyle w:val="ImageCaption"/>
       </w:pPr>
       <w:r>
-        <w:t xml:space="preserve">CC数据流：校准资料与辅助时序对照</w:t>
+        <w:t xml:space="preserve">CC证据角色未改变：校准资料与RS辅助时序</w:t>
       </w:r>
     </w:p>
     <w:p>
@@ -574,26 +575,17 @@
         <w:pStyle w:val="BodyText"/>
       </w:pPr>
       <w:r>
-        <w:t xml:space="preserve">图注：RS CCquad从百分数换为0—1。处理不同/未知，只并列展示，不计算DI外部验证R²；来源均为已提供资料，不是本次新增田间观测。</w:t>
+        <w:t xml:space="preserve">图注：RS不进入似然，但处理不同/未知，不是DI外部独立验证。2022补阶段二不会改变这项数据边界。</w:t>
       </w:r>
     </w:p>
     <w:bookmarkEnd w:id="29"/>
-    <w:bookmarkStart w:id="39" w:name="模型与分阶段条件校准"/>
+    <w:bookmarkStart w:id="33" w:name="冻结模型与年度中心点"/>
     <w:p>
       <w:pPr>
         <w:pStyle w:val="Heading2"/>
       </w:pPr>
       <w:r>
-        <w:t xml:space="preserve">3 模型与分阶段条件校准</w:t>
-      </w:r>
-    </w:p>
-    <w:bookmarkStart w:id="33" w:name="冻结真实modified-di实现"/>
-    <w:p>
-      <w:pPr>
-        <w:pStyle w:val="Heading3"/>
-      </w:pPr>
-      <w:r>
-        <w:t xml:space="preserve">3.1 冻结真实Modified DI实现</w:t>
+        <w:t xml:space="preserve">3 冻结模型与年度中心点</w:t>
       </w:r>
     </w:p>
     <w:p>
@@ -601,31 +593,13 @@
         <w:pStyle w:val="FirstParagraph"/>
       </w:pPr>
       <w:r>
-        <w:t xml:space="preserve">区分标准AquaCrop与actual CC蒸发输入、真实MulchPct、两阶段WP和年度HI0的改进实现。正式适配器需返回Y13、B、Tr、Es、ET、灌溉量及逐日/季节水量残差；缺源码时不能声称已调用成功。</w:t>
-      </w:r>
-      <w:r>
-        <w:t xml:space="preserve"> </w:t>
-      </w:r>
-      <w:r>
-        <w:t xml:space="preserve">建议以标准模型、只改蒸发、只改两阶段WP、两处均改为结构消融对照，使用同一数据划分和预算；此比较尚未执行。样本内R²升高不能单独证明结构优越。</w:t>
-      </w:r>
-      <w:r>
-        <w:t xml:space="preserve"> </w:t>
-      </w:r>
-      <w:r>
-        <w:t xml:space="preserve">### 3.2 参数组与年度中心点</w:t>
-      </w:r>
-      <w:r>
-        <w:t xml:space="preserve"> </w:t>
-      </w:r>
-      <w:r>
-        <w:t xml:space="preserve">阶段一θ1=(CCx,CGC_CD,CDC_CD,SenescenceCD,Kcb)，阶段二θ2=(WP_early,WP_late,HI0)条件于阶段一代表点。两组均值拼成中心点是确定性输入，不是八维联合后验抽样。</w:t>
-      </w:r>
-      <w:r>
-        <w:t xml:space="preserve"> </w:t>
-      </w:r>
-      <w:r>
-        <w:t xml:space="preserve">表1 年度中心点。2022阶段二三个值仍为新报告值；原链待核。</w:t>
+        <w:t xml:space="preserve">真实Modified DI保留actual CC蒸发、真实MulchPct、两阶段WP和年度HI0。原实现在当前材料中仍缺；新的一键脚本通过外部原项目加载模型，不能独立替代原源码。先对齐原基准点和随机管理点，再开展正式敏感性及优化。</w:t>
+      </w:r>
+      <w:r>
+        <w:t xml:space="preserve"> </w:t>
+      </w:r>
+      <w:r>
+        <w:t xml:space="preserve">阶段一θ1=(CCx,CGC_CD,CDC_CD,SenescenceCD,Kcb)，阶段二θ2=(WP_early,WP_late,HI0)条件于阶段一均值。两组均值拼接是确定性中心输入，不是八维联合后验样本。</w:t>
       </w:r>
       <w:r>
         <w:t xml:space="preserve"> </w:t>
@@ -671,9 +645,9 @@
       <w:r>
         <w:drawing>
           <wp:inline>
-            <wp:extent cx="5334000" cy="2909907"/>
+            <wp:extent cx="5334000" cy="2911495"/>
             <wp:effectExtent b="0" l="0" r="0" t="0"/>
-            <wp:docPr descr="年度中心参数：确定性下游输入，不是联合后验样本" title="" id="31" name="Picture"/>
+            <wp:docPr descr="32个年度中心值：两阶段保留均值均已交叉核验" title="" id="31" name="Picture"/>
             <a:graphic>
               <a:graphicData uri="http://schemas.openxmlformats.org/drawingml/2006/picture">
                 <pic:pic>
@@ -692,7 +666,7 @@
                   <pic:spPr bwMode="auto">
                     <a:xfrm>
                       <a:off x="0" y="0"/>
-                      <a:ext cx="5334000" cy="2909907"/>
+                      <a:ext cx="5334000" cy="2911495"/>
                     </a:xfrm>
                     <a:prstGeom prst="rect">
                       <a:avLst/>
@@ -716,7 +690,7 @@
         <w:pStyle w:val="ImageCaption"/>
       </w:pPr>
       <w:r>
-        <w:t xml:space="preserve">年度中心参数：确定性下游输入，不是联合后验样本</w:t>
+        <w:t xml:space="preserve">32个年度中心值：两阶段保留均值均已交叉核验</w:t>
       </w:r>
     </w:p>
     <w:p>
@@ -724,17 +698,93 @@
         <w:pStyle w:val="BodyText"/>
       </w:pPr>
       <w:r>
-        <w:t xml:space="preserve">图注：29个值与原检查点均值一致。2022阶段二3个空心点仅来自新增报告；连线只是年度比较，不作趋势推断。</w:t>
+        <w:t xml:space="preserve">图注：中心点数值未因本次补件改变。2022三个阶段二参数从“文档报告值”升级为“原检查点已核验”；连线只作年度比较。</w:t>
+      </w:r>
+    </w:p>
+    <w:p>
+      <w:pPr>
+        <w:pStyle w:val="BodyText"/>
+      </w:pPr>
+      <w:r>
+        <w:t xml:space="preserve">四年第一阶段各4独立ensemble，阶段二各1个。每组32 walkers、2000步，burn=ceil(5×整组最大τ)，同组参数共用整数截断。</w:t>
+      </w:r>
+      <w:r>
+        <w:t xml:space="preserve"> </w:t>
+      </w:r>
+      <w:r>
+        <w:t xml:space="preserve">| 年份 | 阶段 | burn-in | 每walker保留步数 | 相关样本行数 |</w:t>
+      </w:r>
+      <w:r>
+        <w:t xml:space="preserve"> </w:t>
+      </w:r>
+      <w:r>
+        <w:t xml:space="preserve">| — | — | — | — | — |</w:t>
+      </w:r>
+      <w:r>
+        <w:t xml:space="preserve"> </w:t>
+      </w:r>
+      <w:r>
+        <w:t xml:space="preserve">| 2019 | 1 | 395 | 1605 | 205440 |</w:t>
+      </w:r>
+      <w:r>
+        <w:t xml:space="preserve"> </w:t>
+      </w:r>
+      <w:r>
+        <w:t xml:space="preserve">| 2019 | 2 | 173 | 1827 | 58464 |</w:t>
+      </w:r>
+      <w:r>
+        <w:t xml:space="preserve"> </w:t>
+      </w:r>
+      <w:r>
+        <w:t xml:space="preserve">| 2020 | 1 | 369 | 1631 | 208768 |</w:t>
+      </w:r>
+      <w:r>
+        <w:t xml:space="preserve"> </w:t>
+      </w:r>
+      <w:r>
+        <w:t xml:space="preserve">| 2020 | 2 | 262 | 1738 | 55616 |</w:t>
+      </w:r>
+      <w:r>
+        <w:t xml:space="preserve"> </w:t>
+      </w:r>
+      <w:r>
+        <w:t xml:space="preserve">| 2021 | 1 | 347 | 1653 | 211584 |</w:t>
+      </w:r>
+      <w:r>
+        <w:t xml:space="preserve"> </w:t>
+      </w:r>
+      <w:r>
+        <w:t xml:space="preserve">| 2021 | 2 | 239 | 1761 | 56352 |</w:t>
+      </w:r>
+      <w:r>
+        <w:t xml:space="preserve"> </w:t>
+      </w:r>
+      <w:r>
+        <w:t xml:space="preserve">| 2022 | 1 | 317 | 1683 | 215424 |</w:t>
+      </w:r>
+      <w:r>
+        <w:t xml:space="preserve"> </w:t>
+      </w:r>
+      <w:r>
+        <w:t xml:space="preserve">| 2022 | 2 | 163 | 1837 | 58784 |</w:t>
+      </w:r>
+    </w:p>
+    <w:p>
+      <w:pPr>
+        <w:pStyle w:val="BodyText"/>
+      </w:pPr>
+      <w:r>
+        <w:t xml:space="preserve">2022阶段二均值及区间现已由正式原链核验。源状态为SAMPLING_COMPLETE_REVIEW_REQUIRED；操作性完成不等于已认证严格收敛。原严格Rhat/ESS限制保留为补充诊断，不把耦合walker当独立链，也不为确定性下游流程新增联合后验要求。</w:t>
       </w:r>
     </w:p>
     <w:bookmarkEnd w:id="33"/>
-    <w:bookmarkStart w:id="37" w:name="操作记录与诊断"/>
-    <w:p>
-      <w:pPr>
-        <w:pStyle w:val="Heading3"/>
-      </w:pPr>
-      <w:r>
-        <w:t xml:space="preserve">3.3 操作记录与诊断</w:t>
+    <w:bookmarkStart w:id="34" w:name="sobol公共全局范围的真实模型响应实验"/>
+    <w:p>
+      <w:pPr>
+        <w:pStyle w:val="Heading2"/>
+      </w:pPr>
+      <w:r>
+        <w:t xml:space="preserve">4 Sobol：公共全局范围的真实模型响应实验</w:t>
       </w:r>
     </w:p>
     <w:p>
@@ -742,75 +792,158 @@
         <w:pStyle w:val="FirstParagraph"/>
       </w:pPr>
       <w:r>
-        <w:t xml:space="preserve">每组32 walkers、2000步；第一阶段4个独立ensemble，第二阶段1个。统一burn=ceil(5×整组最大tau)，所有参数共用整数截断。保留draw数仍含相关性。</w:t>
-      </w:r>
-      <w:r>
-        <w:t xml:space="preserve"> </w:t>
-      </w:r>
-      <w:r>
-        <w:t xml:space="preserve">| 年份 | 阶段 | 整组burn-in | 每walker保留步数 | 相关draw数 | 原链可核验 |</w:t>
-      </w:r>
-      <w:r>
-        <w:t xml:space="preserve"> </w:t>
-      </w:r>
-      <w:r>
-        <w:t xml:space="preserve">| — | — | — | — | — | — |</w:t>
-      </w:r>
-      <w:r>
-        <w:t xml:space="preserve"> </w:t>
-      </w:r>
-      <w:r>
-        <w:t xml:space="preserve">| 2019 | 1 | 395 | 1605 | 205440 | True |</w:t>
-      </w:r>
-      <w:r>
-        <w:t xml:space="preserve"> </w:t>
-      </w:r>
-      <w:r>
-        <w:t xml:space="preserve">| 2019 | 2 | 173 | 1827 | 58464 | True |</w:t>
-      </w:r>
-      <w:r>
-        <w:t xml:space="preserve"> </w:t>
-      </w:r>
-      <w:r>
-        <w:t xml:space="preserve">| 2020 | 1 | 369 | 1631 | 208768 | True |</w:t>
-      </w:r>
-      <w:r>
-        <w:t xml:space="preserve"> </w:t>
-      </w:r>
-      <w:r>
-        <w:t xml:space="preserve">| 2020 | 2 | 262 | 1738 | 55616 | True |</w:t>
-      </w:r>
-      <w:r>
-        <w:t xml:space="preserve"> </w:t>
-      </w:r>
-      <w:r>
-        <w:t xml:space="preserve">| 2021 | 1 | 347 | 1653 | 211584 | True |</w:t>
-      </w:r>
-      <w:r>
-        <w:t xml:space="preserve"> </w:t>
-      </w:r>
-      <w:r>
-        <w:t xml:space="preserve">| 2021 | 2 | 239 | 1761 | 56352 | True |</w:t>
-      </w:r>
-      <w:r>
-        <w:t xml:space="preserve"> </w:t>
-      </w:r>
-      <w:r>
-        <w:t xml:space="preserve">| 2022 | 1 | 317 | 1683 | 215424 | True |</w:t>
-      </w:r>
-      <w:r>
-        <w:t xml:space="preserve"> </w:t>
-      </w:r>
-      <w:r>
-        <w:t xml:space="preserve">| 2022 | 2 | 163 | 1837 | 58784 | False |</w:t>
-      </w:r>
-    </w:p>
-    <w:p>
-      <w:pPr>
-        <w:pStyle w:val="BodyText"/>
-      </w:pPr>
-      <w:r>
-        <w:t xml:space="preserve">可以将研究限定为中心点确定性分析，无须宣称联合后验；仍应保留Rhat、ESS、tau估计及参数边界说明。5tau只是截断规则，不是独立的收敛证明。参考PDF尚未上传，当前不宣称已逐条核对其原文。</w:t>
+        <w:t xml:space="preserve">主分析采用公共预声明物理范围内相互独立的均匀分布。该设计回答指定范围下的方差贡献，既不是原MCMC先验密度，也不是条件后验传播；不同年度链支持只作参数结果解释，不自动替换主分析空间。</w:t>
+      </w:r>
+      <w:r>
+        <w:t xml:space="preserve"> </w:t>
+      </w:r>
+      <w:r>
+        <w:t xml:space="preserve">| 参数 | 全局公共范围 | 说明 |</w:t>
+      </w:r>
+      <w:r>
+        <w:t xml:space="preserve"> </w:t>
+      </w:r>
+      <w:r>
+        <w:t xml:space="preserve">| — | — | — |</w:t>
+      </w:r>
+      <w:r>
+        <w:t xml:space="preserve"> </w:t>
+      </w:r>
+      <w:r>
+        <w:t xml:space="preserve">| CCx | 0.60—0.99 | 冠层上限 |</w:t>
+      </w:r>
+      <w:r>
+        <w:t xml:space="preserve"> </w:t>
+      </w:r>
+      <w:r>
+        <w:t xml:space="preserve">| CGC_CD | 0.08—0.16 | 日历日增长参数 |</w:t>
+      </w:r>
+      <w:r>
+        <w:t xml:space="preserve"> </w:t>
+      </w:r>
+      <w:r>
+        <w:t xml:space="preserve">| CDC_CD | 0.03—0.12 | 日历日衰减参数 |</w:t>
+      </w:r>
+      <w:r>
+        <w:t xml:space="preserve"> </w:t>
+      </w:r>
+      <w:r>
+        <w:t xml:space="preserve">| SenescenceCD | 115—145 | 衰老时序 |</w:t>
+      </w:r>
+      <w:r>
+        <w:t xml:space="preserve"> </w:t>
+      </w:r>
+      <w:r>
+        <w:t xml:space="preserve">| Kcb | 1.05—1.60 | 基础作物系数 |</w:t>
+      </w:r>
+      <w:r>
+        <w:t xml:space="preserve"> </w:t>
+      </w:r>
+      <w:r>
+        <w:t xml:space="preserve">| WP_early | 10—40 | 模型定义的前期归一化水分生产力 |</w:t>
+      </w:r>
+      <w:r>
+        <w:t xml:space="preserve"> </w:t>
+      </w:r>
+      <w:r>
+        <w:t xml:space="preserve">| WP_late | 10—40 | 模型定义的后期归一化水分生产力 |</w:t>
+      </w:r>
+      <w:r>
+        <w:t xml:space="preserve"> </w:t>
+      </w:r>
+      <w:r>
+        <w:t xml:space="preserve">| HI0 | 0.35—0.60 | 参考收获指数 |</w:t>
+      </w:r>
+      <w:r>
+        <w:t xml:space="preserve"> </w:t>
+      </w:r>
+      <w:r>
+        <w:t xml:space="preserve">范围沿用指导文件及既有工程的公共物理范围，投稿时仍需补农艺/文献依据。local95采用各年度真实保留样本的2.5%—97.5%边际范围，现2022也可读取，但仅叫邻域响应，不叫后验Sobol，不计算CAI。</w:t>
+      </w:r>
+      <w:r>
+        <w:t xml:space="preserve"> </w:t>
+      </w:r>
+      <w:r>
+        <w:t xml:space="preserve">先N=128、种子101/202/303，不算二阶时每年每种子N(D+2)=1280次；四年共15360次。若排名或区间不稳则升N=512，共61440次完整设计调用。六输出为Y13、Biomass、Tr、Es、ET、MaxCC。</w:t>
+      </w:r>
+      <w:r>
+        <w:t xml:space="preserve"> </w:t>
+      </w:r>
+      <w:r>
+        <w:t xml:space="preserve">主报告ST，同时报告S1、ST−S1、bootstrap区间、均值、方差、单位及Var(Y)×ST。不裁剪估计、不强制Kcb第一；常量输出标为归一化指数未定义。逐年比较，只有方向和区间足以支持时才称跨年稳健关键参数。</w:t>
+      </w:r>
+      <w:r>
+        <w:t xml:space="preserve"> </w:t>
+      </w:r>
+      <w:r>
+        <w:t xml:space="preserve">保存输入空间、哈希、种子、矩阵、每点响应、失败与状态；失败点不能删行或填零。</w:t>
+      </w:r>
+      <w:r>
+        <w:rPr>
+          <w:b/>
+          <w:bCs/>
+        </w:rPr>
+        <w:t xml:space="preserve">正式真实模型的指数及排名尚未计算，不从历史代理图填入。</w:t>
+      </w:r>
+    </w:p>
+    <w:bookmarkEnd w:id="34"/>
+    <w:bookmarkStart w:id="38" w:name="确定性双目标优化与候选条件核验"/>
+    <w:p>
+      <w:pPr>
+        <w:pStyle w:val="Heading2"/>
+      </w:pPr>
+      <w:r>
+        <w:t xml:space="preserve">5 确定性双目标优化与候选条件核验</w:t>
+      </w:r>
+    </w:p>
+    <w:p>
+      <w:pPr>
+        <w:pStyle w:val="FirstParagraph"/>
+      </w:pPr>
+      <w:r>
+        <w:t xml:space="preserve">固定年度中心参数，min(-Y13,I)。优先真实模块的SMT1—SMT4、0—100%，核对百分比定义、根区、触发方向和窗口；不支持时采用4—5阶段水量与明确日期，两种体系不混合解释。</w:t>
+      </w:r>
+      <w:r>
+        <w:t xml:space="preserve"> </w:t>
+      </w:r>
+      <w:r>
+        <w:t xml:space="preserve">硬约束为I≤年度DI基准、Y13≥0.95×文献观测产量；同步报告相对同模型基准变化，检查非负水量、事件日期和完整水量账。IWP=100Y[t/ha]/I[mm]，单位kg/m³。</w:t>
+      </w:r>
+      <w:r>
+        <w:t xml:space="preserve"> </w:t>
+      </w:r>
+      <w:r>
+        <w:t xml:space="preserve">| 年份 | 文献观测 | 模型基准 | 95%绝对门槛 | 可减产余量_pct |</w:t>
+      </w:r>
+      <w:r>
+        <w:t xml:space="preserve"> </w:t>
+      </w:r>
+      <w:r>
+        <w:t xml:space="preserve">| — | — | — | — | — |</w:t>
+      </w:r>
+      <w:r>
+        <w:t xml:space="preserve"> </w:t>
+      </w:r>
+      <w:r>
+        <w:t xml:space="preserve">| 2019 | 16.5500 | 16.7017 | 15.7225 | 5.8628 |</w:t>
+      </w:r>
+      <w:r>
+        <w:t xml:space="preserve"> </w:t>
+      </w:r>
+      <w:r>
+        <w:t xml:space="preserve">| 2020 | 17.2900 | 16.8040 | 16.4255 | 2.2527 |</w:t>
+      </w:r>
+      <w:r>
+        <w:t xml:space="preserve"> </w:t>
+      </w:r>
+      <w:r>
+        <w:t xml:space="preserve">| 2021 | 15.8600 | 15.1971 | 15.0670 | 0.8563 |</w:t>
+      </w:r>
+      <w:r>
+        <w:t xml:space="preserve"> </w:t>
+      </w:r>
+      <w:r>
+        <w:t xml:space="preserve">| 2022 | 14.0800 | 14.0778 | 13.3760 | 4.9850 |</w:t>
       </w:r>
     </w:p>
     <w:p>
@@ -820,20 +953,20 @@
       <w:r>
         <w:drawing>
           <wp:inline>
-            <wp:extent cx="5334000" cy="2388855"/>
+            <wp:extent cx="5334000" cy="2517543"/>
             <wp:effectExtent b="0" l="0" r="0" t="0"/>
-            <wp:docPr descr="采样记录：操作性完成不等于收敛认证" title="" id="35" name="Picture"/>
+            <wp:docPr descr="四年保产门槛余量：2022基准现已可核算" title="" id="36" name="Picture"/>
             <a:graphic>
               <a:graphicData uri="http://schemas.openxmlformats.org/drawingml/2006/picture">
                 <pic:pic>
                   <pic:nvPicPr>
-                    <pic:cNvPr descr="figures/U02_sampling_record.png" id="36" name="Picture"/>
+                    <pic:cNvPr descr="figures/E02_yield_gate_headroom.png" id="37" name="Picture"/>
                     <pic:cNvPicPr>
                       <a:picLocks noChangeArrowheads="1" noChangeAspect="1"/>
                     </pic:cNvPicPr>
                   </pic:nvPicPr>
                   <pic:blipFill>
-                    <a:blip r:embed="rId34"/>
+                    <a:blip r:embed="rId35"/>
                     <a:stretch>
                       <a:fillRect/>
                     </a:stretch>
@@ -841,7 +974,7 @@
                   <pic:spPr bwMode="auto">
                     <a:xfrm>
                       <a:off x="0" y="0"/>
-                      <a:ext cx="5334000" cy="2388855"/>
+                      <a:ext cx="5334000" cy="2517543"/>
                     </a:xfrm>
                     <a:prstGeom prst="rect">
                       <a:avLst/>
@@ -865,7 +998,7 @@
         <w:pStyle w:val="ImageCaption"/>
       </w:pPr>
       <w:r>
-        <w:t xml:space="preserve">采样记录：操作性完成不等于收敛认证</w:t>
+        <w:t xml:space="preserve">四年保产门槛余量：2022基准现已可核算</w:t>
       </w:r>
     </w:p>
     <w:p>
@@ -873,233 +1006,729 @@
         <w:pStyle w:val="BodyText"/>
       </w:pPr>
       <w:r>
-        <w:t xml:space="preserve">图注：阶段一各4独立ensemble，阶段二各1个。斜线/空心是2022阶段二报告值，未经原始链核验。5τ是截断规则；相关draw数不等于独立ESS。</w:t>
-      </w:r>
-    </w:p>
-    <w:bookmarkEnd w:id="37"/>
-    <w:bookmarkStart w:id="38" w:name="校准评价"/>
-    <w:p>
-      <w:pPr>
-        <w:pStyle w:val="Heading3"/>
-      </w:pPr>
-      <w:r>
-        <w:t xml:space="preserve">3.4 校准评价</w:t>
-      </w:r>
-    </w:p>
-    <w:p>
-      <w:pPr>
-        <w:pStyle w:val="FirstParagraph"/>
-      </w:pPr>
-      <w:r>
-        <w:t xml:space="preserve">R²=1−SSE/SST；RMSE为均方误差平方根，Bias=mean(模拟−观测)。一年一对产量只报偏差。以同一批资料评价称校准拟合；不冒充外部验证。</w:t>
-      </w:r>
-    </w:p>
-    <w:bookmarkEnd w:id="38"/>
-    <w:bookmarkEnd w:id="39"/>
-    <w:bookmarkStart w:id="40" w:name="独立范围sobol的正式实施方案"/>
-    <w:p>
-      <w:pPr>
-        <w:pStyle w:val="Heading2"/>
-      </w:pPr>
-      <w:r>
-        <w:t xml:space="preserve">4 独立范围Sobol的正式实施方案</w:t>
-      </w:r>
-    </w:p>
-    <w:p>
-      <w:pPr>
-        <w:pStyle w:val="FirstParagraph"/>
-      </w:pPr>
-      <w:r>
-        <w:t xml:space="preserve">主分析用8参数独立均匀物理范围，回答预声明空间的响应方差贡献，不是相关后验归因；全均匀试验也不等于原贝叶斯先验密度。物理范围需有文献或农艺来源，局部95%边际范围仅叫后验邻域响应实验。</w:t>
-      </w:r>
-      <w:r>
-        <w:t xml:space="preserve"> </w:t>
-      </w:r>
-      <w:r>
-        <w:t xml:space="preserve">先N128×3个scramble，必要时升512。不算二阶时调用数N(D+2)=10N；算二阶为18N。四年N128三种子共15360次真实调用，先计时再定预算。</w:t>
-      </w:r>
-      <w:r>
-        <w:t xml:space="preserve"> </w:t>
-      </w:r>
-      <w:r>
-        <w:t xml:space="preserve">保存输入空间、设计矩阵、逐次响应、S1/ST和bootstrap区间、输出均值方差与单位、失败点和种子。按年度比较排序，不用跨年均值代替年度结果，也不靠裁剪指数或强制排序美化结果。</w:t>
-      </w:r>
-      <w:r>
-        <w:t xml:space="preserve"> </w:t>
+        <w:t xml:space="preserve">图注：2022真实均值点产量14.077783 t/ha；允许减产约4.985%。2021仍仅约0.856%。这些是产量空间余量，不是节水率或置信区间。</w:t>
+      </w:r>
+    </w:p>
+    <w:p>
+      <w:pPr>
+        <w:pStyle w:val="BodyText"/>
+      </w:pPr>
+      <w:r>
+        <w:t xml:space="preserve">2021的模型基准已低估观测约4.18%，因此继续相对模型基准再容许5%减产会放宽真实门槛。2022新精确基准距门槛余量约4.985%，这不是节水率。</w:t>
+      </w:r>
+      <w:r>
+        <w:t xml:space="preserve"> </w:t>
+      </w:r>
+      <w:r>
+        <w:t xml:space="preserve">NSGA-III采用100个双目标参考方向/种群、100代、5算法种子；默认与同预算NSGA-II比较，按年固定HV参考尺度。保存每代X/F/G/CV、目标、约束和前沿，不因结果不理想而只保留单次运行。</w:t>
+      </w:r>
+      <w:r>
+        <w:t xml:space="preserve"> </w:t>
+      </w:r>
+      <w:r>
+        <w:t xml:space="preserve">推荐为ε门槛内最低灌水量，并列两个相邻可行备选；无可行解则明确无推荐，不回退最高产量。最终候选必须以同一真实模型回代，不能用绘图插值得到新可行点。</w:t>
+      </w:r>
+      <w:r>
+        <w:t xml:space="preserve"> </w:t>
+      </w:r>
+      <w:r>
+        <w:t xml:space="preserve">候选分别扰动阶段一/固定阶段二中心、扰动阶段二整行样本/固定阶段一中心，每个可用组至少128行，保留组内相关；2022两个组现均有真实样本。报告均值、5%分位、绝对观测门槛概率、MC误差、灌水/通量/守恒。这是声明分布下的条件核验，不是八维联合传播或田间失收概率。</w:t>
+      </w:r>
+      <w:r>
+        <w:t xml:space="preserve"> </w:t>
+      </w:r>
+      <w:r>
+        <w:t xml:space="preserve">年度专用方案可逐年优化；若要声称未知年通用制度，需留一年/嵌套检验，不用同四年同时选解和验证。</w:t>
       </w:r>
       <w:r>
         <w:rPr>
           <w:b/>
           <w:bCs/>
         </w:rPr>
-        <w:t xml:space="preserve">结果占位：真实模型尚未执行，暂不填写敏感性指数和正式排名，不沿用旧代理图代替。</w:t>
-      </w:r>
-    </w:p>
-    <w:bookmarkEnd w:id="40"/>
-    <w:bookmarkStart w:id="42" w:name="确定性双目标nsga-iii的正式实施方案"/>
+        <w:t xml:space="preserve">真实前沿、节水率和推荐日程尚未生成；旧2021约38%仍撤回。</w:t>
+      </w:r>
+    </w:p>
+    <w:bookmarkEnd w:id="38"/>
+    <w:bookmarkStart w:id="56" w:name="现阶段可写入论文的结果"/>
     <w:p>
       <w:pPr>
         <w:pStyle w:val="Heading2"/>
       </w:pPr>
       <w:r>
-        <w:t xml:space="preserve">5 确定性双目标NSGA-III的正式实施方案</w:t>
-      </w:r>
-    </w:p>
-    <w:bookmarkStart w:id="41" w:name="管理变量"/>
+        <w:t xml:space="preserve">6 现阶段可写入论文的结果</w:t>
+      </w:r>
+    </w:p>
+    <w:bookmarkStart w:id="42" w:name="校准指标与证据分层"/>
     <w:p>
       <w:pPr>
         <w:pStyle w:val="Heading3"/>
       </w:pPr>
       <w:r>
-        <w:t xml:space="preserve">5.1 管理变量</w:t>
-      </w:r>
-    </w:p>
-    <w:p>
-      <w:pPr>
-        <w:pStyle w:val="FirstParagraph"/>
-      </w:pPr>
-      <w:r>
-        <w:t xml:space="preserve">方案A为SMT1—SMT4，必须核对真实模块中百分比的定义、方向、根区和触发条件。方案B为四至五阶段水量、日期限定允许窗口。两者二选一；固定日期水量优化不写成日期优化。</w:t>
-      </w:r>
-      <w:r>
-        <w:t xml:space="preserve"> </w:t>
-      </w:r>
-      <w:r>
-        <w:t xml:space="preserve">### 5.2 目标与约束</w:t>
-      </w:r>
-      <w:r>
-        <w:t xml:space="preserve"> </w:t>
-      </w:r>
-      <w:r>
-        <w:t xml:space="preserve">固定年度中心参数，min(−Y13,I)。约束I≤年度DI模型基准；Y13≥0.95×文献观测产量；水量、灌期、非负量与守恒合格。同步报告相对同模型基准变化，防止混用观测、初始模拟与中心点模拟。</w:t>
-      </w:r>
-      <w:r>
-        <w:t xml:space="preserve"> </w:t>
-      </w:r>
-      <w:r>
-        <w:t xml:space="preserve">IWP=100×Y[t/ha]/I[mm]，单位kg/m³；产量统一13%含水率。零灌溉仅反事实，未经实测不得称验证情景。</w:t>
-      </w:r>
-      <w:r>
-        <w:t xml:space="preserve"> </w:t>
-      </w:r>
-      <w:r>
-        <w:t xml:space="preserve">### 5.3 预算、对照和选解</w:t>
-      </w:r>
-      <w:r>
-        <w:t xml:space="preserve"> </w:t>
-      </w:r>
-      <w:r>
-        <w:t xml:space="preserve">至少5种子、约100参考方向/种群、100代；双目标100个Das-Dennis方向可由99分割获得，不能照抄三目标配置。记录每代种群、目标和约束；加NSGA-II或参考方向敏感性对照。同年度同尺度使用固定HV参考点。</w:t>
-      </w:r>
-      <w:r>
-        <w:t xml:space="preserve"> </w:t>
-      </w:r>
-      <w:r>
-        <w:t xml:space="preserve">用ε约束选达产量阈值内最小水量，并列相邻备选；不自动称几何膝点。NSGA-III是算法名，不是只运行三代。约100×100×5×4=200000次候选调用，需先测实际耗时。</w:t>
-      </w:r>
-      <w:r>
-        <w:t xml:space="preserve"> </w:t>
-      </w:r>
-      <w:r>
-        <w:rPr>
-          <w:b/>
-          <w:bCs/>
-        </w:rPr>
-        <w:t xml:space="preserve">结果占位：真实前沿、最终节水率、推荐日程未生成。旧2021约38%已撤回；新文档2.28%等亦缺原始运行响应，本轮不纳入已核验结论。</w:t>
-      </w:r>
-    </w:p>
-    <w:bookmarkEnd w:id="41"/>
-    <w:bookmarkEnd w:id="42"/>
-    <w:bookmarkStart w:id="43" w:name="条件扰动与适用范围"/>
-    <w:p>
-      <w:pPr>
-        <w:pStyle w:val="Heading2"/>
-      </w:pPr>
-      <w:r>
-        <w:t xml:space="preserve">6 条件扰动与适用范围</w:t>
-      </w:r>
-    </w:p>
-    <w:p>
-      <w:pPr>
-        <w:pStyle w:val="FirstParagraph"/>
-      </w:pPr>
-      <w:r>
-        <w:t xml:space="preserve">候选需真实模型回代。至少128组扰动是起始预算，仍要评估低分位和达标率的MC误差；样本数本身不保证可靠性。</w:t>
-      </w:r>
-      <w:r>
-        <w:t xml:space="preserve"> </w:t>
-      </w:r>
-      <w:r>
-        <w:t xml:space="preserve">分别扰动阶段一/固定阶段二中心，以及扰动阶段二整行样本/固定阶段一中心，保留组内相关。此为局部条件实验，不是完整联合传播。报告产量低分位、达标率、水量和守恒；这些概率只对应声明的条件分布，不是田间失收概率。</w:t>
-      </w:r>
-      <w:r>
-        <w:t xml:space="preserve"> </w:t>
-      </w:r>
-      <w:r>
-        <w:t xml:space="preserve">年度专用制度可逐年描述；推广到未知年份才需要留一年或嵌套跨年验证，不能用同四年既选制度又宣称外部验证。</w:t>
-      </w:r>
-    </w:p>
-    <w:bookmarkEnd w:id="43"/>
-    <w:bookmarkStart w:id="52" w:name="现阶段可写的结果"/>
-    <w:p>
-      <w:pPr>
-        <w:pStyle w:val="Heading2"/>
-      </w:pPr>
-      <w:r>
-        <w:t xml:space="preserve">7 现阶段可写的结果</w:t>
-      </w:r>
-    </w:p>
-    <w:bookmarkStart w:id="50" w:name="校准表现"/>
-    <w:p>
-      <w:pPr>
-        <w:pStyle w:val="Heading3"/>
-      </w:pPr>
-      <w:r>
-        <w:t xml:space="preserve">7.1 校准表现</w:t>
-      </w:r>
-    </w:p>
-    <w:p>
-      <w:pPr>
-        <w:pStyle w:val="FirstParagraph"/>
-      </w:pPr>
-      <w:r>
-        <w:t xml:space="preserve">2019—2021配对输出可复算；2022只列新文档汇总值，尚未得到本轮配对输出核验。校准误差和优化减产率是不同量。</w:t>
-      </w:r>
-      <w:r>
-        <w:t xml:space="preserve"> </w:t>
-      </w:r>
-      <w:r>
-        <w:t xml:space="preserve">| 年份 | CC样本数 | CC_R2 | CC_RMSE | 生物量样本数 | 生物量_R2 | 生物量_RMSE | 观测产量 | 模拟产量 | 产量误差_pct | 证据 |</w:t>
-      </w:r>
-      <w:r>
-        <w:t xml:space="preserve"> </w:t>
-      </w:r>
-      <w:r>
-        <w:t xml:space="preserve">| — | — | — | — | — | — | — | — | — | — | — |</w:t>
-      </w:r>
-      <w:r>
-        <w:t xml:space="preserve"> </w:t>
-      </w:r>
-      <w:r>
-        <w:t xml:space="preserve">| 2019 | 12 | 0.9932 | 0.0316 | 9.0000 | 0.9926 | 1.0498 | 16.5500 | 16.7017 | 0.9166 | 配对输出可复算 |</w:t>
-      </w:r>
-      <w:r>
-        <w:t xml:space="preserve"> </w:t>
-      </w:r>
-      <w:r>
-        <w:t xml:space="preserve">| 2020 | 13 | 0.9794 | 0.0482 | 10.0000 | 0.9766 | 1.1393 | 17.2900 | 16.8040 | -2.8107 | 配对输出可复算 |</w:t>
-      </w:r>
-      <w:r>
-        <w:t xml:space="preserve"> </w:t>
-      </w:r>
-      <w:r>
-        <w:t xml:space="preserve">| 2021 | 11 | 0.9902 | 0.0370 | 8.0000 | 0.9685 | 1.2520 | 15.8600 | 15.1971 | -4.1795 | 配对输出可复算 |</w:t>
-      </w:r>
-      <w:r>
-        <w:t xml:space="preserve"> </w:t>
-      </w:r>
-      <w:r>
-        <w:t xml:space="preserve">| 2022 | 12 | 0.9310 | 0.0600 | — | 0.9970 | 0.5560 | 14.0800 | 14.0800 | -0.0200 | 新文档汇总，缺配对输出 |</w:t>
+        <w:t xml:space="preserve">6.1 校准指标与证据分层</w:t>
+      </w:r>
+    </w:p>
+    <w:tbl>
+      <w:tblPr>
+        <w:tblStyle w:val="Table"/>
+        <w:tblW w:type="pct" w:w="5000"/>
+        <w:jc w:val="left"/>
+        <w:tblLayout w:type="fixed"/>
+        <w:tblLook w:firstRow="1" w:lastRow="0" w:firstColumn="0" w:lastColumn="0" w:noHBand="0" w:noVBand="0" w:val="0020"/>
+        <w:tblBorders>
+          <w:top w:val="single" w:sz="4" w:color="C6D1D9"/>
+          <w:left w:val="single" w:sz="4" w:color="C6D1D9"/>
+          <w:bottom w:val="single" w:sz="4" w:color="C6D1D9"/>
+          <w:right w:val="single" w:sz="4" w:color="C6D1D9"/>
+          <w:insideH w:val="single" w:sz="4" w:color="C6D1D9"/>
+          <w:insideV w:val="single" w:sz="4" w:color="C6D1D9"/>
+        </w:tblBorders>
+      </w:tblPr>
+      <w:tblGrid>
+        <w:gridCol w:w="990"/>
+        <w:gridCol w:w="990"/>
+        <w:gridCol w:w="990"/>
+        <w:gridCol w:w="990"/>
+        <w:gridCol w:w="990"/>
+        <w:gridCol w:w="990"/>
+        <w:gridCol w:w="990"/>
+        <w:gridCol w:w="990"/>
+      </w:tblGrid>
+      <w:tr>
+        <w:trPr>
+          <w:tblHeader w:val="on"/>
+        </w:trPr>
+        <w:tc>
+          <w:tcPr>
+            <w:shd w:fill="DDE8EE"/>
+          </w:tcPr>
+          <w:p>
+            <w:pPr>
+              <w:pStyle w:val="Compact"/>
+              <w:jc w:val="left"/>
+            </w:pPr>
+            <w:r>
+              <w:rPr>
+                <w:sz w:val="16"/>
+              </w:rPr>
+              <w:t xml:space="preserve">年份</w:t>
+            </w:r>
+          </w:p>
+        </w:tc>
+        <w:tc>
+          <w:tcPr>
+            <w:shd w:fill="DDE8EE"/>
+          </w:tcPr>
+          <w:p>
+            <w:pPr>
+              <w:pStyle w:val="Compact"/>
+              <w:jc w:val="left"/>
+            </w:pPr>
+            <w:r>
+              <w:rPr>
+                <w:sz w:val="16"/>
+              </w:rPr>
+              <w:t xml:space="preserve">CC_R2</w:t>
+            </w:r>
+          </w:p>
+        </w:tc>
+        <w:tc>
+          <w:tcPr>
+            <w:shd w:fill="DDE8EE"/>
+          </w:tcPr>
+          <w:p>
+            <w:pPr>
+              <w:pStyle w:val="Compact"/>
+              <w:jc w:val="left"/>
+            </w:pPr>
+            <w:r>
+              <w:rPr>
+                <w:sz w:val="16"/>
+              </w:rPr>
+              <w:t xml:space="preserve">CC_RMSE</w:t>
+            </w:r>
+          </w:p>
+        </w:tc>
+        <w:tc>
+          <w:tcPr>
+            <w:shd w:fill="DDE8EE"/>
+          </w:tcPr>
+          <w:p>
+            <w:pPr>
+              <w:pStyle w:val="Compact"/>
+              <w:jc w:val="left"/>
+            </w:pPr>
+            <w:r>
+              <w:rPr>
+                <w:sz w:val="16"/>
+              </w:rPr>
+              <w:t xml:space="preserve">生物量_R2</w:t>
+            </w:r>
+          </w:p>
+        </w:tc>
+        <w:tc>
+          <w:tcPr>
+            <w:shd w:fill="DDE8EE"/>
+          </w:tcPr>
+          <w:p>
+            <w:pPr>
+              <w:pStyle w:val="Compact"/>
+              <w:jc w:val="left"/>
+            </w:pPr>
+            <w:r>
+              <w:rPr>
+                <w:sz w:val="16"/>
+              </w:rPr>
+              <w:t xml:space="preserve">生物量_RMSE</w:t>
+            </w:r>
+          </w:p>
+        </w:tc>
+        <w:tc>
+          <w:tcPr>
+            <w:shd w:fill="DDE8EE"/>
+          </w:tcPr>
+          <w:p>
+            <w:pPr>
+              <w:pStyle w:val="Compact"/>
+              <w:jc w:val="left"/>
+            </w:pPr>
+            <w:r>
+              <w:rPr>
+                <w:sz w:val="16"/>
+              </w:rPr>
+              <w:t xml:space="preserve">观测产量</w:t>
+            </w:r>
+          </w:p>
+        </w:tc>
+        <w:tc>
+          <w:tcPr>
+            <w:shd w:fill="DDE8EE"/>
+          </w:tcPr>
+          <w:p>
+            <w:pPr>
+              <w:pStyle w:val="Compact"/>
+              <w:jc w:val="left"/>
+            </w:pPr>
+            <w:r>
+              <w:rPr>
+                <w:sz w:val="16"/>
+              </w:rPr>
+              <w:t xml:space="preserve">模拟产量</w:t>
+            </w:r>
+          </w:p>
+        </w:tc>
+        <w:tc>
+          <w:tcPr>
+            <w:shd w:fill="DDE8EE"/>
+          </w:tcPr>
+          <w:p>
+            <w:pPr>
+              <w:pStyle w:val="Compact"/>
+              <w:jc w:val="left"/>
+            </w:pPr>
+            <w:r>
+              <w:rPr>
+                <w:sz w:val="16"/>
+              </w:rPr>
+              <w:t xml:space="preserve">产量误差_pct</w:t>
+            </w:r>
+          </w:p>
+        </w:tc>
+      </w:tr>
+      <w:tr>
+        <w:tc>
+          <w:tcPr/>
+          <w:p>
+            <w:pPr>
+              <w:pStyle w:val="Compact"/>
+              <w:jc w:val="left"/>
+            </w:pPr>
+            <w:r>
+              <w:rPr>
+                <w:sz w:val="16"/>
+              </w:rPr>
+              <w:t xml:space="preserve">2019</w:t>
+            </w:r>
+          </w:p>
+        </w:tc>
+        <w:tc>
+          <w:tcPr/>
+          <w:p>
+            <w:pPr>
+              <w:pStyle w:val="Compact"/>
+              <w:jc w:val="left"/>
+            </w:pPr>
+            <w:r>
+              <w:rPr>
+                <w:sz w:val="16"/>
+              </w:rPr>
+              <w:t xml:space="preserve">0.9932</w:t>
+            </w:r>
+          </w:p>
+        </w:tc>
+        <w:tc>
+          <w:tcPr/>
+          <w:p>
+            <w:pPr>
+              <w:pStyle w:val="Compact"/>
+              <w:jc w:val="left"/>
+            </w:pPr>
+            <w:r>
+              <w:rPr>
+                <w:sz w:val="16"/>
+              </w:rPr>
+              <w:t xml:space="preserve">0.0316</w:t>
+            </w:r>
+          </w:p>
+        </w:tc>
+        <w:tc>
+          <w:tcPr/>
+          <w:p>
+            <w:pPr>
+              <w:pStyle w:val="Compact"/>
+              <w:jc w:val="left"/>
+            </w:pPr>
+            <w:r>
+              <w:rPr>
+                <w:sz w:val="16"/>
+              </w:rPr>
+              <w:t xml:space="preserve">0.9926</w:t>
+            </w:r>
+          </w:p>
+        </w:tc>
+        <w:tc>
+          <w:tcPr/>
+          <w:p>
+            <w:pPr>
+              <w:pStyle w:val="Compact"/>
+              <w:jc w:val="left"/>
+            </w:pPr>
+            <w:r>
+              <w:rPr>
+                <w:sz w:val="16"/>
+              </w:rPr>
+              <w:t xml:space="preserve">1.0498</w:t>
+            </w:r>
+          </w:p>
+        </w:tc>
+        <w:tc>
+          <w:tcPr/>
+          <w:p>
+            <w:pPr>
+              <w:pStyle w:val="Compact"/>
+              <w:jc w:val="left"/>
+            </w:pPr>
+            <w:r>
+              <w:rPr>
+                <w:sz w:val="16"/>
+              </w:rPr>
+              <w:t xml:space="preserve">16.5500</w:t>
+            </w:r>
+          </w:p>
+        </w:tc>
+        <w:tc>
+          <w:tcPr/>
+          <w:p>
+            <w:pPr>
+              <w:pStyle w:val="Compact"/>
+              <w:jc w:val="left"/>
+            </w:pPr>
+            <w:r>
+              <w:rPr>
+                <w:sz w:val="16"/>
+              </w:rPr>
+              <w:t xml:space="preserve">16.7017</w:t>
+            </w:r>
+          </w:p>
+        </w:tc>
+        <w:tc>
+          <w:tcPr/>
+          <w:p>
+            <w:pPr>
+              <w:pStyle w:val="Compact"/>
+              <w:jc w:val="left"/>
+            </w:pPr>
+            <w:r>
+              <w:rPr>
+                <w:sz w:val="16"/>
+              </w:rPr>
+              <w:t xml:space="preserve">0.9166</w:t>
+            </w:r>
+          </w:p>
+        </w:tc>
+      </w:tr>
+      <w:tr>
+        <w:tc>
+          <w:tcPr/>
+          <w:p>
+            <w:pPr>
+              <w:pStyle w:val="Compact"/>
+              <w:jc w:val="left"/>
+            </w:pPr>
+            <w:r>
+              <w:rPr>
+                <w:sz w:val="16"/>
+              </w:rPr>
+              <w:t xml:space="preserve">2020</w:t>
+            </w:r>
+          </w:p>
+        </w:tc>
+        <w:tc>
+          <w:tcPr/>
+          <w:p>
+            <w:pPr>
+              <w:pStyle w:val="Compact"/>
+              <w:jc w:val="left"/>
+            </w:pPr>
+            <w:r>
+              <w:rPr>
+                <w:sz w:val="16"/>
+              </w:rPr>
+              <w:t xml:space="preserve">0.9794</w:t>
+            </w:r>
+          </w:p>
+        </w:tc>
+        <w:tc>
+          <w:tcPr/>
+          <w:p>
+            <w:pPr>
+              <w:pStyle w:val="Compact"/>
+              <w:jc w:val="left"/>
+            </w:pPr>
+            <w:r>
+              <w:rPr>
+                <w:sz w:val="16"/>
+              </w:rPr>
+              <w:t xml:space="preserve">0.0482</w:t>
+            </w:r>
+          </w:p>
+        </w:tc>
+        <w:tc>
+          <w:tcPr/>
+          <w:p>
+            <w:pPr>
+              <w:pStyle w:val="Compact"/>
+              <w:jc w:val="left"/>
+            </w:pPr>
+            <w:r>
+              <w:rPr>
+                <w:sz w:val="16"/>
+              </w:rPr>
+              <w:t xml:space="preserve">0.9766</w:t>
+            </w:r>
+          </w:p>
+        </w:tc>
+        <w:tc>
+          <w:tcPr/>
+          <w:p>
+            <w:pPr>
+              <w:pStyle w:val="Compact"/>
+              <w:jc w:val="left"/>
+            </w:pPr>
+            <w:r>
+              <w:rPr>
+                <w:sz w:val="16"/>
+              </w:rPr>
+              <w:t xml:space="preserve">1.1393</w:t>
+            </w:r>
+          </w:p>
+        </w:tc>
+        <w:tc>
+          <w:tcPr/>
+          <w:p>
+            <w:pPr>
+              <w:pStyle w:val="Compact"/>
+              <w:jc w:val="left"/>
+            </w:pPr>
+            <w:r>
+              <w:rPr>
+                <w:sz w:val="16"/>
+              </w:rPr>
+              <w:t xml:space="preserve">17.2900</w:t>
+            </w:r>
+          </w:p>
+        </w:tc>
+        <w:tc>
+          <w:tcPr/>
+          <w:p>
+            <w:pPr>
+              <w:pStyle w:val="Compact"/>
+              <w:jc w:val="left"/>
+            </w:pPr>
+            <w:r>
+              <w:rPr>
+                <w:sz w:val="16"/>
+              </w:rPr>
+              <w:t xml:space="preserve">16.8040</w:t>
+            </w:r>
+          </w:p>
+        </w:tc>
+        <w:tc>
+          <w:tcPr/>
+          <w:p>
+            <w:pPr>
+              <w:pStyle w:val="Compact"/>
+              <w:jc w:val="left"/>
+            </w:pPr>
+            <w:r>
+              <w:rPr>
+                <w:sz w:val="16"/>
+              </w:rPr>
+              <w:t xml:space="preserve">-2.8107</w:t>
+            </w:r>
+          </w:p>
+        </w:tc>
+      </w:tr>
+      <w:tr>
+        <w:tc>
+          <w:tcPr/>
+          <w:p>
+            <w:pPr>
+              <w:pStyle w:val="Compact"/>
+              <w:jc w:val="left"/>
+            </w:pPr>
+            <w:r>
+              <w:rPr>
+                <w:sz w:val="16"/>
+              </w:rPr>
+              <w:t xml:space="preserve">2021</w:t>
+            </w:r>
+          </w:p>
+        </w:tc>
+        <w:tc>
+          <w:tcPr/>
+          <w:p>
+            <w:pPr>
+              <w:pStyle w:val="Compact"/>
+              <w:jc w:val="left"/>
+            </w:pPr>
+            <w:r>
+              <w:rPr>
+                <w:sz w:val="16"/>
+              </w:rPr>
+              <w:t xml:space="preserve">0.9902</w:t>
+            </w:r>
+          </w:p>
+        </w:tc>
+        <w:tc>
+          <w:tcPr/>
+          <w:p>
+            <w:pPr>
+              <w:pStyle w:val="Compact"/>
+              <w:jc w:val="left"/>
+            </w:pPr>
+            <w:r>
+              <w:rPr>
+                <w:sz w:val="16"/>
+              </w:rPr>
+              <w:t xml:space="preserve">0.0370</w:t>
+            </w:r>
+          </w:p>
+        </w:tc>
+        <w:tc>
+          <w:tcPr/>
+          <w:p>
+            <w:pPr>
+              <w:pStyle w:val="Compact"/>
+              <w:jc w:val="left"/>
+            </w:pPr>
+            <w:r>
+              <w:rPr>
+                <w:sz w:val="16"/>
+              </w:rPr>
+              <w:t xml:space="preserve">0.9685</w:t>
+            </w:r>
+          </w:p>
+        </w:tc>
+        <w:tc>
+          <w:tcPr/>
+          <w:p>
+            <w:pPr>
+              <w:pStyle w:val="Compact"/>
+              <w:jc w:val="left"/>
+            </w:pPr>
+            <w:r>
+              <w:rPr>
+                <w:sz w:val="16"/>
+              </w:rPr>
+              <w:t xml:space="preserve">1.2520</w:t>
+            </w:r>
+          </w:p>
+        </w:tc>
+        <w:tc>
+          <w:tcPr/>
+          <w:p>
+            <w:pPr>
+              <w:pStyle w:val="Compact"/>
+              <w:jc w:val="left"/>
+            </w:pPr>
+            <w:r>
+              <w:rPr>
+                <w:sz w:val="16"/>
+              </w:rPr>
+              <w:t xml:space="preserve">15.8600</w:t>
+            </w:r>
+          </w:p>
+        </w:tc>
+        <w:tc>
+          <w:tcPr/>
+          <w:p>
+            <w:pPr>
+              <w:pStyle w:val="Compact"/>
+              <w:jc w:val="left"/>
+            </w:pPr>
+            <w:r>
+              <w:rPr>
+                <w:sz w:val="16"/>
+              </w:rPr>
+              <w:t xml:space="preserve">15.1971</w:t>
+            </w:r>
+          </w:p>
+        </w:tc>
+        <w:tc>
+          <w:tcPr/>
+          <w:p>
+            <w:pPr>
+              <w:pStyle w:val="Compact"/>
+              <w:jc w:val="left"/>
+            </w:pPr>
+            <w:r>
+              <w:rPr>
+                <w:sz w:val="16"/>
+              </w:rPr>
+              <w:t xml:space="preserve">-4.1795</w:t>
+            </w:r>
+          </w:p>
+        </w:tc>
+      </w:tr>
+      <w:tr>
+        <w:tc>
+          <w:tcPr/>
+          <w:p>
+            <w:pPr>
+              <w:pStyle w:val="Compact"/>
+              <w:jc w:val="left"/>
+            </w:pPr>
+            <w:r>
+              <w:rPr>
+                <w:sz w:val="16"/>
+              </w:rPr>
+              <w:t xml:space="preserve">2022</w:t>
+            </w:r>
+          </w:p>
+        </w:tc>
+        <w:tc>
+          <w:tcPr/>
+          <w:p>
+            <w:pPr>
+              <w:pStyle w:val="Compact"/>
+              <w:jc w:val="left"/>
+            </w:pPr>
+            <w:r>
+              <w:rPr>
+                <w:sz w:val="16"/>
+              </w:rPr>
+              <w:t xml:space="preserve">0.9310</w:t>
+            </w:r>
+          </w:p>
+        </w:tc>
+        <w:tc>
+          <w:tcPr/>
+          <w:p>
+            <w:pPr>
+              <w:pStyle w:val="Compact"/>
+              <w:jc w:val="left"/>
+            </w:pPr>
+            <w:r>
+              <w:rPr>
+                <w:sz w:val="16"/>
+              </w:rPr>
+              <w:t xml:space="preserve">0.0596</w:t>
+            </w:r>
+          </w:p>
+        </w:tc>
+        <w:tc>
+          <w:tcPr/>
+          <w:p>
+            <w:pPr>
+              <w:pStyle w:val="Compact"/>
+              <w:jc w:val="left"/>
+            </w:pPr>
+            <w:r>
+              <w:rPr>
+                <w:sz w:val="16"/>
+              </w:rPr>
+              <w:t xml:space="preserve">0.9970</w:t>
+            </w:r>
+          </w:p>
+        </w:tc>
+        <w:tc>
+          <w:tcPr/>
+          <w:p>
+            <w:pPr>
+              <w:pStyle w:val="Compact"/>
+              <w:jc w:val="left"/>
+            </w:pPr>
+            <w:r>
+              <w:rPr>
+                <w:sz w:val="16"/>
+              </w:rPr>
+              <w:t xml:space="preserve">0.5562</w:t>
+            </w:r>
+          </w:p>
+        </w:tc>
+        <w:tc>
+          <w:tcPr/>
+          <w:p>
+            <w:pPr>
+              <w:pStyle w:val="Compact"/>
+              <w:jc w:val="left"/>
+            </w:pPr>
+            <w:r>
+              <w:rPr>
+                <w:sz w:val="16"/>
+              </w:rPr>
+              <w:t xml:space="preserve">14.0800</w:t>
+            </w:r>
+          </w:p>
+        </w:tc>
+        <w:tc>
+          <w:tcPr/>
+          <w:p>
+            <w:pPr>
+              <w:pStyle w:val="Compact"/>
+              <w:jc w:val="left"/>
+            </w:pPr>
+            <w:r>
+              <w:rPr>
+                <w:sz w:val="16"/>
+              </w:rPr>
+              <w:t xml:space="preserve">14.0778</w:t>
+            </w:r>
+          </w:p>
+        </w:tc>
+        <w:tc>
+          <w:tcPr/>
+          <w:p>
+            <w:pPr>
+              <w:pStyle w:val="Compact"/>
+              <w:jc w:val="left"/>
+            </w:pPr>
+            <w:r>
+              <w:rPr>
+                <w:sz w:val="16"/>
+              </w:rPr>
+              <w:t xml:space="preserve">-0.0157</w:t>
+            </w:r>
+          </w:p>
+        </w:tc>
+      </w:tr>
+    </w:tbl>
+    <w:p>
+      <w:pPr>
+        <w:pStyle w:val="BodyText"/>
+      </w:pPr>
+      <w:r>
+        <w:t xml:space="preserve">2019—2021的配对评价沿用此前独立复算。2022 RMSE和产量现有精确JSON支持；R²=0.931/0.997仍为Word汇总值，缺少配对序列，不能声称本轮逐点重算。年产量每年一对，不计算单年产量相关系数。±5%是项目容许幅度，不是统计置信带。</w:t>
       </w:r>
     </w:p>
     <w:p>
@@ -1109,20 +1738,20 @@
       <w:r>
         <w:drawing>
           <wp:inline>
-            <wp:extent cx="5334000" cy="2297589"/>
+            <wp:extent cx="5334000" cy="2372440"/>
             <wp:effectExtent b="0" l="0" r="0" t="0"/>
-            <wp:docPr descr="校准表现：按原始证据可复核程度分层" title="" id="45" name="Picture"/>
+            <wp:docPr descr="原链已补齐，配对序列证据仍需分别标注" title="" id="40" name="Picture"/>
             <a:graphic>
               <a:graphicData uri="http://schemas.openxmlformats.org/drawingml/2006/picture">
                 <pic:pic>
                   <pic:nvPicPr>
-                    <pic:cNvPr descr="figures/U04_calibration_scope.png" id="46" name="Picture"/>
+                    <pic:cNvPr descr="figures/U04_calibration_scope.png" id="41" name="Picture"/>
                     <pic:cNvPicPr>
                       <a:picLocks noChangeArrowheads="1" noChangeAspect="1"/>
                     </pic:cNvPicPr>
                   </pic:nvPicPr>
                   <pic:blipFill>
-                    <a:blip r:embed="rId44"/>
+                    <a:blip r:embed="rId39"/>
                     <a:stretch>
                       <a:fillRect/>
                     </a:stretch>
@@ -1130,7 +1759,7 @@
                   <pic:spPr bwMode="auto">
                     <a:xfrm>
                       <a:off x="0" y="0"/>
-                      <a:ext cx="5334000" cy="2297589"/>
+                      <a:ext cx="5334000" cy="2372440"/>
                     </a:xfrm>
                     <a:prstGeom prst="rect">
                       <a:avLst/>
@@ -1154,7 +1783,7 @@
         <w:pStyle w:val="ImageCaption"/>
       </w:pPr>
       <w:r>
-        <w:t xml:space="preserve">校准表现：按原始证据可复核程度分层</w:t>
+        <w:t xml:space="preserve">原链已补齐，配对序列证据仍需分别标注</w:t>
       </w:r>
     </w:p>
     <w:p>
@@ -1162,7 +1791,17 @@
         <w:pStyle w:val="BodyText"/>
       </w:pPr>
       <w:r>
-        <w:t xml:space="preserve">图注：2019—2021配对结果沿用独立复算；2022空心/斜线为文档汇总值，缺阶段二配对输出。±5%是项目约定，不是统计置信区间。</w:t>
+        <w:t xml:space="preserve">图注：2022空心R²仍为原Word中的汇总值，未从配对表重算；产量偏差与RMSE已更新为新JSON精确值。±5%为项目容许幅度。</w:t>
+      </w:r>
+    </w:p>
+    <w:bookmarkEnd w:id="42"/>
+    <w:bookmarkStart w:id="55" w:name="参数区间与补偿"/>
+    <w:p>
+      <w:pPr>
+        <w:pStyle w:val="Heading3"/>
+      </w:pPr>
+      <w:r>
+        <w:t xml:space="preserve">6.2 参数区间与补偿</w:t>
       </w:r>
     </w:p>
     <w:p>
@@ -1172,20 +1811,20 @@
       <w:r>
         <w:drawing>
           <wp:inline>
-            <wp:extent cx="5334000" cy="3228262"/>
+            <wp:extent cx="5334000" cy="3078651"/>
             <wp:effectExtent b="0" l="0" r="0" t="0"/>
-            <wp:docPr descr="2019—2021校准过程（沿用已核验图）" title="" id="48" name="Picture"/>
+            <wp:docPr descr="四年八参数区间：2022第二阶段已由真实链补齐" title="" id="44" name="Picture"/>
             <a:graphic>
               <a:graphicData uri="http://schemas.openxmlformats.org/drawingml/2006/picture">
                 <pic:pic>
                   <pic:nvPicPr>
-                    <pic:cNvPr descr="figures/U06_verified_calibration.png" id="49" name="Picture"/>
+                    <pic:cNvPr descr="figures/F04_parameter_intervals.png" id="45" name="Picture"/>
                     <pic:cNvPicPr>
                       <a:picLocks noChangeArrowheads="1" noChangeAspect="1"/>
                     </pic:cNvPicPr>
                   </pic:nvPicPr>
                   <pic:blipFill>
-                    <a:blip r:embed="rId47"/>
+                    <a:blip r:embed="rId43"/>
                     <a:stretch>
                       <a:fillRect/>
                     </a:stretch>
@@ -1193,7 +1832,7 @@
                   <pic:spPr bwMode="auto">
                     <a:xfrm>
                       <a:off x="0" y="0"/>
-                      <a:ext cx="5334000" cy="3228262"/>
+                      <a:ext cx="5334000" cy="3078651"/>
                     </a:xfrm>
                     <a:prstGeom prst="rect">
                       <a:avLst/>
@@ -1217,7 +1856,7 @@
         <w:pStyle w:val="ImageCaption"/>
       </w:pPr>
       <w:r>
-        <w:t xml:space="preserve">2019—2021校准过程（沿用已核验图）</w:t>
+        <w:t xml:space="preserve">四年八参数区间：2022第二阶段已由真实链补齐</w:t>
       </w:r>
     </w:p>
     <w:p>
@@ -1225,84 +1864,7 @@
         <w:pStyle w:val="BodyText"/>
       </w:pPr>
       <w:r>
-        <w:t xml:space="preserve">图注：据已有逐日输出和校准配对表；未重跑原模型，无新增外部验证。</w:t>
-      </w:r>
-    </w:p>
-    <w:bookmarkEnd w:id="50"/>
-    <w:bookmarkStart w:id="51" w:name="中心参数一致性"/>
-    <w:p>
-      <w:pPr>
-        <w:pStyle w:val="Heading3"/>
-      </w:pPr>
-      <w:r>
-        <w:t xml:space="preserve">7.2 中心参数一致性</w:t>
-      </w:r>
-    </w:p>
-    <w:p>
-      <w:pPr>
-        <w:pStyle w:val="FirstParagraph"/>
-      </w:pPr>
-      <w:r>
-        <w:t xml:space="preserve">29个中心值与原始保留均值一致。2022阶段二与实际源码仍缺原始可读文件。没有新证据证明所有参数严格多链收敛，应披露中心点近似的限制。</w:t>
-      </w:r>
-      <w:r>
-        <w:t xml:space="preserve"> </w:t>
-      </w:r>
-      <w:r>
-        <w:t xml:space="preserve">### 7.3 正式敏感性与管理结果</w:t>
-      </w:r>
-      <w:r>
-        <w:t xml:space="preserve"> </w:t>
-      </w:r>
-      <w:r>
-        <w:t xml:space="preserve">真实运行后再填：年度S1/ST/区间/输出方差，不同种子前沿与HV，基准和候选的产量/水量/IWP/储水变化，物理残差与ε约束方案、相邻备选、条件扰动。当前留空，不以旧代理数值顶替。</w:t>
-      </w:r>
-    </w:p>
-    <w:bookmarkEnd w:id="51"/>
-    <w:bookmarkEnd w:id="52"/>
-    <w:bookmarkStart w:id="53" w:name="讨论与结论"/>
-    <w:p>
-      <w:pPr>
-        <w:pStyle w:val="Heading2"/>
-      </w:pPr>
-      <w:r>
-        <w:t xml:space="preserve">8 讨论与结论</w:t>
-      </w:r>
-    </w:p>
-    <w:p>
-      <w:pPr>
-        <w:pStyle w:val="FirstParagraph"/>
-      </w:pPr>
-      <w:r>
-        <w:t xml:space="preserve">讨论应区分：校准拟合与识别性，独立范围响应与后验归因，确定性方案与高可靠性，以及年度专用与未知年推广。数据读图、灌溉日程、纠偏ETo和模型结构限制都应明示。</w:t>
-      </w:r>
-      <w:r>
-        <w:t xml:space="preserve"> </w:t>
-      </w:r>
-      <w:r>
-        <w:t xml:space="preserve">现阶段结论可写：</w:t>
-      </w:r>
-      <w:r>
-        <w:t xml:space="preserve">“</w:t>
-      </w:r>
-      <w:r>
-        <w:t xml:space="preserve">已形成分阶段条件校准的年度中心参数和可复现记录；独立范围Sobol及受约束确定性优化在逻辑上不依赖伪联合后验，正式数值仍待真实模型执行。</w:t>
-      </w:r>
-      <w:r>
-        <w:t xml:space="preserve">”</w:t>
-      </w:r>
-      <w:r>
-        <w:t xml:space="preserve">不提前写最终敏感参数、平均节水与推广结论。</w:t>
-      </w:r>
-    </w:p>
-    <w:bookmarkEnd w:id="53"/>
-    <w:bookmarkStart w:id="57" w:name="补充诊断与方法参考"/>
-    <w:p>
-      <w:pPr>
-        <w:pStyle w:val="Heading2"/>
-      </w:pPr>
-      <w:r>
-        <w:t xml:space="preserve">补充诊断与方法参考</w:t>
+        <w:t xml:space="preserve">图注：点为中位数，线为2.5%—97.5%相关保留样本分位；灰短线为各年链支持。单组阶段二为条件分布，不是认证收敛或联合后验。</w:t>
       </w:r>
     </w:p>
     <w:p>
@@ -1312,20 +1874,20 @@
       <w:r>
         <w:drawing>
           <wp:inline>
-            <wp:extent cx="5334000" cy="3342094"/>
+            <wp:extent cx="5334000" cy="4857130"/>
             <wp:effectExtent b="0" l="0" r="0" t="0"/>
-            <wp:docPr descr="补充诊断：第一阶段跨独立ensemble的Rhat" title="" id="55" name="Picture"/>
+            <wp:docPr descr="四年第二阶段：WP_late与HI0的参数补偿" title="" id="47" name="Picture"/>
             <a:graphic>
               <a:graphicData uri="http://schemas.openxmlformats.org/drawingml/2006/picture">
                 <pic:pic>
                   <pic:nvPicPr>
-                    <pic:cNvPr descr="figures/SF01_rhat_disclosure.png" id="56" name="Picture"/>
+                    <pic:cNvPr descr="figures/F05_phase2_compensation.png" id="48" name="Picture"/>
                     <pic:cNvPicPr>
                       <a:picLocks noChangeArrowheads="1" noChangeAspect="1"/>
                     </pic:cNvPicPr>
                   </pic:nvPicPr>
                   <pic:blipFill>
-                    <a:blip r:embed="rId54"/>
+                    <a:blip r:embed="rId46"/>
                     <a:stretch>
                       <a:fillRect/>
                     </a:stretch>
@@ -1333,7 +1895,7 @@
                   <pic:spPr bwMode="auto">
                     <a:xfrm>
                       <a:off x="0" y="0"/>
-                      <a:ext cx="5334000" cy="3342094"/>
+                      <a:ext cx="5334000" cy="4857130"/>
                     </a:xfrm>
                     <a:prstGeom prst="rect">
                       <a:avLst/>
@@ -1357,7 +1919,7 @@
         <w:pStyle w:val="ImageCaption"/>
       </w:pPr>
       <w:r>
-        <w:t xml:space="preserve">补充诊断：第一阶段跨独立ensemble的Rhat</w:t>
+        <w:t xml:space="preserve">四年第二阶段：WP_late与HI0的参数补偿</w:t>
       </w:r>
     </w:p>
     <w:p>
@@ -1365,7 +1927,7 @@
         <w:pStyle w:val="BodyText"/>
       </w:pPr>
       <w:r>
-        <w:t xml:space="preserve">图注：匹配walker索引跨4个独立ensemble分别计算，报告最大值。限定为中心点确定性研究不等于已证明严格后验收敛。</w:t>
+        <w:t xml:space="preserve">图注：各图取同一年度真实阶段二的整行保留样本。2022相关系数约−0.645；阶段内相关已保留，不将不同阶段样本拼成八维联合后验。</w:t>
       </w:r>
     </w:p>
     <w:p>
@@ -1373,17 +1935,790 @@
         <w:pStyle w:val="BodyText"/>
       </w:pPr>
       <w:r>
-        <w:t xml:space="preserve">可核对FAO Irrigation and Drainage Paper 66；Goodman &amp; Weare (2010), DOI 10.2140/camcos.2010.5.65；Vehtari et al. (2021), DOI 10.1214/20-BA1221；Saltelli et al. (2010), DOI 10.1016/j.cpc.2009.09.018；Deb &amp; Jain (2014), DOI 10.1109/TEVC.2013.2281535。</w:t>
-      </w:r>
-      <w:r>
-        <w:t xml:space="preserve"> </w:t>
-      </w:r>
-      <w:r>
-        <w:t xml:space="preserve">本次具体参照论文仅有Windows路径和哈希，没有PDF原文，正式引用与设置仍待核。</w:t>
+        <w:t xml:space="preserve">2022的WP_late—HI0相关约−0.645，说明阶段二组内仍有补偿结构。该关系来自同一行真实样本，不应通过边际独立重抽打散；也不能凭较窄区间证明因果识别或完整联合后验收敛。</w:t>
+      </w:r>
+      <w:r>
+        <w:t xml:space="preserve"> </w:t>
+      </w:r>
+      <w:r>
+        <w:t xml:space="preserve">### 6.3 新增真实链及水量账</w:t>
+      </w:r>
+    </w:p>
+    <w:p>
+      <w:pPr>
+        <w:pStyle w:val="CaptionedFigure"/>
+      </w:pPr>
+      <w:r>
+        <w:drawing>
+          <wp:inline>
+            <wp:extent cx="5334000" cy="4237247"/>
+            <wp:effectExtent b="0" l="0" r="0" t="0"/>
+            <wp:docPr descr="2022正式第二阶段链：预热段163步，保留1,837步/每walker" title="" id="50" name="Picture"/>
+            <a:graphic>
+              <a:graphicData uri="http://schemas.openxmlformats.org/drawingml/2006/picture">
+                <pic:pic>
+                  <pic:nvPicPr>
+                    <pic:cNvPr descr="figures/F15_2022_phase2_chain.png" id="51" name="Picture"/>
+                    <pic:cNvPicPr>
+                      <a:picLocks noChangeArrowheads="1" noChangeAspect="1"/>
+                    </pic:cNvPicPr>
+                  </pic:nvPicPr>
+                  <pic:blipFill>
+                    <a:blip r:embed="rId49"/>
+                    <a:stretch>
+                      <a:fillRect/>
+                    </a:stretch>
+                  </pic:blipFill>
+                  <pic:spPr bwMode="auto">
+                    <a:xfrm>
+                      <a:off x="0" y="0"/>
+                      <a:ext cx="5334000" cy="4237247"/>
+                    </a:xfrm>
+                    <a:prstGeom prst="rect">
+                      <a:avLst/>
+                    </a:prstGeom>
+                    <a:noFill/>
+                    <a:ln w="9525">
+                      <a:noFill/>
+                      <a:headEnd/>
+                      <a:tailEnd/>
+                    </a:ln>
+                  </pic:spPr>
+                </pic:pic>
+              </a:graphicData>
+            </a:graphic>
+          </wp:inline>
+        </w:drawing>
+      </w:r>
+    </w:p>
+    <w:p>
+      <w:pPr>
+        <w:pStyle w:val="ImageCaption"/>
+      </w:pPr>
+      <w:r>
+        <w:t xml:space="preserve">2022正式第二阶段链：预热段163步，保留1,837步/每walker</w:t>
+      </w:r>
+    </w:p>
+    <w:p>
+      <w:pPr>
+        <w:pStyle w:val="BodyText"/>
+      </w:pPr>
+      <w:r>
+        <w:t xml:space="preserve">图注：仅使用正式2000步检查点，2步smoke排除。5τ截断与τ长度参考不是独立多链收敛认证；未把32个walker当作32条独立链计算Rhat。</w:t>
+      </w:r>
+    </w:p>
+    <w:tbl>
+      <w:tblPr>
+        <w:tblStyle w:val="Table"/>
+        <w:tblW w:type="pct" w:w="5000"/>
+        <w:jc w:val="left"/>
+        <w:tblLayout w:type="fixed"/>
+        <w:tblLook w:firstRow="1" w:lastRow="0" w:firstColumn="0" w:lastColumn="0" w:noHBand="0" w:noVBand="0" w:val="0020"/>
+        <w:tblBorders>
+          <w:top w:val="single" w:sz="4" w:color="C6D1D9"/>
+          <w:left w:val="single" w:sz="4" w:color="C6D1D9"/>
+          <w:bottom w:val="single" w:sz="4" w:color="C6D1D9"/>
+          <w:right w:val="single" w:sz="4" w:color="C6D1D9"/>
+          <w:insideH w:val="single" w:sz="4" w:color="C6D1D9"/>
+          <w:insideV w:val="single" w:sz="4" w:color="C6D1D9"/>
+        </w:tblBorders>
+      </w:tblPr>
+      <w:tblGrid>
+        <w:gridCol w:w="1131"/>
+        <w:gridCol w:w="1131"/>
+        <w:gridCol w:w="1131"/>
+        <w:gridCol w:w="1131"/>
+        <w:gridCol w:w="1131"/>
+        <w:gridCol w:w="1131"/>
+        <w:gridCol w:w="1131"/>
+      </w:tblGrid>
+      <w:tr>
+        <w:trPr>
+          <w:tblHeader w:val="on"/>
+        </w:trPr>
+        <w:tc>
+          <w:tcPr>
+            <w:shd w:fill="DDE8EE"/>
+          </w:tcPr>
+          <w:p>
+            <w:pPr>
+              <w:pStyle w:val="Compact"/>
+              <w:jc w:val="left"/>
+            </w:pPr>
+            <w:r>
+              <w:rPr>
+                <w:sz w:val="16"/>
+              </w:rPr>
+              <w:t xml:space="preserve">年份</w:t>
+            </w:r>
+          </w:p>
+        </w:tc>
+        <w:tc>
+          <w:tcPr>
+            <w:shd w:fill="DDE8EE"/>
+          </w:tcPr>
+          <w:p>
+            <w:pPr>
+              <w:pStyle w:val="Compact"/>
+              <w:jc w:val="left"/>
+            </w:pPr>
+            <w:r>
+              <w:rPr>
+                <w:sz w:val="16"/>
+              </w:rPr>
+              <w:t xml:space="preserve">灌溉_mm</w:t>
+            </w:r>
+          </w:p>
+        </w:tc>
+        <w:tc>
+          <w:tcPr>
+            <w:shd w:fill="DDE8EE"/>
+          </w:tcPr>
+          <w:p>
+            <w:pPr>
+              <w:pStyle w:val="Compact"/>
+              <w:jc w:val="left"/>
+            </w:pPr>
+            <w:r>
+              <w:rPr>
+                <w:sz w:val="16"/>
+              </w:rPr>
+              <w:t xml:space="preserve">降水_mm</w:t>
+            </w:r>
+          </w:p>
+        </w:tc>
+        <w:tc>
+          <w:tcPr>
+            <w:shd w:fill="DDE8EE"/>
+          </w:tcPr>
+          <w:p>
+            <w:pPr>
+              <w:pStyle w:val="Compact"/>
+              <w:jc w:val="left"/>
+            </w:pPr>
+            <w:r>
+              <w:rPr>
+                <w:sz w:val="16"/>
+              </w:rPr>
+              <w:t xml:space="preserve">Tr_mm</w:t>
+            </w:r>
+          </w:p>
+        </w:tc>
+        <w:tc>
+          <w:tcPr>
+            <w:shd w:fill="DDE8EE"/>
+          </w:tcPr>
+          <w:p>
+            <w:pPr>
+              <w:pStyle w:val="Compact"/>
+              <w:jc w:val="left"/>
+            </w:pPr>
+            <w:r>
+              <w:rPr>
+                <w:sz w:val="16"/>
+              </w:rPr>
+              <w:t xml:space="preserve">Es_mm</w:t>
+            </w:r>
+          </w:p>
+        </w:tc>
+        <w:tc>
+          <w:tcPr>
+            <w:shd w:fill="DDE8EE"/>
+          </w:tcPr>
+          <w:p>
+            <w:pPr>
+              <w:pStyle w:val="Compact"/>
+              <w:jc w:val="left"/>
+            </w:pPr>
+            <w:r>
+              <w:rPr>
+                <w:sz w:val="16"/>
+              </w:rPr>
+              <w:t xml:space="preserve">ET_mm</w:t>
+            </w:r>
+          </w:p>
+        </w:tc>
+        <w:tc>
+          <w:tcPr>
+            <w:shd w:fill="DDE8EE"/>
+          </w:tcPr>
+          <w:p>
+            <w:pPr>
+              <w:pStyle w:val="Compact"/>
+              <w:jc w:val="left"/>
+            </w:pPr>
+            <w:r>
+              <w:rPr>
+                <w:sz w:val="16"/>
+              </w:rPr>
+              <w:t xml:space="preserve">储水增加_mm</w:t>
+            </w:r>
+          </w:p>
+        </w:tc>
+      </w:tr>
+      <w:tr>
+        <w:tc>
+          <w:tcPr/>
+          <w:p>
+            <w:pPr>
+              <w:pStyle w:val="Compact"/>
+              <w:jc w:val="left"/>
+            </w:pPr>
+            <w:r>
+              <w:rPr>
+                <w:sz w:val="16"/>
+              </w:rPr>
+              <w:t xml:space="preserve">2019</w:t>
+            </w:r>
+          </w:p>
+        </w:tc>
+        <w:tc>
+          <w:tcPr/>
+          <w:p>
+            <w:pPr>
+              <w:pStyle w:val="Compact"/>
+              <w:jc w:val="left"/>
+            </w:pPr>
+            <w:r>
+              <w:rPr>
+                <w:sz w:val="16"/>
+              </w:rPr>
+              <w:t xml:space="preserve">445.2700</w:t>
+            </w:r>
+          </w:p>
+        </w:tc>
+        <w:tc>
+          <w:tcPr/>
+          <w:p>
+            <w:pPr>
+              <w:pStyle w:val="Compact"/>
+              <w:jc w:val="left"/>
+            </w:pPr>
+            <w:r>
+              <w:rPr>
+                <w:sz w:val="16"/>
+              </w:rPr>
+              <w:t xml:space="preserve">177.8688</w:t>
+            </w:r>
+          </w:p>
+        </w:tc>
+        <w:tc>
+          <w:tcPr/>
+          <w:p>
+            <w:pPr>
+              <w:pStyle w:val="Compact"/>
+              <w:jc w:val="left"/>
+            </w:pPr>
+            <w:r>
+              <w:rPr>
+                <w:sz w:val="16"/>
+              </w:rPr>
+              <w:t xml:space="preserve">540.7645</w:t>
+            </w:r>
+          </w:p>
+        </w:tc>
+        <w:tc>
+          <w:tcPr/>
+          <w:p>
+            <w:pPr>
+              <w:pStyle w:val="Compact"/>
+              <w:jc w:val="left"/>
+            </w:pPr>
+            <w:r>
+              <w:rPr>
+                <w:sz w:val="16"/>
+              </w:rPr>
+              <w:t xml:space="preserve">97.2337</w:t>
+            </w:r>
+          </w:p>
+        </w:tc>
+        <w:tc>
+          <w:tcPr/>
+          <w:p>
+            <w:pPr>
+              <w:pStyle w:val="Compact"/>
+              <w:jc w:val="left"/>
+            </w:pPr>
+            <w:r>
+              <w:rPr>
+                <w:sz w:val="16"/>
+              </w:rPr>
+              <w:t xml:space="preserve">637.9982</w:t>
+            </w:r>
+          </w:p>
+        </w:tc>
+        <w:tc>
+          <w:tcPr/>
+          <w:p>
+            <w:pPr>
+              <w:pStyle w:val="Compact"/>
+              <w:jc w:val="left"/>
+            </w:pPr>
+            <w:r>
+              <w:rPr>
+                <w:sz w:val="16"/>
+              </w:rPr>
+              <w:t xml:space="preserve">-19.2272</w:t>
+            </w:r>
+          </w:p>
+        </w:tc>
+      </w:tr>
+      <w:tr>
+        <w:tc>
+          <w:tcPr/>
+          <w:p>
+            <w:pPr>
+              <w:pStyle w:val="Compact"/>
+              <w:jc w:val="left"/>
+            </w:pPr>
+            <w:r>
+              <w:rPr>
+                <w:sz w:val="16"/>
+              </w:rPr>
+              <w:t xml:space="preserve">2020</w:t>
+            </w:r>
+          </w:p>
+        </w:tc>
+        <w:tc>
+          <w:tcPr/>
+          <w:p>
+            <w:pPr>
+              <w:pStyle w:val="Compact"/>
+              <w:jc w:val="left"/>
+            </w:pPr>
+            <w:r>
+              <w:rPr>
+                <w:sz w:val="16"/>
+              </w:rPr>
+              <w:t xml:space="preserve">559.7600</w:t>
+            </w:r>
+          </w:p>
+        </w:tc>
+        <w:tc>
+          <w:tcPr/>
+          <w:p>
+            <w:pPr>
+              <w:pStyle w:val="Compact"/>
+              <w:jc w:val="left"/>
+            </w:pPr>
+            <w:r>
+              <w:rPr>
+                <w:sz w:val="16"/>
+              </w:rPr>
+              <w:t xml:space="preserve">113.4648</w:t>
+            </w:r>
+          </w:p>
+        </w:tc>
+        <w:tc>
+          <w:tcPr/>
+          <w:p>
+            <w:pPr>
+              <w:pStyle w:val="Compact"/>
+              <w:jc w:val="left"/>
+            </w:pPr>
+            <w:r>
+              <w:rPr>
+                <w:sz w:val="16"/>
+              </w:rPr>
+              <w:t xml:space="preserve">526.7431</w:t>
+            </w:r>
+          </w:p>
+        </w:tc>
+        <w:tc>
+          <w:tcPr/>
+          <w:p>
+            <w:pPr>
+              <w:pStyle w:val="Compact"/>
+              <w:jc w:val="left"/>
+            </w:pPr>
+            <w:r>
+              <w:rPr>
+                <w:sz w:val="16"/>
+              </w:rPr>
+              <w:t xml:space="preserve">83.2188</w:t>
+            </w:r>
+          </w:p>
+        </w:tc>
+        <w:tc>
+          <w:tcPr/>
+          <w:p>
+            <w:pPr>
+              <w:pStyle w:val="Compact"/>
+              <w:jc w:val="left"/>
+            </w:pPr>
+            <w:r>
+              <w:rPr>
+                <w:sz w:val="16"/>
+              </w:rPr>
+              <w:t xml:space="preserve">609.9619</w:t>
+            </w:r>
+          </w:p>
+        </w:tc>
+        <w:tc>
+          <w:tcPr/>
+          <w:p>
+            <w:pPr>
+              <w:pStyle w:val="Compact"/>
+              <w:jc w:val="left"/>
+            </w:pPr>
+            <w:r>
+              <w:rPr>
+                <w:sz w:val="16"/>
+              </w:rPr>
+              <w:t xml:space="preserve">61.9190</w:t>
+            </w:r>
+          </w:p>
+        </w:tc>
+      </w:tr>
+      <w:tr>
+        <w:tc>
+          <w:tcPr/>
+          <w:p>
+            <w:pPr>
+              <w:pStyle w:val="Compact"/>
+              <w:jc w:val="left"/>
+            </w:pPr>
+            <w:r>
+              <w:rPr>
+                <w:sz w:val="16"/>
+              </w:rPr>
+              <w:t xml:space="preserve">2021</w:t>
+            </w:r>
+          </w:p>
+        </w:tc>
+        <w:tc>
+          <w:tcPr/>
+          <w:p>
+            <w:pPr>
+              <w:pStyle w:val="Compact"/>
+              <w:jc w:val="left"/>
+            </w:pPr>
+            <w:r>
+              <w:rPr>
+                <w:sz w:val="16"/>
+              </w:rPr>
+              <w:t xml:space="preserve">633.4700</w:t>
+            </w:r>
+          </w:p>
+        </w:tc>
+        <w:tc>
+          <w:tcPr/>
+          <w:p>
+            <w:pPr>
+              <w:pStyle w:val="Compact"/>
+              <w:jc w:val="left"/>
+            </w:pPr>
+            <w:r>
+              <w:rPr>
+                <w:sz w:val="16"/>
+              </w:rPr>
+              <w:t xml:space="preserve">143.3228</w:t>
+            </w:r>
+          </w:p>
+        </w:tc>
+        <w:tc>
+          <w:tcPr/>
+          <w:p>
+            <w:pPr>
+              <w:pStyle w:val="Compact"/>
+              <w:jc w:val="left"/>
+            </w:pPr>
+            <w:r>
+              <w:rPr>
+                <w:sz w:val="16"/>
+              </w:rPr>
+              <w:t xml:space="preserve">533.2378</w:t>
+            </w:r>
+          </w:p>
+        </w:tc>
+        <w:tc>
+          <w:tcPr/>
+          <w:p>
+            <w:pPr>
+              <w:pStyle w:val="Compact"/>
+              <w:jc w:val="left"/>
+            </w:pPr>
+            <w:r>
+              <w:rPr>
+                <w:sz w:val="16"/>
+              </w:rPr>
+              <w:t xml:space="preserve">71.9055</w:t>
+            </w:r>
+          </w:p>
+        </w:tc>
+        <w:tc>
+          <w:tcPr/>
+          <w:p>
+            <w:pPr>
+              <w:pStyle w:val="Compact"/>
+              <w:jc w:val="left"/>
+            </w:pPr>
+            <w:r>
+              <w:rPr>
+                <w:sz w:val="16"/>
+              </w:rPr>
+              <w:t xml:space="preserve">605.1434</w:t>
+            </w:r>
+          </w:p>
+        </w:tc>
+        <w:tc>
+          <w:tcPr/>
+          <w:p>
+            <w:pPr>
+              <w:pStyle w:val="Compact"/>
+              <w:jc w:val="left"/>
+            </w:pPr>
+            <w:r>
+              <w:rPr>
+                <w:sz w:val="16"/>
+              </w:rPr>
+              <w:t xml:space="preserve">169.9674</w:t>
+            </w:r>
+          </w:p>
+        </w:tc>
+      </w:tr>
+      <w:tr>
+        <w:tc>
+          <w:tcPr/>
+          <w:p>
+            <w:pPr>
+              <w:pStyle w:val="Compact"/>
+              <w:jc w:val="left"/>
+            </w:pPr>
+            <w:r>
+              <w:rPr>
+                <w:sz w:val="16"/>
+              </w:rPr>
+              <w:t xml:space="preserve">2022</w:t>
+            </w:r>
+          </w:p>
+        </w:tc>
+        <w:tc>
+          <w:tcPr/>
+          <w:p>
+            <w:pPr>
+              <w:pStyle w:val="Compact"/>
+              <w:jc w:val="left"/>
+            </w:pPr>
+            <w:r>
+              <w:rPr>
+                <w:sz w:val="16"/>
+              </w:rPr>
+              <w:t xml:space="preserve">404.8400</w:t>
+            </w:r>
+          </w:p>
+        </w:tc>
+        <w:tc>
+          <w:tcPr/>
+          <w:p>
+            <w:pPr>
+              <w:pStyle w:val="Compact"/>
+              <w:jc w:val="left"/>
+            </w:pPr>
+            <w:r>
+              <w:rPr>
+                <w:sz w:val="16"/>
+              </w:rPr>
+              <w:t xml:space="preserve">151.3838</w:t>
+            </w:r>
+          </w:p>
+        </w:tc>
+        <w:tc>
+          <w:tcPr/>
+          <w:p>
+            <w:pPr>
+              <w:pStyle w:val="Compact"/>
+              <w:jc w:val="left"/>
+            </w:pPr>
+            <w:r>
+              <w:rPr>
+                <w:sz w:val="16"/>
+              </w:rPr>
+              <w:t xml:space="preserve">529.9393</w:t>
+            </w:r>
+          </w:p>
+        </w:tc>
+        <w:tc>
+          <w:tcPr/>
+          <w:p>
+            <w:pPr>
+              <w:pStyle w:val="Compact"/>
+              <w:jc w:val="left"/>
+            </w:pPr>
+            <w:r>
+              <w:rPr>
+                <w:sz w:val="16"/>
+              </w:rPr>
+              <w:t xml:space="preserve">66.8453</w:t>
+            </w:r>
+          </w:p>
+        </w:tc>
+        <w:tc>
+          <w:tcPr/>
+          <w:p>
+            <w:pPr>
+              <w:pStyle w:val="Compact"/>
+              <w:jc w:val="left"/>
+            </w:pPr>
+            <w:r>
+              <w:rPr>
+                <w:sz w:val="16"/>
+              </w:rPr>
+              <w:t xml:space="preserve">596.7846</w:t>
+            </w:r>
+          </w:p>
+        </w:tc>
+        <w:tc>
+          <w:tcPr/>
+          <w:p>
+            <w:pPr>
+              <w:pStyle w:val="Compact"/>
+              <w:jc w:val="left"/>
+            </w:pPr>
+            <w:r>
+              <w:rPr>
+                <w:sz w:val="16"/>
+              </w:rPr>
+              <w:t xml:space="preserve">-40.5824</w:t>
+            </w:r>
+          </w:p>
+        </w:tc>
+      </w:tr>
+    </w:tbl>
+    <w:p>
+      <w:pPr>
+        <w:pStyle w:val="CaptionedFigure"/>
+      </w:pPr>
+      <w:r>
+        <w:drawing>
+          <wp:inline>
+            <wp:extent cx="5334000" cy="2424677"/>
+            <wp:effectExtent b="0" l="0" r="0" t="0"/>
+            <wp:docPr descr="四年原模型季节水量账与历史代理缺口分开报告" title="" id="53" name="Picture"/>
+            <a:graphic>
+              <a:graphicData uri="http://schemas.openxmlformats.org/drawingml/2006/picture">
+                <pic:pic>
+                  <pic:nvPicPr>
+                    <pic:cNvPr descr="figures/F06_water_ledger.png" id="54" name="Picture"/>
+                    <pic:cNvPicPr>
+                      <a:picLocks noChangeArrowheads="1" noChangeAspect="1"/>
+                    </pic:cNvPicPr>
+                  </pic:nvPicPr>
+                  <pic:blipFill>
+                    <a:blip r:embed="rId52"/>
+                    <a:stretch>
+                      <a:fillRect/>
+                    </a:stretch>
+                  </pic:blipFill>
+                  <pic:spPr bwMode="auto">
+                    <a:xfrm>
+                      <a:off x="0" y="0"/>
+                      <a:ext cx="5334000" cy="2424677"/>
+                    </a:xfrm>
+                    <a:prstGeom prst="rect">
+                      <a:avLst/>
+                    </a:prstGeom>
+                    <a:noFill/>
+                    <a:ln w="9525">
+                      <a:noFill/>
+                      <a:headEnd/>
+                      <a:tailEnd/>
+                    </a:ln>
+                  </pic:spPr>
+                </pic:pic>
+              </a:graphicData>
+            </a:graphic>
+          </wp:inline>
+        </w:drawing>
+      </w:r>
+    </w:p>
+    <w:p>
+      <w:pPr>
+        <w:pStyle w:val="ImageCaption"/>
+      </w:pPr>
+      <w:r>
+        <w:t xml:space="preserve">四年原模型季节水量账与历史代理缺口分开报告</w:t>
+      </w:r>
+    </w:p>
+    <w:p>
+      <w:pPr>
+        <w:pStyle w:val="BodyText"/>
+      </w:pPr>
+      <w:r>
+        <w:t xml:space="preserve">图注：2022由新增conditional_mean_model.json核算：储水消耗40.58mm，残差约10^-12mm；不代表已重新运行原模型。右侧历史代理数值未重跑。</w:t>
+      </w:r>
+    </w:p>
+    <w:p>
+      <w:pPr>
+        <w:pStyle w:val="BodyText"/>
+      </w:pPr>
+      <w:r>
+        <w:t xml:space="preserve">四年季节水量残差约10^-12mm是内部守恒证据，不替代真实通量验证。2021储水增加约169.97mm；2022消耗40.58mm。2022零灌溉给出的约58.45%减产仍为未验证反事实。</w:t>
+      </w:r>
+      <w:r>
+        <w:t xml:space="preserve"> </w:t>
+      </w:r>
+      <w:r>
+        <w:t xml:space="preserve">### 6.4 待真实模型填入的敏感性与管理结果</w:t>
+      </w:r>
+      <w:r>
+        <w:t xml:space="preserve"> </w:t>
+      </w:r>
+      <w:r>
+        <w:t xml:space="preserve">填写年度S1/ST与区间、输出方差、不同种子前沿和HV、算法对照、基准/候选产量及水量/IWP/储水变化、ε备选、条件概率与低分位。历史代理结果只在审计附录中注明版本和局限，不替代本节。</w:t>
+      </w:r>
+    </w:p>
+    <w:bookmarkEnd w:id="55"/>
+    <w:bookmarkEnd w:id="56"/>
+    <w:bookmarkStart w:id="57" w:name="讨论限制与结论边界"/>
+    <w:p>
+      <w:pPr>
+        <w:pStyle w:val="Heading2"/>
+      </w:pPr>
+      <w:r>
+        <w:t xml:space="preserve">7 讨论、限制与结论边界</w:t>
+      </w:r>
+    </w:p>
+    <w:p>
+      <w:pPr>
+        <w:pStyle w:val="FirstParagraph"/>
+      </w:pPr>
+      <w:r>
+        <w:t xml:space="preserve">讨论应区分样本内校准与外部验证、公共独立范围响应与后验归因、确定性最优与可靠性，以及年度专用与未知年推广。数字化资料、部分假定灌溉、近似Es、纠偏ETo和模型结构误差应透明披露。</w:t>
+      </w:r>
+      <w:r>
+        <w:t xml:space="preserve"> </w:t>
+      </w:r>
+      <w:r>
+        <w:t xml:space="preserve">本轮可得结论是：四年分阶段原链和年度中心输入已具备完整的可追溯记录；2022条件分布与均值点量账得到交叉核验。正式敏感性和受约束灌溉优化在研究逻辑上不需要虚构八维联合后验，但最终数值仍须真实Modified DI执行。</w:t>
       </w:r>
     </w:p>
     <w:bookmarkEnd w:id="57"/>
+    <w:bookmarkStart w:id="58" w:name="补充材料与方法参考"/>
+    <w:p>
+      <w:pPr>
+        <w:pStyle w:val="Heading2"/>
+      </w:pPr>
+      <w:r>
+        <w:t xml:space="preserve">补充材料与方法参考</w:t>
+      </w:r>
+    </w:p>
+    <w:p>
+      <w:pPr>
+        <w:pStyle w:val="FirstParagraph"/>
+      </w:pPr>
+      <w:r>
+        <w:t xml:space="preserve">提交原始/保留数组形状、20组检查点哈希、2022核验记录、参数区间与阶段内相关、严格阶段一诊断、输入空间与执行状态、软件测试及历史代理说明。原模型缺件与参考PDF未提供分别说明，不把软件测试当作作物验证。</w:t>
+      </w:r>
+      <w:r>
+        <w:t xml:space="preserve"> </w:t>
+      </w:r>
+      <w:r>
+        <w:t xml:space="preserve">参考方向可核对FAO Irrigation and Drainage Paper 66；Goodman与Weare（2010），DOI 10.2140/camcos.2010.5.65；Vehtari等（2021），DOI 10.1214/20-BA1221；Saltelli等（2010），DOI 10.1016/j.cpc.2009.09.018；Deb与Jain（2014），DOI 10.1109/TEVC.2013.2281535。用户参照论文目前仅有路径和哈希，具体原文引用仍待核。</w:t>
+      </w:r>
+    </w:p>
     <w:bookmarkEnd w:id="58"/>
+    <w:bookmarkEnd w:id="59"/>
     <w:sectPr>
       <w:footerReference w:type="default" r:id="rId9"/>
       <w:pgSz w:w="11906" w:h="16838"/>

--- a/deliverables/2026-10-16/paper_framework_20261016.docx
+++ b/deliverables/2026-10-16/paper_framework_20261016.docx
@@ -2,22 +2,22 @@
 <file path=word/document.xml><?xml version="1.0" encoding="utf-8"?>
 <w:document xmlns:w="http://schemas.openxmlformats.org/wordprocessingml/2006/main" xmlns:m="http://schemas.openxmlformats.org/officeDocument/2006/math" xmlns:r="http://schemas.openxmlformats.org/officeDocument/2006/relationships" xmlns:o="urn:schemas-microsoft-com:office:office" xmlns:v="urn:schemas-microsoft-com:vml" xmlns:w10="urn:schemas-microsoft-com:office:word" xmlns:a="http://schemas.openxmlformats.org/drawingml/2006/main" xmlns:pic="http://schemas.openxmlformats.org/drawingml/2006/picture" xmlns:wp="http://schemas.openxmlformats.org/drawingml/2006/wordprocessingDrawing">
   <w:body>
-    <w:bookmarkStart w:id="59" w:name="滴灌玉米改进aquacrop的分阶段校准全局范围敏感性与确定性灌溉优化"/>
+    <w:bookmarkStart w:id="60" w:name="滴灌玉米改进-aquacrop-的分阶段校准范围敏感性与灌溉决策"/>
     <w:p>
       <w:pPr>
         <w:pStyle w:val="Heading1"/>
       </w:pPr>
       <w:r>
-        <w:t xml:space="preserve">滴灌玉米改进AquaCrop的分阶段校准、全局范围敏感性与确定性灌溉优化</w:t>
-      </w:r>
-    </w:p>
-    <w:bookmarkStart w:id="20" w:name="论文框架与数据插图更新稿2026-10-17"/>
+        <w:t xml:space="preserve">滴灌玉米改进 AquaCrop 的分阶段校准、范围敏感性与灌溉决策</w:t>
+      </w:r>
+    </w:p>
+    <w:bookmarkStart w:id="20" w:name="四年数据与插图论文框架2026-10-18-更新版"/>
     <w:p>
       <w:pPr>
         <w:pStyle w:val="Heading2"/>
       </w:pPr>
       <w:r>
-        <w:t xml:space="preserve">论文框架与数据插图更新稿（2026-10-17）</w:t>
+        <w:t xml:space="preserve">四年数据与插图论文框架（2026-10-18 更新版）</w:t>
       </w:r>
     </w:p>
     <w:p>
@@ -25,7 +25,7 @@
         <w:pStyle w:val="FirstParagraph"/>
       </w:pPr>
       <w:r>
-        <w:t xml:space="preserve">本稿已纳入2022真实第二阶段链及精确均值点输出。MCMC作为冻结输入；正式真实模型Sobol、NSGA-III及最终田间管理结论仍待原模型执行，不提前填写指数或节水幅度。</w:t>
+        <w:t xml:space="preserve">本稿统一纳入2019、2020、2021、2022。图中四年分别为蓝、橙、绿、紫，字号与图例位置统一。2019—2021基于已核验的原始输出，2022增加了本轮原模型均值点回放；完整真实模型Sobol和优化实验尚未完成，相关结果保留待填。</w:t>
       </w:r>
     </w:p>
     <w:bookmarkEnd w:id="20"/>
@@ -43,13 +43,13 @@
         <w:pStyle w:val="FirstParagraph"/>
       </w:pPr>
       <w:r>
-        <w:t xml:space="preserve">本研究整理2019—2022年DI玉米气象、冠层、生物量、产量与土壤初始水资料，采用分组分阶段校准，并以年度参数中心点构建独立范围敏感性与确定性灌溉决策框架。现有配对资料支持2019—2021样本内校准评价；2022新补真实条件链包含2000步、32个walker，按5τ统一截断后保留58784行三参数样本，所报告均值和分位可由原始数组重建。四年32个中心值均已交叉核验，季节水量账内部闭合。后续拟在冻结Modified DI模型中开展公共独立均匀范围Sobol和受约束双目标NSGA-III，再单列候选的组内条件扰动。当前证据支持校准重现与数值一致性，正式敏感性排序、节水潜力与推广性须由真实模型新运行检验。</w:t>
+        <w:t xml:space="preserve">本研究以2019—2022年DI玉米的气象、冠层、生物量、产量和初始土壤水为基础，构建分阶段条件校准、独立范围敏感性和确定性灌溉决策框架。四年冠层与生物量配对序列均可复算，年度中心输入来自各阶段保留样本均值。2022年原模型与12份data原件已补齐，18项源文件哈希匹配，预审及DI/零灌溉均值点回放通过。后续将按预声明公共独立范围开展Sobol分析，并在固定年度中心点、产量与灌溉硬约束下开展双目标优化及候选条件扰动核验。现有结果属于样本内校准与数值复现，不提前报告正式敏感性排序、推荐制度或节水率。</w:t>
       </w:r>
       <w:r>
         <w:t xml:space="preserve"> </w:t>
       </w:r>
       <w:r>
-        <w:t xml:space="preserve">关键词：亏缺灌溉玉米；改进AquaCrop；分阶段条件校准；Sobol；NSGA-III。</w:t>
+        <w:t xml:space="preserve">关键词：滴灌玉米；改进AquaCrop；分阶段条件校准；Sobol；NSGA-III。</w:t>
       </w:r>
     </w:p>
     <w:bookmarkEnd w:id="21"/>
@@ -67,36 +67,32 @@
         <w:pStyle w:val="FirstParagraph"/>
       </w:pPr>
       <w:r>
-        <w:t xml:space="preserve">研究问题是如何把可解释的作物水分过程校准用于受供水和产量限制的灌溉决策。工具组合本身不构成创新；需要明确新的过程认识或可执行决策依据。</w:t>
+        <w:t xml:space="preserve">研究主线应围绕水分过程校准如何支持受供水与产量限制的管理决策，而不是把算法并列作为创新点。RQ1：四年资料支持哪些过程重现和参数补偿结论？RQ2：预声明独立物理范围下，哪些输入贡献输出方差？RQ3：固定年度中心点时，哪些非支配灌溉制度满足观测产量门槛，其条件参数扰动表现如何？</w:t>
       </w:r>
       <w:r>
         <w:t xml:space="preserve"> </w:t>
       </w:r>
       <w:r>
-        <w:t xml:space="preserve">RQ1：既有资料支持哪些样本内过程重现与参数补偿结论？RQ2：在预声明独立物理范围中，哪些参数贡献输出方差？RQ3：固定年度中心点时，满足水量和观测产量门槛的非支配制度是什么？补充问题是这些候选对分组条件参数扰动是否稳定。</w:t>
-      </w:r>
-      <w:r>
-        <w:t xml:space="preserve"> </w:t>
-      </w:r>
-      <w:r>
-        <w:t xml:space="preserve">研究区坐标、原始田间设计、重复数及测量误差应从原资料补齐，不凭结果图推断试验细节。</w:t>
+        <w:t xml:space="preserve">研究区、试验处理、田间重复数与测量误差仍须按原始论文和记录补齐，不能从拟合图推断试验设计。</w:t>
       </w:r>
     </w:p>
     <w:p>
       <w:pPr>
         <w:pStyle w:val="CaptionedFigure"/>
+        <w:keepNext/>
+        <w:keepLines/>
       </w:pPr>
       <w:r>
         <w:drawing>
           <wp:inline>
-            <wp:extent cx="5334000" cy="2955755"/>
+            <wp:extent cx="5334000" cy="2571252"/>
             <wp:effectExtent b="0" l="0" r="0" t="0"/>
-            <wp:docPr descr="更新后的确定性主线与资料状态" title="" id="23" name="Picture"/>
+            <wp:docPr descr="研究路线与当前数据状态" title="" id="23" name="Picture"/>
             <a:graphic>
               <a:graphicData uri="http://schemas.openxmlformats.org/drawingml/2006/picture">
                 <pic:pic>
                   <pic:nvPicPr>
-                    <pic:cNvPr descr="figures/U05_revised_workflow.png" id="24" name="Picture"/>
+                    <pic:cNvPr descr="figures/F01_workflow.png" id="24" name="Picture"/>
                     <pic:cNvPicPr>
                       <a:picLocks noChangeArrowheads="1" noChangeAspect="1"/>
                     </pic:cNvPicPr>
@@ -110,7 +106,7 @@
                   <pic:spPr bwMode="auto">
                     <a:xfrm>
                       <a:off x="0" y="0"/>
-                      <a:ext cx="5334000" cy="2955755"/>
+                      <a:ext cx="5334000" cy="2571252"/>
                     </a:xfrm>
                     <a:prstGeom prst="rect">
                       <a:avLst/>
@@ -132,410 +128,104 @@
     <w:p>
       <w:pPr>
         <w:pStyle w:val="ImageCaption"/>
-      </w:pPr>
-      <w:r>
-        <w:t xml:space="preserve">更新后的确定性主线与资料状态</w:t>
+        <w:keepNext/>
+      </w:pPr>
+      <w:r>
+        <w:t xml:space="preserve">研究路线与当前数据状态</w:t>
       </w:r>
     </w:p>
     <w:p>
       <w:pPr>
         <w:pStyle w:val="BodyText"/>
-      </w:pPr>
-      <w:r>
-        <w:t xml:space="preserve">图注：2022正式阶段二链已补齐；真实模型原实现仍缺，未运行正式Sobol/NSGA-III。</w:t>
+        <w:keepLines/>
+      </w:pPr>
+      <w:r>
+        <w:t xml:space="preserve">图注：图中状态对应本轮核验；完整敏感性和优化数值不由历史代理图替代。</w:t>
       </w:r>
     </w:p>
     <w:bookmarkEnd w:id="25"/>
-    <w:bookmarkStart w:id="29" w:name="数据来源与证据角色"/>
+    <w:bookmarkStart w:id="26" w:name="数据与模型复现"/>
     <w:p>
       <w:pPr>
         <w:pStyle w:val="Heading2"/>
       </w:pPr>
       <w:r>
-        <w:t xml:space="preserve">2 数据、来源与证据角色</w:t>
-      </w:r>
-    </w:p>
-    <w:tbl>
-      <w:tblPr>
-        <w:tblStyle w:val="Table"/>
-        <w:tblW w:type="pct" w:w="5000"/>
-        <w:jc w:val="left"/>
-        <w:tblLayout w:type="fixed"/>
-        <w:tblLook w:firstRow="1" w:lastRow="0" w:firstColumn="0" w:lastColumn="0" w:noHBand="0" w:noVBand="0" w:val="0020"/>
-        <w:tblBorders>
-          <w:top w:val="single" w:sz="4" w:color="C6D1D9"/>
-          <w:left w:val="single" w:sz="4" w:color="C6D1D9"/>
-          <w:bottom w:val="single" w:sz="4" w:color="C6D1D9"/>
-          <w:right w:val="single" w:sz="4" w:color="C6D1D9"/>
-          <w:insideH w:val="single" w:sz="4" w:color="C6D1D9"/>
-          <w:insideV w:val="single" w:sz="4" w:color="C6D1D9"/>
-        </w:tblBorders>
-      </w:tblPr>
-      <w:tblGrid>
-        <w:gridCol w:w="2640"/>
-        <w:gridCol w:w="2640"/>
-        <w:gridCol w:w="2640"/>
-      </w:tblGrid>
-      <w:tr>
-        <w:trPr>
-          <w:tblHeader w:val="on"/>
-        </w:trPr>
-        <w:tc>
-          <w:tcPr>
-            <w:shd w:fill="DDE8EE"/>
-          </w:tcPr>
-          <w:p>
-            <w:pPr>
-              <w:pStyle w:val="Compact"/>
-              <w:jc w:val="left"/>
-            </w:pPr>
-            <w:r>
-              <w:rPr>
-                <w:sz w:val="16"/>
-              </w:rPr>
-              <w:t xml:space="preserve">数据</w:t>
-            </w:r>
-          </w:p>
-        </w:tc>
-        <w:tc>
-          <w:tcPr>
-            <w:shd w:fill="DDE8EE"/>
-          </w:tcPr>
-          <w:p>
-            <w:pPr>
-              <w:pStyle w:val="Compact"/>
-              <w:jc w:val="left"/>
-            </w:pPr>
-            <w:r>
-              <w:rPr>
-                <w:sz w:val="16"/>
-              </w:rPr>
-              <w:t xml:space="preserve">用途</w:t>
-            </w:r>
-          </w:p>
-        </w:tc>
-        <w:tc>
-          <w:tcPr>
-            <w:shd w:fill="DDE8EE"/>
-          </w:tcPr>
-          <w:p>
-            <w:pPr>
-              <w:pStyle w:val="Compact"/>
-              <w:jc w:val="left"/>
-            </w:pPr>
-            <w:r>
-              <w:rPr>
-                <w:sz w:val="16"/>
-              </w:rPr>
-              <w:t xml:space="preserve">范围与限定</w:t>
-            </w:r>
-          </w:p>
-        </w:tc>
-      </w:tr>
-      <w:tr>
-        <w:tc>
-          <w:tcPr/>
-          <w:p>
-            <w:pPr>
-              <w:pStyle w:val="Compact"/>
-              <w:jc w:val="left"/>
-            </w:pPr>
-            <w:r>
-              <w:rPr>
-                <w:sz w:val="16"/>
-              </w:rPr>
-              <w:t xml:space="preserve">Field LAI-derived CC</w:t>
-            </w:r>
-          </w:p>
-        </w:tc>
-        <w:tc>
-          <w:tcPr/>
-          <w:p>
-            <w:pPr>
-              <w:pStyle w:val="Compact"/>
-              <w:jc w:val="left"/>
-            </w:pPr>
-            <w:r>
-              <w:rPr>
-                <w:sz w:val="16"/>
-              </w:rPr>
-              <w:t xml:space="preserve">阶段一校准</w:t>
-            </w:r>
-          </w:p>
-        </w:tc>
-        <w:tc>
-          <w:tcPr/>
-          <w:p>
-            <w:pPr>
-              <w:pStyle w:val="Compact"/>
-              <w:jc w:val="left"/>
-            </w:pPr>
-            <w:r>
-              <w:rPr>
-                <w:sz w:val="16"/>
-              </w:rPr>
-              <w:t xml:space="preserve">论文数字化LAI再转换，非本次新增田间观测</w:t>
-            </w:r>
-          </w:p>
-        </w:tc>
-      </w:tr>
-      <w:tr>
-        <w:tc>
-          <w:tcPr/>
-          <w:p>
-            <w:pPr>
-              <w:pStyle w:val="Compact"/>
-              <w:jc w:val="left"/>
-            </w:pPr>
-            <w:r>
-              <w:rPr>
-                <w:sz w:val="16"/>
-              </w:rPr>
-              <w:t xml:space="preserve">RS CCquad</w:t>
-            </w:r>
-          </w:p>
-        </w:tc>
-        <w:tc>
-          <w:tcPr/>
-          <w:p>
-            <w:pPr>
-              <w:pStyle w:val="Compact"/>
-              <w:jc w:val="left"/>
-            </w:pPr>
-            <w:r>
-              <w:rPr>
-                <w:sz w:val="16"/>
-              </w:rPr>
-              <w:t xml:space="preserve">未进入似然的辅助时序</w:t>
-            </w:r>
-          </w:p>
-        </w:tc>
-        <w:tc>
-          <w:tcPr/>
-          <w:p>
-            <w:pPr>
-              <w:pStyle w:val="Compact"/>
-              <w:jc w:val="left"/>
-            </w:pPr>
-            <w:r>
-              <w:rPr>
-                <w:sz w:val="16"/>
-              </w:rPr>
-              <w:t xml:space="preserve">2019—2021为BI、2022处理标签缺失，不称DI外部验证</w:t>
-            </w:r>
-          </w:p>
-        </w:tc>
-      </w:tr>
-      <w:tr>
-        <w:tc>
-          <w:tcPr/>
-          <w:p>
-            <w:pPr>
-              <w:pStyle w:val="Compact"/>
-              <w:jc w:val="left"/>
-            </w:pPr>
-            <w:r>
-              <w:rPr>
-                <w:sz w:val="16"/>
-              </w:rPr>
-              <w:t xml:space="preserve">Tr与Es</w:t>
-            </w:r>
-          </w:p>
-        </w:tc>
-        <w:tc>
-          <w:tcPr/>
-          <w:p>
-            <w:pPr>
-              <w:pStyle w:val="Compact"/>
-              <w:jc w:val="left"/>
-            </w:pPr>
-            <w:r>
-              <w:rPr>
-                <w:sz w:val="16"/>
-              </w:rPr>
-              <w:t xml:space="preserve">阶段一过程约束</w:t>
-            </w:r>
-          </w:p>
-        </w:tc>
-        <w:tc>
-          <w:tcPr/>
-          <w:p>
-            <w:pPr>
-              <w:pStyle w:val="Compact"/>
-              <w:jc w:val="left"/>
-            </w:pPr>
-            <w:r>
-              <w:rPr>
-                <w:sz w:val="16"/>
-              </w:rPr>
-              <w:t xml:space="preserve">保留Es近似目标和数字化误差限定</w:t>
-            </w:r>
-          </w:p>
-        </w:tc>
-      </w:tr>
-      <w:tr>
-        <w:tc>
-          <w:tcPr/>
-          <w:p>
-            <w:pPr>
-              <w:pStyle w:val="Compact"/>
-              <w:jc w:val="left"/>
-            </w:pPr>
-            <w:r>
-              <w:rPr>
-                <w:sz w:val="16"/>
-              </w:rPr>
-              <w:t xml:space="preserve">Biomass与年Yield</w:t>
-            </w:r>
-          </w:p>
-        </w:tc>
-        <w:tc>
-          <w:tcPr/>
-          <w:p>
-            <w:pPr>
-              <w:pStyle w:val="Compact"/>
-              <w:jc w:val="left"/>
-            </w:pPr>
-            <w:r>
-              <w:rPr>
-                <w:sz w:val="16"/>
-              </w:rPr>
-              <w:t xml:space="preserve">阶段二条件校准</w:t>
-            </w:r>
-          </w:p>
-        </w:tc>
-        <w:tc>
-          <w:tcPr/>
-          <w:p>
-            <w:pPr>
-              <w:pStyle w:val="Compact"/>
-              <w:jc w:val="left"/>
-            </w:pPr>
-            <w:r>
-              <w:rPr>
-                <w:sz w:val="16"/>
-              </w:rPr>
-              <w:t xml:space="preserve">生物量与产量不是独立验证；产量为13%含水率</w:t>
-            </w:r>
-          </w:p>
-        </w:tc>
-      </w:tr>
-      <w:tr>
-        <w:tc>
-          <w:tcPr/>
-          <w:p>
-            <w:pPr>
-              <w:pStyle w:val="Compact"/>
-              <w:jc w:val="left"/>
-            </w:pPr>
-            <w:r>
-              <w:rPr>
-                <w:sz w:val="16"/>
-              </w:rPr>
-              <w:t xml:space="preserve">ET</w:t>
-            </w:r>
-          </w:p>
-        </w:tc>
-        <w:tc>
-          <w:tcPr/>
-          <w:p>
-            <w:pPr>
-              <w:pStyle w:val="Compact"/>
-              <w:jc w:val="left"/>
-            </w:pPr>
-            <w:r>
-              <w:rPr>
-                <w:sz w:val="16"/>
-              </w:rPr>
-              <w:t xml:space="preserve">Tr+Es的派生核对</w:t>
-            </w:r>
-          </w:p>
-        </w:tc>
-        <w:tc>
-          <w:tcPr/>
-          <w:p>
-            <w:pPr>
-              <w:pStyle w:val="Compact"/>
-              <w:jc w:val="left"/>
-            </w:pPr>
-            <w:r>
-              <w:rPr>
-                <w:sz w:val="16"/>
-              </w:rPr>
-              <w:t xml:space="preserve">不重复作为独立似然信息计权</w:t>
-            </w:r>
-          </w:p>
-        </w:tc>
-      </w:tr>
-      <w:tr>
-        <w:tc>
-          <w:tcPr/>
-          <w:p>
-            <w:pPr>
-              <w:pStyle w:val="Compact"/>
-              <w:jc w:val="left"/>
-            </w:pPr>
-            <w:r>
-              <w:rPr>
-                <w:sz w:val="16"/>
-              </w:rPr>
-              <w:t xml:space="preserve">气象、土壤与灌溉</w:t>
-            </w:r>
-          </w:p>
-        </w:tc>
-        <w:tc>
-          <w:tcPr/>
-          <w:p>
-            <w:pPr>
-              <w:pStyle w:val="Compact"/>
-              <w:jc w:val="left"/>
-            </w:pPr>
-            <w:r>
-              <w:rPr>
-                <w:sz w:val="16"/>
-              </w:rPr>
-              <w:t xml:space="preserve">模型驱动/管理基准</w:t>
-            </w:r>
-          </w:p>
-        </w:tc>
-        <w:tc>
-          <w:tcPr/>
-          <w:p>
-            <w:pPr>
-              <w:pStyle w:val="Compact"/>
-              <w:jc w:val="left"/>
-            </w:pPr>
-            <w:r>
-              <w:rPr>
-                <w:sz w:val="16"/>
-              </w:rPr>
-              <w:t xml:space="preserve">纠偏、分层初始水和部分假定分次日程均须追溯</w:t>
-            </w:r>
-          </w:p>
-        </w:tc>
-      </w:tr>
-    </w:tbl>
+        <w:t xml:space="preserve">2 数据与模型复现</w:t>
+      </w:r>
+    </w:p>
+    <w:p>
+      <w:pPr>
+        <w:pStyle w:val="FirstParagraph"/>
+      </w:pPr>
+      <w:r>
+        <w:t xml:space="preserve">Field LAI转换的CC用于阶段一校准；地上干生物量和年产量用于阶段二条件校准。遥感CC为未进入似然的辅助时序，2019—2021处理为BI、2022标签不全，因此不称DI独立验证。ET=Tr+Es，派生ET核对不重复作为独立似然信息。</w:t>
+      </w:r>
+      <w:r>
+        <w:t xml:space="preserve"> </w:t>
+      </w:r>
+      <w:r>
+        <w:t xml:space="preserve">2022模型源码SHA256为31dc424301d544ca55cbdaf3f68a9b7c265feef2b66f3380f67121232fe954d5，与原阶段二合同一致；数据文件全部按原哈希核对。实际预审、冻结初始点及历史分组MAP复现通过。在阶段二均值点，本轮重算DI产量14.0777828181 t/ha、ET596.7846360647 mm；DI与零灌溉汇总和原记录差异均低于1.5×10^-14。阶段二均值输出不是后验预测均值。</w:t>
+      </w:r>
+      <w:r>
+        <w:t xml:space="preserve"> </w:t>
+      </w:r>
+      <w:r>
+        <w:t xml:space="preserve">当前工程已接入2022原模型；2019—2021的原始模型实现仍待接入。四年图表所用原输出与原件来源逐项记录，不能把重绘理解为本轮重新执行另外三年模型。</w:t>
+      </w:r>
+    </w:p>
+    <w:bookmarkEnd w:id="26"/>
+    <w:bookmarkStart w:id="33" w:name="冻结分阶段校准与参数"/>
+    <w:p>
+      <w:pPr>
+        <w:pStyle w:val="Heading2"/>
+      </w:pPr>
+      <w:r>
+        <w:t xml:space="preserve">3 冻结分阶段校准与参数</w:t>
+      </w:r>
+    </w:p>
+    <w:p>
+      <w:pPr>
+        <w:pStyle w:val="FirstParagraph"/>
+      </w:pPr>
+      <w:r>
+        <w:t xml:space="preserve">阶段一为CCx、CGC_CD、CDC_CD、SenescenceCD、Kcb，阶段二为WP_early、WP_late、HI0。确定性分析采用年度两组保留样本的均值拼接；不把不同阶段、年度样本拼成八维联合后验。</w:t>
+      </w:r>
+      <w:r>
+        <w:t xml:space="preserve"> </w:t>
+      </w:r>
+      <w:r>
+        <w:t xml:space="preserve">每年阶段一4个独立ensemble，阶段二1个，每组32 walkers、2000步。采用组内最大τ的5倍向上取整截断；2022阶段二burn=163，保留1837步/每walker、58784行相关样本。原八个保留数组均保持冻结，不重跑MCMC。</w:t>
+      </w:r>
+      <w:r>
+        <w:t xml:space="preserve"> </w:t>
+      </w:r>
+      <w:r>
+        <w:t xml:space="preserve">严格阶段一Rhat/ESS限制在补充图S01单列，不将耦合walker视作独立链，也不宣称已认证联合收敛。确定性下游流程不因此强制新增联合后验门槛。</w:t>
+      </w:r>
+    </w:p>
     <w:p>
       <w:pPr>
         <w:pStyle w:val="CaptionedFigure"/>
+        <w:keepNext/>
+        <w:keepLines/>
       </w:pPr>
       <w:r>
         <w:drawing>
           <wp:inline>
-            <wp:extent cx="5334000" cy="3581151"/>
+            <wp:extent cx="5334000" cy="6026496"/>
             <wp:effectExtent b="0" l="0" r="0" t="0"/>
-            <wp:docPr descr="CC证据角色未改变：校准资料与RS辅助时序" title="" id="27" name="Picture"/>
+            <wp:docPr descr="四年冻结中心参数" title="" id="28" name="Picture"/>
             <a:graphic>
               <a:graphicData uri="http://schemas.openxmlformats.org/drawingml/2006/picture">
                 <pic:pic>
                   <pic:nvPicPr>
-                    <pic:cNvPr descr="figures/U03_CC_evidence.png" id="28" name="Picture"/>
+                    <pic:cNvPr descr="figures/F17_parameter_centers.png" id="29" name="Picture"/>
                     <pic:cNvPicPr>
                       <a:picLocks noChangeArrowheads="1" noChangeAspect="1"/>
                     </pic:cNvPicPr>
                   </pic:nvPicPr>
                   <pic:blipFill>
-                    <a:blip r:embed="rId26"/>
+                    <a:blip r:embed="rId27"/>
                     <a:stretch>
                       <a:fillRect/>
                     </a:stretch>
@@ -543,7 +233,7 @@
                   <pic:spPr bwMode="auto">
                     <a:xfrm>
                       <a:off x="0" y="0"/>
-                      <a:ext cx="5334000" cy="3581151"/>
+                      <a:ext cx="5334000" cy="6026496"/>
                     </a:xfrm>
                     <a:prstGeom prst="rect">
                       <a:avLst/>
@@ -565,94 +255,38 @@
     <w:p>
       <w:pPr>
         <w:pStyle w:val="ImageCaption"/>
-      </w:pPr>
-      <w:r>
-        <w:t xml:space="preserve">CC证据角色未改变：校准资料与RS辅助时序</w:t>
+        <w:keepNext/>
+      </w:pPr>
+      <w:r>
+        <w:t xml:space="preserve">四年冻结中心参数</w:t>
       </w:r>
     </w:p>
     <w:p>
       <w:pPr>
         <w:pStyle w:val="BodyText"/>
-      </w:pPr>
-      <w:r>
-        <w:t xml:space="preserve">图注：RS不进入似然，但处理不同/未知，不是DI外部独立验证。2022补阶段二不会改变这项数据边界。</w:t>
-      </w:r>
-    </w:p>
-    <w:bookmarkEnd w:id="29"/>
-    <w:bookmarkStart w:id="33" w:name="冻结模型与年度中心点"/>
-    <w:p>
-      <w:pPr>
-        <w:pStyle w:val="Heading2"/>
-      </w:pPr>
-      <w:r>
-        <w:t xml:space="preserve">3 冻结模型与年度中心点</w:t>
-      </w:r>
-    </w:p>
-    <w:p>
-      <w:pPr>
-        <w:pStyle w:val="FirstParagraph"/>
-      </w:pPr>
-      <w:r>
-        <w:t xml:space="preserve">真实Modified DI保留actual CC蒸发、真实MulchPct、两阶段WP和年度HI0。原实现在当前材料中仍缺；新的一键脚本通过外部原项目加载模型，不能独立替代原源码。先对齐原基准点和随机管理点，再开展正式敏感性及优化。</w:t>
-      </w:r>
-      <w:r>
-        <w:t xml:space="preserve"> </w:t>
-      </w:r>
-      <w:r>
-        <w:t xml:space="preserve">阶段一θ1=(CCx,CGC_CD,CDC_CD,SenescenceCD,Kcb)，阶段二θ2=(WP_early,WP_late,HI0)条件于阶段一均值。两组均值拼接是确定性中心输入，不是八维联合后验样本。</w:t>
-      </w:r>
-      <w:r>
-        <w:t xml:space="preserve"> </w:t>
-      </w:r>
-      <w:r>
-        <w:t xml:space="preserve">| Year | CCx | CGC_CD | CDC_CD | SenescenceCD | Kcb | WP_early | WP_late | HI0 |</w:t>
-      </w:r>
-      <w:r>
-        <w:t xml:space="preserve"> </w:t>
-      </w:r>
-      <w:r>
-        <w:t xml:space="preserve">| — | — | — | — | — | — | — | — | — |</w:t>
-      </w:r>
-      <w:r>
-        <w:t xml:space="preserve"> </w:t>
-      </w:r>
-      <w:r>
-        <w:t xml:space="preserve">| 2019 | 0.9771 | 0.0988 | 0.0603 | 137.3804 | 1.4866 | 18.2042 | 30.5848 | 0.4124 |</w:t>
-      </w:r>
-      <w:r>
-        <w:t xml:space="preserve"> </w:t>
-      </w:r>
-      <w:r>
-        <w:t xml:space="preserve">| 2020 | 0.9773 | 0.0956 | 0.0607 | 137.8440 | 1.4352 | 11.2550 | 25.8493 | 0.5738 |</w:t>
-      </w:r>
-      <w:r>
-        <w:t xml:space="preserve"> </w:t>
-      </w:r>
-      <w:r>
-        <w:t xml:space="preserve">| 2021 | 0.9594 | 0.1154 | 0.0663 | 134.8456 | 1.4161 | 10.8767 | 21.9376 | 0.5800 |</w:t>
-      </w:r>
-      <w:r>
-        <w:t xml:space="preserve"> </w:t>
-      </w:r>
-      <w:r>
-        <w:t xml:space="preserve">| 2022 | 0.9374 | 0.1318 | 0.0642 | 134.9539 | 1.3775 | 13.8601 | 31.4977 | 0.4013 |</w:t>
+        <w:keepLines/>
+      </w:pPr>
+      <w:r>
+        <w:t xml:space="preserve">图注：各阶段保留样本的算术均值；连线仅用于年度比较，不表示已证明跨年趋势。</w:t>
       </w:r>
     </w:p>
     <w:p>
       <w:pPr>
         <w:pStyle w:val="CaptionedFigure"/>
+        <w:keepNext/>
+        <w:keepLines/>
       </w:pPr>
       <w:r>
         <w:drawing>
           <wp:inline>
-            <wp:extent cx="5334000" cy="2911495"/>
+            <wp:extent cx="5334000" cy="6253777"/>
             <wp:effectExtent b="0" l="0" r="0" t="0"/>
-            <wp:docPr descr="32个年度中心值：两阶段保留均值均已交叉核验" title="" id="31" name="Picture"/>
+            <wp:docPr descr="四年八参数的条件分布区间" title="" id="31" name="Picture"/>
             <a:graphic>
               <a:graphicData uri="http://schemas.openxmlformats.org/drawingml/2006/picture">
                 <pic:pic>
                   <pic:nvPicPr>
-                    <pic:cNvPr descr="figures/U01_central_parameters.png" id="32" name="Picture"/>
+                    <pic:cNvPr descr="figures/F07_parameter_intervals.png" id="32" name="Picture"/>
                     <pic:cNvPicPr>
                       <a:picLocks noChangeArrowheads="1" noChangeAspect="1"/>
                     </pic:cNvPicPr>
@@ -666,7 +300,7 @@
                   <pic:spPr bwMode="auto">
                     <a:xfrm>
                       <a:off x="0" y="0"/>
-                      <a:ext cx="5334000" cy="2911495"/>
+                      <a:ext cx="5334000" cy="6253777"/>
                     </a:xfrm>
                     <a:prstGeom prst="rect">
                       <a:avLst/>
@@ -688,285 +322,406 @@
     <w:p>
       <w:pPr>
         <w:pStyle w:val="ImageCaption"/>
-      </w:pPr>
-      <w:r>
-        <w:t xml:space="preserve">32个年度中心值：两阶段保留均值均已交叉核验</w:t>
+        <w:keepNext/>
+      </w:pPr>
+      <w:r>
+        <w:t xml:space="preserve">四年八参数的条件分布区间</w:t>
       </w:r>
     </w:p>
     <w:p>
       <w:pPr>
         <w:pStyle w:val="BodyText"/>
-      </w:pPr>
-      <w:r>
-        <w:t xml:space="preserve">图注：中心点数值未因本次补件改变。2022三个阶段二参数从“文档报告值”升级为“原检查点已核验”；连线只作年度比较。</w:t>
-      </w:r>
-    </w:p>
-    <w:p>
-      <w:pPr>
-        <w:pStyle w:val="BodyText"/>
-      </w:pPr>
-      <w:r>
-        <w:t xml:space="preserve">四年第一阶段各4独立ensemble，阶段二各1个。每组32 walkers、2000步，burn=ceil(5×整组最大τ)，同组参数共用整数截断。</w:t>
-      </w:r>
-      <w:r>
-        <w:t xml:space="preserve"> </w:t>
-      </w:r>
-      <w:r>
-        <w:t xml:space="preserve">| 年份 | 阶段 | burn-in | 每walker保留步数 | 相关样本行数 |</w:t>
-      </w:r>
-      <w:r>
-        <w:t xml:space="preserve"> </w:t>
-      </w:r>
-      <w:r>
-        <w:t xml:space="preserve">| — | — | — | — | — |</w:t>
-      </w:r>
-      <w:r>
-        <w:t xml:space="preserve"> </w:t>
-      </w:r>
-      <w:r>
-        <w:t xml:space="preserve">| 2019 | 1 | 395 | 1605 | 205440 |</w:t>
-      </w:r>
-      <w:r>
-        <w:t xml:space="preserve"> </w:t>
-      </w:r>
-      <w:r>
-        <w:t xml:space="preserve">| 2019 | 2 | 173 | 1827 | 58464 |</w:t>
-      </w:r>
-      <w:r>
-        <w:t xml:space="preserve"> </w:t>
-      </w:r>
-      <w:r>
-        <w:t xml:space="preserve">| 2020 | 1 | 369 | 1631 | 208768 |</w:t>
-      </w:r>
-      <w:r>
-        <w:t xml:space="preserve"> </w:t>
-      </w:r>
-      <w:r>
-        <w:t xml:space="preserve">| 2020 | 2 | 262 | 1738 | 55616 |</w:t>
-      </w:r>
-      <w:r>
-        <w:t xml:space="preserve"> </w:t>
-      </w:r>
-      <w:r>
-        <w:t xml:space="preserve">| 2021 | 1 | 347 | 1653 | 211584 |</w:t>
-      </w:r>
-      <w:r>
-        <w:t xml:space="preserve"> </w:t>
-      </w:r>
-      <w:r>
-        <w:t xml:space="preserve">| 2021 | 2 | 239 | 1761 | 56352 |</w:t>
-      </w:r>
-      <w:r>
-        <w:t xml:space="preserve"> </w:t>
-      </w:r>
-      <w:r>
-        <w:t xml:space="preserve">| 2022 | 1 | 317 | 1683 | 215424 |</w:t>
-      </w:r>
-      <w:r>
-        <w:t xml:space="preserve"> </w:t>
-      </w:r>
-      <w:r>
-        <w:t xml:space="preserve">| 2022 | 2 | 163 | 1837 | 58784 |</w:t>
-      </w:r>
-    </w:p>
-    <w:p>
-      <w:pPr>
-        <w:pStyle w:val="BodyText"/>
-      </w:pPr>
-      <w:r>
-        <w:t xml:space="preserve">2022阶段二均值及区间现已由正式原链核验。源状态为SAMPLING_COMPLETE_REVIEW_REQUIRED；操作性完成不等于已认证严格收敛。原严格Rhat/ESS限制保留为补充诊断，不把耦合walker当独立链，也不为确定性下游流程新增联合后验要求。</w:t>
+        <w:keepLines/>
+      </w:pPr>
+      <w:r>
+        <w:t xml:space="preserve">图注：点为中位数，线为 2.5%—97.5% 保留样本分位；分阶段结果不构成八维联合后验。</w:t>
       </w:r>
     </w:p>
     <w:bookmarkEnd w:id="33"/>
-    <w:bookmarkStart w:id="34" w:name="sobol公共全局范围的真实模型响应实验"/>
+    <w:bookmarkStart w:id="45" w:name="四年校准结果"/>
     <w:p>
       <w:pPr>
         <w:pStyle w:val="Heading2"/>
       </w:pPr>
       <w:r>
-        <w:t xml:space="preserve">4 Sobol：公共全局范围的真实模型响应实验</w:t>
-      </w:r>
-    </w:p>
-    <w:p>
-      <w:pPr>
-        <w:pStyle w:val="FirstParagraph"/>
-      </w:pPr>
-      <w:r>
-        <w:t xml:space="preserve">主分析采用公共预声明物理范围内相互独立的均匀分布。该设计回答指定范围下的方差贡献，既不是原MCMC先验密度，也不是条件后验传播；不同年度链支持只作参数结果解释，不自动替换主分析空间。</w:t>
-      </w:r>
-      <w:r>
-        <w:t xml:space="preserve"> </w:t>
-      </w:r>
-      <w:r>
-        <w:t xml:space="preserve">| 参数 | 全局公共范围 | 说明 |</w:t>
-      </w:r>
-      <w:r>
-        <w:t xml:space="preserve"> </w:t>
-      </w:r>
-      <w:r>
-        <w:t xml:space="preserve">| — | — | — |</w:t>
-      </w:r>
-      <w:r>
-        <w:t xml:space="preserve"> </w:t>
-      </w:r>
-      <w:r>
-        <w:t xml:space="preserve">| CCx | 0.60—0.99 | 冠层上限 |</w:t>
-      </w:r>
-      <w:r>
-        <w:t xml:space="preserve"> </w:t>
-      </w:r>
-      <w:r>
-        <w:t xml:space="preserve">| CGC_CD | 0.08—0.16 | 日历日增长参数 |</w:t>
-      </w:r>
-      <w:r>
-        <w:t xml:space="preserve"> </w:t>
-      </w:r>
-      <w:r>
-        <w:t xml:space="preserve">| CDC_CD | 0.03—0.12 | 日历日衰减参数 |</w:t>
-      </w:r>
-      <w:r>
-        <w:t xml:space="preserve"> </w:t>
-      </w:r>
-      <w:r>
-        <w:t xml:space="preserve">| SenescenceCD | 115—145 | 衰老时序 |</w:t>
-      </w:r>
-      <w:r>
-        <w:t xml:space="preserve"> </w:t>
-      </w:r>
-      <w:r>
-        <w:t xml:space="preserve">| Kcb | 1.05—1.60 | 基础作物系数 |</w:t>
-      </w:r>
-      <w:r>
-        <w:t xml:space="preserve"> </w:t>
-      </w:r>
-      <w:r>
-        <w:t xml:space="preserve">| WP_early | 10—40 | 模型定义的前期归一化水分生产力 |</w:t>
-      </w:r>
-      <w:r>
-        <w:t xml:space="preserve"> </w:t>
-      </w:r>
-      <w:r>
-        <w:t xml:space="preserve">| WP_late | 10—40 | 模型定义的后期归一化水分生产力 |</w:t>
-      </w:r>
-      <w:r>
-        <w:t xml:space="preserve"> </w:t>
-      </w:r>
-      <w:r>
-        <w:t xml:space="preserve">| HI0 | 0.35—0.60 | 参考收获指数 |</w:t>
-      </w:r>
-      <w:r>
-        <w:t xml:space="preserve"> </w:t>
-      </w:r>
-      <w:r>
-        <w:t xml:space="preserve">范围沿用指导文件及既有工程的公共物理范围，投稿时仍需补农艺/文献依据。local95采用各年度真实保留样本的2.5%—97.5%边际范围，现2022也可读取，但仅叫邻域响应，不叫后验Sobol，不计算CAI。</w:t>
-      </w:r>
-      <w:r>
-        <w:t xml:space="preserve"> </w:t>
-      </w:r>
-      <w:r>
-        <w:t xml:space="preserve">先N=128、种子101/202/303，不算二阶时每年每种子N(D+2)=1280次；四年共15360次。若排名或区间不稳则升N=512，共61440次完整设计调用。六输出为Y13、Biomass、Tr、Es、ET、MaxCC。</w:t>
-      </w:r>
-      <w:r>
-        <w:t xml:space="preserve"> </w:t>
-      </w:r>
-      <w:r>
-        <w:t xml:space="preserve">主报告ST，同时报告S1、ST−S1、bootstrap区间、均值、方差、单位及Var(Y)×ST。不裁剪估计、不强制Kcb第一；常量输出标为归一化指数未定义。逐年比较，只有方向和区间足以支持时才称跨年稳健关键参数。</w:t>
-      </w:r>
-      <w:r>
-        <w:t xml:space="preserve"> </w:t>
-      </w:r>
-      <w:r>
-        <w:t xml:space="preserve">保存输入空间、哈希、种子、矩阵、每点响应、失败与状态；失败点不能删行或填零。</w:t>
-      </w:r>
-      <w:r>
-        <w:rPr>
-          <w:b/>
-          <w:bCs/>
-        </w:rPr>
-        <w:t xml:space="preserve">正式真实模型的指数及排名尚未计算，不从历史代理图填入。</w:t>
-      </w:r>
-    </w:p>
-    <w:bookmarkEnd w:id="34"/>
-    <w:bookmarkStart w:id="38" w:name="确定性双目标优化与候选条件核验"/>
-    <w:p>
-      <w:pPr>
-        <w:pStyle w:val="Heading2"/>
-      </w:pPr>
-      <w:r>
-        <w:t xml:space="preserve">5 确定性双目标优化与候选条件核验</w:t>
-      </w:r>
-    </w:p>
-    <w:p>
-      <w:pPr>
-        <w:pStyle w:val="FirstParagraph"/>
-      </w:pPr>
-      <w:r>
-        <w:t xml:space="preserve">固定年度中心参数，min(-Y13,I)。优先真实模块的SMT1—SMT4、0—100%，核对百分比定义、根区、触发方向和窗口；不支持时采用4—5阶段水量与明确日期，两种体系不混合解释。</w:t>
-      </w:r>
-      <w:r>
-        <w:t xml:space="preserve"> </w:t>
-      </w:r>
-      <w:r>
-        <w:t xml:space="preserve">硬约束为I≤年度DI基准、Y13≥0.95×文献观测产量；同步报告相对同模型基准变化，检查非负水量、事件日期和完整水量账。IWP=100Y[t/ha]/I[mm]，单位kg/m³。</w:t>
-      </w:r>
-      <w:r>
-        <w:t xml:space="preserve"> </w:t>
-      </w:r>
-      <w:r>
-        <w:t xml:space="preserve">| 年份 | 文献观测 | 模型基准 | 95%绝对门槛 | 可减产余量_pct |</w:t>
-      </w:r>
-      <w:r>
-        <w:t xml:space="preserve"> </w:t>
-      </w:r>
-      <w:r>
-        <w:t xml:space="preserve">| — | — | — | — | — |</w:t>
-      </w:r>
-      <w:r>
-        <w:t xml:space="preserve"> </w:t>
-      </w:r>
-      <w:r>
-        <w:t xml:space="preserve">| 2019 | 16.5500 | 16.7017 | 15.7225 | 5.8628 |</w:t>
-      </w:r>
-      <w:r>
-        <w:t xml:space="preserve"> </w:t>
-      </w:r>
-      <w:r>
-        <w:t xml:space="preserve">| 2020 | 17.2900 | 16.8040 | 16.4255 | 2.2527 |</w:t>
-      </w:r>
-      <w:r>
-        <w:t xml:space="preserve"> </w:t>
-      </w:r>
-      <w:r>
-        <w:t xml:space="preserve">| 2021 | 15.8600 | 15.1971 | 15.0670 | 0.8563 |</w:t>
-      </w:r>
-      <w:r>
-        <w:t xml:space="preserve"> </w:t>
-      </w:r>
-      <w:r>
-        <w:t xml:space="preserve">| 2022 | 14.0800 | 14.0778 | 13.3760 | 4.9850 |</w:t>
-      </w:r>
-    </w:p>
+        <w:t xml:space="preserve">4 四年校准结果</w:t>
+      </w:r>
+    </w:p>
+    <w:bookmarkStart w:id="37" w:name="冠层覆盖度"/>
+    <w:p>
+      <w:pPr>
+        <w:pStyle w:val="Heading3"/>
+      </w:pPr>
+      <w:r>
+        <w:t xml:space="preserve">4.1 冠层覆盖度</w:t>
+      </w:r>
+    </w:p>
+    <w:tbl>
+      <w:tblPr>
+        <w:tblStyle w:val="Table"/>
+        <w:tblW w:type="auto" w:w="0"/>
+        <w:jc w:val="left"/>
+        <w:tblLook w:firstRow="1" w:lastRow="0" w:firstColumn="0" w:lastColumn="0" w:noHBand="0" w:noVBand="0" w:val="0020"/>
+        <w:tblBorders>
+          <w:top w:val="single" w:sz="4" w:color="C6D1D9"/>
+          <w:left w:val="single" w:sz="4" w:color="C6D1D9"/>
+          <w:bottom w:val="single" w:sz="4" w:color="C6D1D9"/>
+          <w:right w:val="single" w:sz="4" w:color="C6D1D9"/>
+          <w:insideH w:val="single" w:sz="4" w:color="C6D1D9"/>
+          <w:insideV w:val="single" w:sz="4" w:color="C6D1D9"/>
+        </w:tblBorders>
+      </w:tblPr>
+      <w:tblGrid>
+        <w:gridCol w:w="1980"/>
+        <w:gridCol w:w="1980"/>
+        <w:gridCol w:w="1980"/>
+        <w:gridCol w:w="1980"/>
+      </w:tblGrid>
+      <w:tr>
+        <w:trPr>
+          <w:tblHeader w:val="on"/>
+        </w:trPr>
+        <w:tc>
+          <w:tcPr>
+            <w:shd w:fill="DDE8EE"/>
+          </w:tcPr>
+          <w:p>
+            <w:pPr>
+              <w:pStyle w:val="Compact"/>
+              <w:jc w:val="left"/>
+            </w:pPr>
+            <w:r>
+              <w:rPr>
+                <w:sz w:val="16"/>
+              </w:rPr>
+              <w:t xml:space="preserve">年份</w:t>
+            </w:r>
+          </w:p>
+        </w:tc>
+        <w:tc>
+          <w:tcPr>
+            <w:shd w:fill="DDE8EE"/>
+          </w:tcPr>
+          <w:p>
+            <w:pPr>
+              <w:pStyle w:val="Compact"/>
+              <w:jc w:val="left"/>
+            </w:pPr>
+            <w:r>
+              <w:rPr>
+                <w:sz w:val="16"/>
+              </w:rPr>
+              <w:t xml:space="preserve">配对数</w:t>
+            </w:r>
+          </w:p>
+        </w:tc>
+        <w:tc>
+          <w:tcPr>
+            <w:shd w:fill="DDE8EE"/>
+          </w:tcPr>
+          <w:p>
+            <w:pPr>
+              <w:pStyle w:val="Compact"/>
+              <w:jc w:val="left"/>
+            </w:pPr>
+            <w:r>
+              <w:rPr>
+                <w:sz w:val="16"/>
+              </w:rPr>
+              <w:t xml:space="preserve">R2</w:t>
+            </w:r>
+          </w:p>
+        </w:tc>
+        <w:tc>
+          <w:tcPr>
+            <w:shd w:fill="DDE8EE"/>
+          </w:tcPr>
+          <w:p>
+            <w:pPr>
+              <w:pStyle w:val="Compact"/>
+              <w:jc w:val="left"/>
+            </w:pPr>
+            <w:r>
+              <w:rPr>
+                <w:sz w:val="16"/>
+              </w:rPr>
+              <w:t xml:space="preserve">RMSE</w:t>
+            </w:r>
+          </w:p>
+        </w:tc>
+      </w:tr>
+      <w:tr>
+        <w:tc>
+          <w:tcPr/>
+          <w:p>
+            <w:pPr>
+              <w:pStyle w:val="Compact"/>
+              <w:jc w:val="left"/>
+            </w:pPr>
+            <w:r>
+              <w:rPr>
+                <w:sz w:val="16"/>
+              </w:rPr>
+              <w:t xml:space="preserve">2019</w:t>
+            </w:r>
+          </w:p>
+        </w:tc>
+        <w:tc>
+          <w:tcPr/>
+          <w:p>
+            <w:pPr>
+              <w:pStyle w:val="Compact"/>
+              <w:jc w:val="left"/>
+            </w:pPr>
+            <w:r>
+              <w:rPr>
+                <w:sz w:val="16"/>
+              </w:rPr>
+              <w:t xml:space="preserve">12</w:t>
+            </w:r>
+          </w:p>
+        </w:tc>
+        <w:tc>
+          <w:tcPr/>
+          <w:p>
+            <w:pPr>
+              <w:pStyle w:val="Compact"/>
+              <w:jc w:val="left"/>
+            </w:pPr>
+            <w:r>
+              <w:rPr>
+                <w:sz w:val="16"/>
+              </w:rPr>
+              <w:t xml:space="preserve">0.9932</w:t>
+            </w:r>
+          </w:p>
+        </w:tc>
+        <w:tc>
+          <w:tcPr/>
+          <w:p>
+            <w:pPr>
+              <w:pStyle w:val="Compact"/>
+              <w:jc w:val="left"/>
+            </w:pPr>
+            <w:r>
+              <w:rPr>
+                <w:sz w:val="16"/>
+              </w:rPr>
+              <w:t xml:space="preserve">0.0316</w:t>
+            </w:r>
+          </w:p>
+        </w:tc>
+      </w:tr>
+      <w:tr>
+        <w:tc>
+          <w:tcPr/>
+          <w:p>
+            <w:pPr>
+              <w:pStyle w:val="Compact"/>
+              <w:jc w:val="left"/>
+            </w:pPr>
+            <w:r>
+              <w:rPr>
+                <w:sz w:val="16"/>
+              </w:rPr>
+              <w:t xml:space="preserve">2020</w:t>
+            </w:r>
+          </w:p>
+        </w:tc>
+        <w:tc>
+          <w:tcPr/>
+          <w:p>
+            <w:pPr>
+              <w:pStyle w:val="Compact"/>
+              <w:jc w:val="left"/>
+            </w:pPr>
+            <w:r>
+              <w:rPr>
+                <w:sz w:val="16"/>
+              </w:rPr>
+              <w:t xml:space="preserve">13</w:t>
+            </w:r>
+          </w:p>
+        </w:tc>
+        <w:tc>
+          <w:tcPr/>
+          <w:p>
+            <w:pPr>
+              <w:pStyle w:val="Compact"/>
+              <w:jc w:val="left"/>
+            </w:pPr>
+            <w:r>
+              <w:rPr>
+                <w:sz w:val="16"/>
+              </w:rPr>
+              <w:t xml:space="preserve">0.9794</w:t>
+            </w:r>
+          </w:p>
+        </w:tc>
+        <w:tc>
+          <w:tcPr/>
+          <w:p>
+            <w:pPr>
+              <w:pStyle w:val="Compact"/>
+              <w:jc w:val="left"/>
+            </w:pPr>
+            <w:r>
+              <w:rPr>
+                <w:sz w:val="16"/>
+              </w:rPr>
+              <w:t xml:space="preserve">0.0482</w:t>
+            </w:r>
+          </w:p>
+        </w:tc>
+      </w:tr>
+      <w:tr>
+        <w:tc>
+          <w:tcPr/>
+          <w:p>
+            <w:pPr>
+              <w:pStyle w:val="Compact"/>
+              <w:jc w:val="left"/>
+            </w:pPr>
+            <w:r>
+              <w:rPr>
+                <w:sz w:val="16"/>
+              </w:rPr>
+              <w:t xml:space="preserve">2021</w:t>
+            </w:r>
+          </w:p>
+        </w:tc>
+        <w:tc>
+          <w:tcPr/>
+          <w:p>
+            <w:pPr>
+              <w:pStyle w:val="Compact"/>
+              <w:jc w:val="left"/>
+            </w:pPr>
+            <w:r>
+              <w:rPr>
+                <w:sz w:val="16"/>
+              </w:rPr>
+              <w:t xml:space="preserve">11</w:t>
+            </w:r>
+          </w:p>
+        </w:tc>
+        <w:tc>
+          <w:tcPr/>
+          <w:p>
+            <w:pPr>
+              <w:pStyle w:val="Compact"/>
+              <w:jc w:val="left"/>
+            </w:pPr>
+            <w:r>
+              <w:rPr>
+                <w:sz w:val="16"/>
+              </w:rPr>
+              <w:t xml:space="preserve">0.9902</w:t>
+            </w:r>
+          </w:p>
+        </w:tc>
+        <w:tc>
+          <w:tcPr/>
+          <w:p>
+            <w:pPr>
+              <w:pStyle w:val="Compact"/>
+              <w:jc w:val="left"/>
+            </w:pPr>
+            <w:r>
+              <w:rPr>
+                <w:sz w:val="16"/>
+              </w:rPr>
+              <w:t xml:space="preserve">0.0370</w:t>
+            </w:r>
+          </w:p>
+        </w:tc>
+      </w:tr>
+      <w:tr>
+        <w:tc>
+          <w:tcPr/>
+          <w:p>
+            <w:pPr>
+              <w:pStyle w:val="Compact"/>
+              <w:jc w:val="left"/>
+            </w:pPr>
+            <w:r>
+              <w:rPr>
+                <w:sz w:val="16"/>
+              </w:rPr>
+              <w:t xml:space="preserve">2022</w:t>
+            </w:r>
+          </w:p>
+        </w:tc>
+        <w:tc>
+          <w:tcPr/>
+          <w:p>
+            <w:pPr>
+              <w:pStyle w:val="Compact"/>
+              <w:jc w:val="left"/>
+            </w:pPr>
+            <w:r>
+              <w:rPr>
+                <w:sz w:val="16"/>
+              </w:rPr>
+              <w:t xml:space="preserve">12</w:t>
+            </w:r>
+          </w:p>
+        </w:tc>
+        <w:tc>
+          <w:tcPr/>
+          <w:p>
+            <w:pPr>
+              <w:pStyle w:val="Compact"/>
+              <w:jc w:val="left"/>
+            </w:pPr>
+            <w:r>
+              <w:rPr>
+                <w:sz w:val="16"/>
+              </w:rPr>
+              <w:t xml:space="preserve">0.9306</w:t>
+            </w:r>
+          </w:p>
+        </w:tc>
+        <w:tc>
+          <w:tcPr/>
+          <w:p>
+            <w:pPr>
+              <w:pStyle w:val="Compact"/>
+              <w:jc w:val="left"/>
+            </w:pPr>
+            <w:r>
+              <w:rPr>
+                <w:sz w:val="16"/>
+              </w:rPr>
+              <w:t xml:space="preserve">0.0596</w:t>
+            </w:r>
+          </w:p>
+        </w:tc>
+      </w:tr>
+    </w:tbl>
     <w:p>
       <w:pPr>
         <w:pStyle w:val="CaptionedFigure"/>
+        <w:keepNext/>
+        <w:keepLines/>
       </w:pPr>
       <w:r>
         <w:drawing>
           <wp:inline>
-            <wp:extent cx="5334000" cy="2517543"/>
+            <wp:extent cx="5334000" cy="4261517"/>
             <wp:effectExtent b="0" l="0" r="0" t="0"/>
-            <wp:docPr descr="四年保产门槛余量：2022基准现已可核算" title="" id="36" name="Picture"/>
+            <wp:docPr descr="四年冠层覆盖度：模拟过程与校准观测" title="" id="35" name="Picture"/>
             <a:graphic>
               <a:graphicData uri="http://schemas.openxmlformats.org/drawingml/2006/picture">
                 <pic:pic>
                   <pic:nvPicPr>
-                    <pic:cNvPr descr="figures/E02_yield_gate_headroom.png" id="37" name="Picture"/>
+                    <pic:cNvPr descr="figures/F02_CC_trajectories.png" id="36" name="Picture"/>
                     <pic:cNvPicPr>
                       <a:picLocks noChangeArrowheads="1" noChangeAspect="1"/>
                     </pic:cNvPicPr>
                   </pic:nvPicPr>
                   <pic:blipFill>
-                    <a:blip r:embed="rId35"/>
+                    <a:blip r:embed="rId34"/>
                     <a:stretch>
                       <a:fillRect/>
                     </a:stretch>
@@ -974,7 +729,7 @@
                   <pic:spPr bwMode="auto">
                     <a:xfrm>
                       <a:off x="0" y="0"/>
-                      <a:ext cx="5334000" cy="2517543"/>
+                      <a:ext cx="5334000" cy="4261517"/>
                     </a:xfrm>
                     <a:prstGeom prst="rect">
                       <a:avLst/>
@@ -996,83 +751,36 @@
     <w:p>
       <w:pPr>
         <w:pStyle w:val="ImageCaption"/>
-      </w:pPr>
-      <w:r>
-        <w:t xml:space="preserve">四年保产门槛余量：2022基准现已可核算</w:t>
+        <w:keepNext/>
+      </w:pPr>
+      <w:r>
+        <w:t xml:space="preserve">四年冠层覆盖度：模拟过程与校准观测</w:t>
       </w:r>
     </w:p>
     <w:p>
       <w:pPr>
         <w:pStyle w:val="BodyText"/>
-      </w:pPr>
-      <w:r>
-        <w:t xml:space="preserve">图注：2022真实均值点产量14.077783 t/ha；允许减产约4.985%。2021仍仅约0.856%。这些是产量空间余量，不是节水率或置信区间。</w:t>
-      </w:r>
-    </w:p>
-    <w:p>
-      <w:pPr>
-        <w:pStyle w:val="BodyText"/>
-      </w:pPr>
-      <w:r>
-        <w:t xml:space="preserve">2021的模型基准已低估观测约4.18%，因此继续相对模型基准再容许5%减产会放宽真实门槛。2022新精确基准距门槛余量约4.985%，这不是节水率。</w:t>
-      </w:r>
-      <w:r>
-        <w:t xml:space="preserve"> </w:t>
-      </w:r>
-      <w:r>
-        <w:t xml:space="preserve">NSGA-III采用100个双目标参考方向/种群、100代、5算法种子；默认与同预算NSGA-II比较，按年固定HV参考尺度。保存每代X/F/G/CV、目标、约束和前沿，不因结果不理想而只保留单次运行。</w:t>
-      </w:r>
-      <w:r>
-        <w:t xml:space="preserve"> </w:t>
-      </w:r>
-      <w:r>
-        <w:t xml:space="preserve">推荐为ε门槛内最低灌水量，并列两个相邻可行备选；无可行解则明确无推荐，不回退最高产量。最终候选必须以同一真实模型回代，不能用绘图插值得到新可行点。</w:t>
-      </w:r>
-      <w:r>
-        <w:t xml:space="preserve"> </w:t>
-      </w:r>
-      <w:r>
-        <w:t xml:space="preserve">候选分别扰动阶段一/固定阶段二中心、扰动阶段二整行样本/固定阶段一中心，每个可用组至少128行，保留组内相关；2022两个组现均有真实样本。报告均值、5%分位、绝对观测门槛概率、MC误差、灌水/通量/守恒。这是声明分布下的条件核验，不是八维联合传播或田间失收概率。</w:t>
-      </w:r>
-      <w:r>
-        <w:t xml:space="preserve"> </w:t>
-      </w:r>
-      <w:r>
-        <w:t xml:space="preserve">年度专用方案可逐年优化；若要声称未知年通用制度，需留一年/嵌套检验，不用同四年同时选解和验证。</w:t>
-      </w:r>
-      <w:r>
-        <w:rPr>
-          <w:b/>
-          <w:bCs/>
-        </w:rPr>
-        <w:t xml:space="preserve">真实前沿、节水率和推荐日程尚未生成；旧2021约38%仍撤回。</w:t>
-      </w:r>
-    </w:p>
-    <w:bookmarkEnd w:id="38"/>
-    <w:bookmarkStart w:id="56" w:name="现阶段可写入论文的结果"/>
-    <w:p>
-      <w:pPr>
-        <w:pStyle w:val="Heading2"/>
-      </w:pPr>
-      <w:r>
-        <w:t xml:space="preserve">6 现阶段可写入论文的结果</w:t>
-      </w:r>
-    </w:p>
-    <w:bookmarkStart w:id="42" w:name="校准指标与证据分层"/>
+        <w:keepLines/>
+      </w:pPr>
+      <w:r>
+        <w:t xml:space="preserve">图注：2019—2021 来自已核验原输出；2022 为本次冻结均值点回放。样本内校准评价。</w:t>
+      </w:r>
+    </w:p>
+    <w:bookmarkEnd w:id="37"/>
+    <w:bookmarkStart w:id="44" w:name="地上干生物量"/>
     <w:p>
       <w:pPr>
         <w:pStyle w:val="Heading3"/>
       </w:pPr>
       <w:r>
-        <w:t xml:space="preserve">6.1 校准指标与证据分层</w:t>
+        <w:t xml:space="preserve">4.2 地上干生物量</w:t>
       </w:r>
     </w:p>
     <w:tbl>
       <w:tblPr>
         <w:tblStyle w:val="Table"/>
-        <w:tblW w:type="pct" w:w="5000"/>
+        <w:tblW w:type="auto" w:w="0"/>
         <w:jc w:val="left"/>
-        <w:tblLayout w:type="fixed"/>
         <w:tblLook w:firstRow="1" w:lastRow="0" w:firstColumn="0" w:lastColumn="0" w:noHBand="0" w:noVBand="0" w:val="0020"/>
         <w:tblBorders>
           <w:top w:val="single" w:sz="4" w:color="C6D1D9"/>
@@ -1084,14 +792,10 @@
         </w:tblBorders>
       </w:tblPr>
       <w:tblGrid>
-        <w:gridCol w:w="990"/>
-        <w:gridCol w:w="990"/>
-        <w:gridCol w:w="990"/>
-        <w:gridCol w:w="990"/>
-        <w:gridCol w:w="990"/>
-        <w:gridCol w:w="990"/>
-        <w:gridCol w:w="990"/>
-        <w:gridCol w:w="990"/>
+        <w:gridCol w:w="1980"/>
+        <w:gridCol w:w="1980"/>
+        <w:gridCol w:w="1980"/>
+        <w:gridCol w:w="1980"/>
       </w:tblGrid>
       <w:tr>
         <w:trPr>
@@ -1127,7 +831,7 @@
               <w:rPr>
                 <w:sz w:val="16"/>
               </w:rPr>
-              <w:t xml:space="preserve">CC_R2</w:t>
+              <w:t xml:space="preserve">配对数</w:t>
             </w:r>
           </w:p>
         </w:tc>
@@ -1144,7 +848,7 @@
               <w:rPr>
                 <w:sz w:val="16"/>
               </w:rPr>
-              <w:t xml:space="preserve">CC_RMSE</w:t>
+              <w:t xml:space="preserve">R2</w:t>
             </w:r>
           </w:p>
         </w:tc>
@@ -1161,75 +865,7 @@
               <w:rPr>
                 <w:sz w:val="16"/>
               </w:rPr>
-              <w:t xml:space="preserve">生物量_R2</w:t>
-            </w:r>
-          </w:p>
-        </w:tc>
-        <w:tc>
-          <w:tcPr>
-            <w:shd w:fill="DDE8EE"/>
-          </w:tcPr>
-          <w:p>
-            <w:pPr>
-              <w:pStyle w:val="Compact"/>
-              <w:jc w:val="left"/>
-            </w:pPr>
-            <w:r>
-              <w:rPr>
-                <w:sz w:val="16"/>
-              </w:rPr>
-              <w:t xml:space="preserve">生物量_RMSE</w:t>
-            </w:r>
-          </w:p>
-        </w:tc>
-        <w:tc>
-          <w:tcPr>
-            <w:shd w:fill="DDE8EE"/>
-          </w:tcPr>
-          <w:p>
-            <w:pPr>
-              <w:pStyle w:val="Compact"/>
-              <w:jc w:val="left"/>
-            </w:pPr>
-            <w:r>
-              <w:rPr>
-                <w:sz w:val="16"/>
-              </w:rPr>
-              <w:t xml:space="preserve">观测产量</w:t>
-            </w:r>
-          </w:p>
-        </w:tc>
-        <w:tc>
-          <w:tcPr>
-            <w:shd w:fill="DDE8EE"/>
-          </w:tcPr>
-          <w:p>
-            <w:pPr>
-              <w:pStyle w:val="Compact"/>
-              <w:jc w:val="left"/>
-            </w:pPr>
-            <w:r>
-              <w:rPr>
-                <w:sz w:val="16"/>
-              </w:rPr>
-              <w:t xml:space="preserve">模拟产量</w:t>
-            </w:r>
-          </w:p>
-        </w:tc>
-        <w:tc>
-          <w:tcPr>
-            <w:shd w:fill="DDE8EE"/>
-          </w:tcPr>
-          <w:p>
-            <w:pPr>
-              <w:pStyle w:val="Compact"/>
-              <w:jc w:val="left"/>
-            </w:pPr>
-            <w:r>
-              <w:rPr>
-                <w:sz w:val="16"/>
-              </w:rPr>
-              <w:t xml:space="preserve">产量误差_pct</w:t>
+              <w:t xml:space="preserve">RMSE_t_ha</w:t>
             </w:r>
           </w:p>
         </w:tc>
@@ -1261,22 +897,7 @@
               <w:rPr>
                 <w:sz w:val="16"/>
               </w:rPr>
-              <w:t xml:space="preserve">0.9932</w:t>
-            </w:r>
-          </w:p>
-        </w:tc>
-        <w:tc>
-          <w:tcPr/>
-          <w:p>
-            <w:pPr>
-              <w:pStyle w:val="Compact"/>
-              <w:jc w:val="left"/>
-            </w:pPr>
-            <w:r>
-              <w:rPr>
-                <w:sz w:val="16"/>
-              </w:rPr>
-              <w:t xml:space="preserve">0.0316</w:t>
+              <w:t xml:space="preserve">9.0000</w:t>
             </w:r>
           </w:p>
         </w:tc>
@@ -1307,51 +928,6 @@
                 <w:sz w:val="16"/>
               </w:rPr>
               <w:t xml:space="preserve">1.0498</w:t>
-            </w:r>
-          </w:p>
-        </w:tc>
-        <w:tc>
-          <w:tcPr/>
-          <w:p>
-            <w:pPr>
-              <w:pStyle w:val="Compact"/>
-              <w:jc w:val="left"/>
-            </w:pPr>
-            <w:r>
-              <w:rPr>
-                <w:sz w:val="16"/>
-              </w:rPr>
-              <w:t xml:space="preserve">16.5500</w:t>
-            </w:r>
-          </w:p>
-        </w:tc>
-        <w:tc>
-          <w:tcPr/>
-          <w:p>
-            <w:pPr>
-              <w:pStyle w:val="Compact"/>
-              <w:jc w:val="left"/>
-            </w:pPr>
-            <w:r>
-              <w:rPr>
-                <w:sz w:val="16"/>
-              </w:rPr>
-              <w:t xml:space="preserve">16.7017</w:t>
-            </w:r>
-          </w:p>
-        </w:tc>
-        <w:tc>
-          <w:tcPr/>
-          <w:p>
-            <w:pPr>
-              <w:pStyle w:val="Compact"/>
-              <w:jc w:val="left"/>
-            </w:pPr>
-            <w:r>
-              <w:rPr>
-                <w:sz w:val="16"/>
-              </w:rPr>
-              <w:t xml:space="preserve">0.9166</w:t>
             </w:r>
           </w:p>
         </w:tc>
@@ -1383,22 +959,7 @@
               <w:rPr>
                 <w:sz w:val="16"/>
               </w:rPr>
-              <w:t xml:space="preserve">0.9794</w:t>
-            </w:r>
-          </w:p>
-        </w:tc>
-        <w:tc>
-          <w:tcPr/>
-          <w:p>
-            <w:pPr>
-              <w:pStyle w:val="Compact"/>
-              <w:jc w:val="left"/>
-            </w:pPr>
-            <w:r>
-              <w:rPr>
-                <w:sz w:val="16"/>
-              </w:rPr>
-              <w:t xml:space="preserve">0.0482</w:t>
+              <w:t xml:space="preserve">10.0000</w:t>
             </w:r>
           </w:p>
         </w:tc>
@@ -1429,51 +990,6 @@
                 <w:sz w:val="16"/>
               </w:rPr>
               <w:t xml:space="preserve">1.1393</w:t>
-            </w:r>
-          </w:p>
-        </w:tc>
-        <w:tc>
-          <w:tcPr/>
-          <w:p>
-            <w:pPr>
-              <w:pStyle w:val="Compact"/>
-              <w:jc w:val="left"/>
-            </w:pPr>
-            <w:r>
-              <w:rPr>
-                <w:sz w:val="16"/>
-              </w:rPr>
-              <w:t xml:space="preserve">17.2900</w:t>
-            </w:r>
-          </w:p>
-        </w:tc>
-        <w:tc>
-          <w:tcPr/>
-          <w:p>
-            <w:pPr>
-              <w:pStyle w:val="Compact"/>
-              <w:jc w:val="left"/>
-            </w:pPr>
-            <w:r>
-              <w:rPr>
-                <w:sz w:val="16"/>
-              </w:rPr>
-              <w:t xml:space="preserve">16.8040</w:t>
-            </w:r>
-          </w:p>
-        </w:tc>
-        <w:tc>
-          <w:tcPr/>
-          <w:p>
-            <w:pPr>
-              <w:pStyle w:val="Compact"/>
-              <w:jc w:val="left"/>
-            </w:pPr>
-            <w:r>
-              <w:rPr>
-                <w:sz w:val="16"/>
-              </w:rPr>
-              <w:t xml:space="preserve">-2.8107</w:t>
             </w:r>
           </w:p>
         </w:tc>
@@ -1505,22 +1021,7 @@
               <w:rPr>
                 <w:sz w:val="16"/>
               </w:rPr>
-              <w:t xml:space="preserve">0.9902</w:t>
-            </w:r>
-          </w:p>
-        </w:tc>
-        <w:tc>
-          <w:tcPr/>
-          <w:p>
-            <w:pPr>
-              <w:pStyle w:val="Compact"/>
-              <w:jc w:val="left"/>
-            </w:pPr>
-            <w:r>
-              <w:rPr>
-                <w:sz w:val="16"/>
-              </w:rPr>
-              <w:t xml:space="preserve">0.0370</w:t>
+              <w:t xml:space="preserve">8.0000</w:t>
             </w:r>
           </w:p>
         </w:tc>
@@ -1551,51 +1052,6 @@
                 <w:sz w:val="16"/>
               </w:rPr>
               <w:t xml:space="preserve">1.2520</w:t>
-            </w:r>
-          </w:p>
-        </w:tc>
-        <w:tc>
-          <w:tcPr/>
-          <w:p>
-            <w:pPr>
-              <w:pStyle w:val="Compact"/>
-              <w:jc w:val="left"/>
-            </w:pPr>
-            <w:r>
-              <w:rPr>
-                <w:sz w:val="16"/>
-              </w:rPr>
-              <w:t xml:space="preserve">15.8600</w:t>
-            </w:r>
-          </w:p>
-        </w:tc>
-        <w:tc>
-          <w:tcPr/>
-          <w:p>
-            <w:pPr>
-              <w:pStyle w:val="Compact"/>
-              <w:jc w:val="left"/>
-            </w:pPr>
-            <w:r>
-              <w:rPr>
-                <w:sz w:val="16"/>
-              </w:rPr>
-              <w:t xml:space="preserve">15.1971</w:t>
-            </w:r>
-          </w:p>
-        </w:tc>
-        <w:tc>
-          <w:tcPr/>
-          <w:p>
-            <w:pPr>
-              <w:pStyle w:val="Compact"/>
-              <w:jc w:val="left"/>
-            </w:pPr>
-            <w:r>
-              <w:rPr>
-                <w:sz w:val="16"/>
-              </w:rPr>
-              <w:t xml:space="preserve">-4.1795</w:t>
             </w:r>
           </w:p>
         </w:tc>
@@ -1627,37 +1083,22 @@
               <w:rPr>
                 <w:sz w:val="16"/>
               </w:rPr>
-              <w:t xml:space="preserve">0.9310</w:t>
-            </w:r>
-          </w:p>
-        </w:tc>
-        <w:tc>
-          <w:tcPr/>
-          <w:p>
-            <w:pPr>
-              <w:pStyle w:val="Compact"/>
-              <w:jc w:val="left"/>
-            </w:pPr>
-            <w:r>
-              <w:rPr>
-                <w:sz w:val="16"/>
-              </w:rPr>
-              <w:t xml:space="preserve">0.0596</w:t>
-            </w:r>
-          </w:p>
-        </w:tc>
-        <w:tc>
-          <w:tcPr/>
-          <w:p>
-            <w:pPr>
-              <w:pStyle w:val="Compact"/>
-              <w:jc w:val="left"/>
-            </w:pPr>
-            <w:r>
-              <w:rPr>
-                <w:sz w:val="16"/>
-              </w:rPr>
-              <w:t xml:space="preserve">0.9970</w:t>
+              <w:t xml:space="preserve">10.0000</w:t>
+            </w:r>
+          </w:p>
+        </w:tc>
+        <w:tc>
+          <w:tcPr/>
+          <w:p>
+            <w:pPr>
+              <w:pStyle w:val="Compact"/>
+              <w:jc w:val="left"/>
+            </w:pPr>
+            <w:r>
+              <w:rPr>
+                <w:sz w:val="16"/>
+              </w:rPr>
+              <w:t xml:space="preserve">0.9966</w:t>
             </w:r>
           </w:p>
         </w:tc>
@@ -1673,51 +1114,6 @@
                 <w:sz w:val="16"/>
               </w:rPr>
               <w:t xml:space="preserve">0.5562</w:t>
-            </w:r>
-          </w:p>
-        </w:tc>
-        <w:tc>
-          <w:tcPr/>
-          <w:p>
-            <w:pPr>
-              <w:pStyle w:val="Compact"/>
-              <w:jc w:val="left"/>
-            </w:pPr>
-            <w:r>
-              <w:rPr>
-                <w:sz w:val="16"/>
-              </w:rPr>
-              <w:t xml:space="preserve">14.0800</w:t>
-            </w:r>
-          </w:p>
-        </w:tc>
-        <w:tc>
-          <w:tcPr/>
-          <w:p>
-            <w:pPr>
-              <w:pStyle w:val="Compact"/>
-              <w:jc w:val="left"/>
-            </w:pPr>
-            <w:r>
-              <w:rPr>
-                <w:sz w:val="16"/>
-              </w:rPr>
-              <w:t xml:space="preserve">14.0778</w:t>
-            </w:r>
-          </w:p>
-        </w:tc>
-        <w:tc>
-          <w:tcPr/>
-          <w:p>
-            <w:pPr>
-              <w:pStyle w:val="Compact"/>
-              <w:jc w:val="left"/>
-            </w:pPr>
-            <w:r>
-              <w:rPr>
-                <w:sz w:val="16"/>
-              </w:rPr>
-              <w:t xml:space="preserve">-0.0157</w:t>
             </w:r>
           </w:p>
         </w:tc>
@@ -1725,33 +1121,27 @@
     </w:tbl>
     <w:p>
       <w:pPr>
-        <w:pStyle w:val="BodyText"/>
-      </w:pPr>
-      <w:r>
-        <w:t xml:space="preserve">2019—2021的配对评价沿用此前独立复算。2022 RMSE和产量现有精确JSON支持；R²=0.931/0.997仍为Word汇总值，缺少配对序列，不能声称本轮逐点重算。年产量每年一对，不计算单年产量相关系数。±5%是项目容许幅度，不是统计置信带。</w:t>
-      </w:r>
-    </w:p>
-    <w:p>
-      <w:pPr>
         <w:pStyle w:val="CaptionedFigure"/>
+        <w:keepNext/>
+        <w:keepLines/>
       </w:pPr>
       <w:r>
         <w:drawing>
           <wp:inline>
-            <wp:extent cx="5334000" cy="2372440"/>
+            <wp:extent cx="5334000" cy="4261517"/>
             <wp:effectExtent b="0" l="0" r="0" t="0"/>
-            <wp:docPr descr="原链已补齐，配对序列证据仍需分别标注" title="" id="40" name="Picture"/>
+            <wp:docPr descr="四年生物量：模拟过程与校准观测" title="" id="39" name="Picture"/>
             <a:graphic>
               <a:graphicData uri="http://schemas.openxmlformats.org/drawingml/2006/picture">
                 <pic:pic>
                   <pic:nvPicPr>
-                    <pic:cNvPr descr="figures/U04_calibration_scope.png" id="41" name="Picture"/>
+                    <pic:cNvPr descr="figures/F03_Biomass_trajectories.png" id="40" name="Picture"/>
                     <pic:cNvPicPr>
                       <a:picLocks noChangeArrowheads="1" noChangeAspect="1"/>
                     </pic:cNvPicPr>
                   </pic:nvPicPr>
                   <pic:blipFill>
-                    <a:blip r:embed="rId39"/>
+                    <a:blip r:embed="rId38"/>
                     <a:stretch>
                       <a:fillRect/>
                     </a:stretch>
@@ -1759,7 +1149,7 @@
                   <pic:spPr bwMode="auto">
                     <a:xfrm>
                       <a:off x="0" y="0"/>
-                      <a:ext cx="5334000" cy="2372440"/>
+                      <a:ext cx="5334000" cy="4261517"/>
                     </a:xfrm>
                     <a:prstGeom prst="rect">
                       <a:avLst/>
@@ -1781,50 +1171,100 @@
     <w:p>
       <w:pPr>
         <w:pStyle w:val="ImageCaption"/>
-      </w:pPr>
-      <w:r>
-        <w:t xml:space="preserve">原链已补齐，配对序列证据仍需分别标注</w:t>
+        <w:keepNext/>
+      </w:pPr>
+      <w:r>
+        <w:t xml:space="preserve">四年生物量：模拟过程与校准观测</w:t>
       </w:r>
     </w:p>
     <w:p>
       <w:pPr>
         <w:pStyle w:val="BodyText"/>
-      </w:pPr>
-      <w:r>
-        <w:t xml:space="preserve">图注：2022空心R²仍为原Word中的汇总值，未从配对表重算；产量偏差与RMSE已更新为新JSON精确值。±5%为项目容许幅度。</w:t>
-      </w:r>
-    </w:p>
-    <w:bookmarkEnd w:id="42"/>
-    <w:bookmarkStart w:id="55" w:name="参数区间与补偿"/>
-    <w:p>
-      <w:pPr>
-        <w:pStyle w:val="Heading3"/>
-      </w:pPr>
-      <w:r>
-        <w:t xml:space="preserve">6.2 参数区间与补偿</w:t>
+        <w:keepLines/>
+      </w:pPr>
+      <w:r>
+        <w:t xml:space="preserve">图注：2019—2021 来自已核验原输出；2022 为本次冻结均值点回放。样本内校准评价。</w:t>
+      </w:r>
+    </w:p>
+    <w:p>
+      <w:pPr>
+        <w:pStyle w:val="BodyText"/>
+      </w:pPr>
+      <w:r>
+        <w:t xml:space="preserve">R²按1−SSE/SST计算，与Pearson相关平方分开；RMSE保留对应单位。2022冠层早期低估和2021生物量偏差应如实讨论，不通过平滑、删点或视觉缩放隐藏。四年散点配对图F04/F05另行提供。</w:t>
+      </w:r>
+      <w:r>
+        <w:t xml:space="preserve"> </w:t>
+      </w:r>
+      <w:r>
+        <w:t xml:space="preserve">### 4.3 年产量与误差</w:t>
+      </w:r>
+      <w:r>
+        <w:t xml:space="preserve"> </w:t>
+      </w:r>
+      <w:r>
+        <w:t xml:space="preserve">| 年份 | 观测产量 | 模拟产量 | 产量误差_pct |</w:t>
+      </w:r>
+      <w:r>
+        <w:t xml:space="preserve"> </w:t>
+      </w:r>
+      <w:r>
+        <w:t xml:space="preserve">| — | — | — | — |</w:t>
+      </w:r>
+      <w:r>
+        <w:t xml:space="preserve"> </w:t>
+      </w:r>
+      <w:r>
+        <w:t xml:space="preserve">| 2019 | 16.5500 | 16.7017 | 0.9166 |</w:t>
+      </w:r>
+      <w:r>
+        <w:t xml:space="preserve"> </w:t>
+      </w:r>
+      <w:r>
+        <w:t xml:space="preserve">| 2020 | 17.2900 | 16.8040 | -2.8107 |</w:t>
+      </w:r>
+      <w:r>
+        <w:t xml:space="preserve"> </w:t>
+      </w:r>
+      <w:r>
+        <w:t xml:space="preserve">| 2021 | 15.8600 | 15.1971 | -4.1795 |</w:t>
+      </w:r>
+      <w:r>
+        <w:t xml:space="preserve"> </w:t>
+      </w:r>
+      <w:r>
+        <w:t xml:space="preserve">| 2022 | 14.0800 | 14.0778 | -0.0157 |</w:t>
+      </w:r>
+      <w:r>
+        <w:t xml:space="preserve"> </w:t>
+      </w:r>
+      <w:r>
+        <w:t xml:space="preserve">每年仅一对年产量，单年产量R²不计算。±5%为项目容许幅度，不是统计置信带。上述指标为校准拟合，不是外部验证。</w:t>
       </w:r>
     </w:p>
     <w:p>
       <w:pPr>
         <w:pStyle w:val="CaptionedFigure"/>
+        <w:keepNext/>
+        <w:keepLines/>
       </w:pPr>
       <w:r>
         <w:drawing>
           <wp:inline>
-            <wp:extent cx="5334000" cy="3078651"/>
+            <wp:extent cx="5334000" cy="2174864"/>
             <wp:effectExtent b="0" l="0" r="0" t="0"/>
-            <wp:docPr descr="四年八参数区间：2022第二阶段已由真实链补齐" title="" id="44" name="Picture"/>
+            <wp:docPr descr="四年校准误差概览" title="" id="42" name="Picture"/>
             <a:graphic>
               <a:graphicData uri="http://schemas.openxmlformats.org/drawingml/2006/picture">
                 <pic:pic>
                   <pic:nvPicPr>
-                    <pic:cNvPr descr="figures/F04_parameter_intervals.png" id="45" name="Picture"/>
+                    <pic:cNvPr descr="figures/F06_calibration_summary.png" id="43" name="Picture"/>
                     <pic:cNvPicPr>
                       <a:picLocks noChangeArrowheads="1" noChangeAspect="1"/>
                     </pic:cNvPicPr>
                   </pic:nvPicPr>
                   <pic:blipFill>
-                    <a:blip r:embed="rId43"/>
+                    <a:blip r:embed="rId41"/>
                     <a:stretch>
                       <a:fillRect/>
                     </a:stretch>
@@ -1832,7 +1272,7 @@
                   <pic:spPr bwMode="auto">
                     <a:xfrm>
                       <a:off x="0" y="0"/>
-                      <a:ext cx="5334000" cy="3078651"/>
+                      <a:ext cx="5334000" cy="2174864"/>
                     </a:xfrm>
                     <a:prstGeom prst="rect">
                       <a:avLst/>
@@ -1854,34 +1294,57 @@
     <w:p>
       <w:pPr>
         <w:pStyle w:val="ImageCaption"/>
-      </w:pPr>
-      <w:r>
-        <w:t xml:space="preserve">四年八参数区间：2022第二阶段已由真实链补齐</w:t>
+        <w:keepNext/>
+      </w:pPr>
+      <w:r>
+        <w:t xml:space="preserve">四年校准误差概览</w:t>
       </w:r>
     </w:p>
     <w:p>
       <w:pPr>
         <w:pStyle w:val="BodyText"/>
-      </w:pPr>
-      <w:r>
-        <w:t xml:space="preserve">图注：点为中位数，线为2.5%—97.5%相关保留样本分位；灰短线为各年链支持。单组阶段二为条件分布，不是认证收敛或联合后验。</w:t>
+        <w:keepLines/>
+      </w:pPr>
+      <w:r>
+        <w:t xml:space="preserve">图注：灰带为项目 ±5% 产量容许幅度，不是置信区间。2022 配对指标与产量已核验。</w:t>
+      </w:r>
+    </w:p>
+    <w:bookmarkEnd w:id="44"/>
+    <w:bookmarkEnd w:id="45"/>
+    <w:bookmarkStart w:id="52" w:name="参数补偿与水量过程"/>
+    <w:p>
+      <w:pPr>
+        <w:pStyle w:val="Heading2"/>
+      </w:pPr>
+      <w:r>
+        <w:t xml:space="preserve">5 参数补偿与水量过程</w:t>
+      </w:r>
+    </w:p>
+    <w:p>
+      <w:pPr>
+        <w:pStyle w:val="FirstParagraph"/>
+      </w:pPr>
+      <w:r>
+        <w:t xml:space="preserve">2022阶段二WP_late与HI0相关约−0.645；其他年度也存在补偿结构。后续条件扰动应保留同一阶段样本的整行相关，不用边际独立重抽代替。跨年参数差异可能吸收驱动误差、数字化误差及结构差异，不仅代表生理变化。</w:t>
       </w:r>
     </w:p>
     <w:p>
       <w:pPr>
         <w:pStyle w:val="CaptionedFigure"/>
+        <w:keepNext/>
+        <w:keepLines/>
       </w:pPr>
       <w:r>
         <w:drawing>
           <wp:inline>
-            <wp:extent cx="5334000" cy="4857130"/>
+            <wp:extent cx="5334000" cy="3984519"/>
             <wp:effectExtent b="0" l="0" r="0" t="0"/>
-            <wp:docPr descr="四年第二阶段：WP_late与HI0的参数补偿" title="" id="47" name="Picture"/>
+            <wp:docPr descr="四年第二阶段参数补偿" title="" id="47" name="Picture"/>
             <a:graphic>
               <a:graphicData uri="http://schemas.openxmlformats.org/drawingml/2006/picture">
                 <pic:pic>
                   <pic:nvPicPr>
-                    <pic:cNvPr descr="figures/F05_phase2_compensation.png" id="48" name="Picture"/>
+                    <pic:cNvPr descr="figures/F08_phase2_compensation.png" id="48" name="Picture"/>
                     <pic:cNvPicPr>
                       <a:picLocks noChangeArrowheads="1" noChangeAspect="1"/>
                     </pic:cNvPicPr>
@@ -1895,7 +1358,7 @@
                   <pic:spPr bwMode="auto">
                     <a:xfrm>
                       <a:off x="0" y="0"/>
-                      <a:ext cx="5334000" cy="4857130"/>
+                      <a:ext cx="5334000" cy="3984519"/>
                     </a:xfrm>
                     <a:prstGeom prst="rect">
                       <a:avLst/>
@@ -1917,48 +1380,537 @@
     <w:p>
       <w:pPr>
         <w:pStyle w:val="ImageCaption"/>
-      </w:pPr>
-      <w:r>
-        <w:t xml:space="preserve">四年第二阶段：WP_late与HI0的参数补偿</w:t>
+        <w:keepNext/>
+      </w:pPr>
+      <w:r>
+        <w:t xml:space="preserve">四年第二阶段参数补偿</w:t>
       </w:r>
     </w:p>
     <w:p>
       <w:pPr>
         <w:pStyle w:val="BodyText"/>
-      </w:pPr>
-      <w:r>
-        <w:t xml:space="preserve">图注：各图取同一年度真实阶段二的整行保留样本。2022相关系数约−0.645；阶段内相关已保留，不将不同阶段样本拼成八维联合后验。</w:t>
-      </w:r>
-    </w:p>
-    <w:p>
-      <w:pPr>
-        <w:pStyle w:val="BodyText"/>
-      </w:pPr>
-      <w:r>
-        <w:t xml:space="preserve">2022的WP_late—HI0相关约−0.645，说明阶段二组内仍有补偿结构。该关系来自同一行真实样本，不应通过边际独立重抽打散；也不能凭较窄区间证明因果识别或完整联合后验收敛。</w:t>
-      </w:r>
-      <w:r>
-        <w:t xml:space="preserve"> </w:t>
-      </w:r>
-      <w:r>
-        <w:t xml:space="preserve">### 6.3 新增真实链及水量账</w:t>
-      </w:r>
-    </w:p>
+        <w:keepLines/>
+      </w:pPr>
+      <w:r>
+        <w:t xml:space="preserve">图注：各年均按同一行保留样本绘制；相关系数使用全部样本，散点仅作等距抽稀展示。</w:t>
+      </w:r>
+    </w:p>
+    <w:tbl>
+      <w:tblPr>
+        <w:tblStyle w:val="Table"/>
+        <w:tblW w:type="auto" w:w="0"/>
+        <w:jc w:val="left"/>
+        <w:tblLook w:firstRow="1" w:lastRow="0" w:firstColumn="0" w:lastColumn="0" w:noHBand="0" w:noVBand="0" w:val="0020"/>
+        <w:tblBorders>
+          <w:top w:val="single" w:sz="4" w:color="C6D1D9"/>
+          <w:left w:val="single" w:sz="4" w:color="C6D1D9"/>
+          <w:bottom w:val="single" w:sz="4" w:color="C6D1D9"/>
+          <w:right w:val="single" w:sz="4" w:color="C6D1D9"/>
+          <w:insideH w:val="single" w:sz="4" w:color="C6D1D9"/>
+          <w:insideV w:val="single" w:sz="4" w:color="C6D1D9"/>
+        </w:tblBorders>
+      </w:tblPr>
+      <w:tblGrid>
+        <w:gridCol w:w="1320"/>
+        <w:gridCol w:w="1320"/>
+        <w:gridCol w:w="1320"/>
+        <w:gridCol w:w="1320"/>
+        <w:gridCol w:w="1320"/>
+        <w:gridCol w:w="1320"/>
+      </w:tblGrid>
+      <w:tr>
+        <w:trPr>
+          <w:tblHeader w:val="on"/>
+        </w:trPr>
+        <w:tc>
+          <w:tcPr>
+            <w:shd w:fill="DDE8EE"/>
+          </w:tcPr>
+          <w:p>
+            <w:pPr>
+              <w:pStyle w:val="Compact"/>
+              <w:jc w:val="left"/>
+            </w:pPr>
+            <w:r>
+              <w:rPr>
+                <w:sz w:val="16"/>
+              </w:rPr>
+              <w:t xml:space="preserve">年份</w:t>
+            </w:r>
+          </w:p>
+        </w:tc>
+        <w:tc>
+          <w:tcPr>
+            <w:shd w:fill="DDE8EE"/>
+          </w:tcPr>
+          <w:p>
+            <w:pPr>
+              <w:pStyle w:val="Compact"/>
+              <w:jc w:val="left"/>
+            </w:pPr>
+            <w:r>
+              <w:rPr>
+                <w:sz w:val="16"/>
+              </w:rPr>
+              <w:t xml:space="preserve">灌水_mm</w:t>
+            </w:r>
+          </w:p>
+        </w:tc>
+        <w:tc>
+          <w:tcPr>
+            <w:shd w:fill="DDE8EE"/>
+          </w:tcPr>
+          <w:p>
+            <w:pPr>
+              <w:pStyle w:val="Compact"/>
+              <w:jc w:val="left"/>
+            </w:pPr>
+            <w:r>
+              <w:rPr>
+                <w:sz w:val="16"/>
+              </w:rPr>
+              <w:t xml:space="preserve">Tr_mm</w:t>
+            </w:r>
+          </w:p>
+        </w:tc>
+        <w:tc>
+          <w:tcPr>
+            <w:shd w:fill="DDE8EE"/>
+          </w:tcPr>
+          <w:p>
+            <w:pPr>
+              <w:pStyle w:val="Compact"/>
+              <w:jc w:val="left"/>
+            </w:pPr>
+            <w:r>
+              <w:rPr>
+                <w:sz w:val="16"/>
+              </w:rPr>
+              <w:t xml:space="preserve">Es_mm</w:t>
+            </w:r>
+          </w:p>
+        </w:tc>
+        <w:tc>
+          <w:tcPr>
+            <w:shd w:fill="DDE8EE"/>
+          </w:tcPr>
+          <w:p>
+            <w:pPr>
+              <w:pStyle w:val="Compact"/>
+              <w:jc w:val="left"/>
+            </w:pPr>
+            <w:r>
+              <w:rPr>
+                <w:sz w:val="16"/>
+              </w:rPr>
+              <w:t xml:space="preserve">ET_mm</w:t>
+            </w:r>
+          </w:p>
+        </w:tc>
+        <w:tc>
+          <w:tcPr>
+            <w:shd w:fill="DDE8EE"/>
+          </w:tcPr>
+          <w:p>
+            <w:pPr>
+              <w:pStyle w:val="Compact"/>
+              <w:jc w:val="left"/>
+            </w:pPr>
+            <w:r>
+              <w:rPr>
+                <w:sz w:val="16"/>
+              </w:rPr>
+              <w:t xml:space="preserve">储水增加_mm</w:t>
+            </w:r>
+          </w:p>
+        </w:tc>
+      </w:tr>
+      <w:tr>
+        <w:tc>
+          <w:tcPr/>
+          <w:p>
+            <w:pPr>
+              <w:pStyle w:val="Compact"/>
+              <w:jc w:val="left"/>
+            </w:pPr>
+            <w:r>
+              <w:rPr>
+                <w:sz w:val="16"/>
+              </w:rPr>
+              <w:t xml:space="preserve">2019</w:t>
+            </w:r>
+          </w:p>
+        </w:tc>
+        <w:tc>
+          <w:tcPr/>
+          <w:p>
+            <w:pPr>
+              <w:pStyle w:val="Compact"/>
+              <w:jc w:val="left"/>
+            </w:pPr>
+            <w:r>
+              <w:rPr>
+                <w:sz w:val="16"/>
+              </w:rPr>
+              <w:t xml:space="preserve">445.2700</w:t>
+            </w:r>
+          </w:p>
+        </w:tc>
+        <w:tc>
+          <w:tcPr/>
+          <w:p>
+            <w:pPr>
+              <w:pStyle w:val="Compact"/>
+              <w:jc w:val="left"/>
+            </w:pPr>
+            <w:r>
+              <w:rPr>
+                <w:sz w:val="16"/>
+              </w:rPr>
+              <w:t xml:space="preserve">540.7645</w:t>
+            </w:r>
+          </w:p>
+        </w:tc>
+        <w:tc>
+          <w:tcPr/>
+          <w:p>
+            <w:pPr>
+              <w:pStyle w:val="Compact"/>
+              <w:jc w:val="left"/>
+            </w:pPr>
+            <w:r>
+              <w:rPr>
+                <w:sz w:val="16"/>
+              </w:rPr>
+              <w:t xml:space="preserve">97.2337</w:t>
+            </w:r>
+          </w:p>
+        </w:tc>
+        <w:tc>
+          <w:tcPr/>
+          <w:p>
+            <w:pPr>
+              <w:pStyle w:val="Compact"/>
+              <w:jc w:val="left"/>
+            </w:pPr>
+            <w:r>
+              <w:rPr>
+                <w:sz w:val="16"/>
+              </w:rPr>
+              <w:t xml:space="preserve">637.9982</w:t>
+            </w:r>
+          </w:p>
+        </w:tc>
+        <w:tc>
+          <w:tcPr/>
+          <w:p>
+            <w:pPr>
+              <w:pStyle w:val="Compact"/>
+              <w:jc w:val="left"/>
+            </w:pPr>
+            <w:r>
+              <w:rPr>
+                <w:sz w:val="16"/>
+              </w:rPr>
+              <w:t xml:space="preserve">-19.2272</w:t>
+            </w:r>
+          </w:p>
+        </w:tc>
+      </w:tr>
+      <w:tr>
+        <w:tc>
+          <w:tcPr/>
+          <w:p>
+            <w:pPr>
+              <w:pStyle w:val="Compact"/>
+              <w:jc w:val="left"/>
+            </w:pPr>
+            <w:r>
+              <w:rPr>
+                <w:sz w:val="16"/>
+              </w:rPr>
+              <w:t xml:space="preserve">2020</w:t>
+            </w:r>
+          </w:p>
+        </w:tc>
+        <w:tc>
+          <w:tcPr/>
+          <w:p>
+            <w:pPr>
+              <w:pStyle w:val="Compact"/>
+              <w:jc w:val="left"/>
+            </w:pPr>
+            <w:r>
+              <w:rPr>
+                <w:sz w:val="16"/>
+              </w:rPr>
+              <w:t xml:space="preserve">559.7600</w:t>
+            </w:r>
+          </w:p>
+        </w:tc>
+        <w:tc>
+          <w:tcPr/>
+          <w:p>
+            <w:pPr>
+              <w:pStyle w:val="Compact"/>
+              <w:jc w:val="left"/>
+            </w:pPr>
+            <w:r>
+              <w:rPr>
+                <w:sz w:val="16"/>
+              </w:rPr>
+              <w:t xml:space="preserve">526.7431</w:t>
+            </w:r>
+          </w:p>
+        </w:tc>
+        <w:tc>
+          <w:tcPr/>
+          <w:p>
+            <w:pPr>
+              <w:pStyle w:val="Compact"/>
+              <w:jc w:val="left"/>
+            </w:pPr>
+            <w:r>
+              <w:rPr>
+                <w:sz w:val="16"/>
+              </w:rPr>
+              <w:t xml:space="preserve">83.2188</w:t>
+            </w:r>
+          </w:p>
+        </w:tc>
+        <w:tc>
+          <w:tcPr/>
+          <w:p>
+            <w:pPr>
+              <w:pStyle w:val="Compact"/>
+              <w:jc w:val="left"/>
+            </w:pPr>
+            <w:r>
+              <w:rPr>
+                <w:sz w:val="16"/>
+              </w:rPr>
+              <w:t xml:space="preserve">609.9619</w:t>
+            </w:r>
+          </w:p>
+        </w:tc>
+        <w:tc>
+          <w:tcPr/>
+          <w:p>
+            <w:pPr>
+              <w:pStyle w:val="Compact"/>
+              <w:jc w:val="left"/>
+            </w:pPr>
+            <w:r>
+              <w:rPr>
+                <w:sz w:val="16"/>
+              </w:rPr>
+              <w:t xml:space="preserve">61.9190</w:t>
+            </w:r>
+          </w:p>
+        </w:tc>
+      </w:tr>
+      <w:tr>
+        <w:tc>
+          <w:tcPr/>
+          <w:p>
+            <w:pPr>
+              <w:pStyle w:val="Compact"/>
+              <w:jc w:val="left"/>
+            </w:pPr>
+            <w:r>
+              <w:rPr>
+                <w:sz w:val="16"/>
+              </w:rPr>
+              <w:t xml:space="preserve">2021</w:t>
+            </w:r>
+          </w:p>
+        </w:tc>
+        <w:tc>
+          <w:tcPr/>
+          <w:p>
+            <w:pPr>
+              <w:pStyle w:val="Compact"/>
+              <w:jc w:val="left"/>
+            </w:pPr>
+            <w:r>
+              <w:rPr>
+                <w:sz w:val="16"/>
+              </w:rPr>
+              <w:t xml:space="preserve">633.4700</w:t>
+            </w:r>
+          </w:p>
+        </w:tc>
+        <w:tc>
+          <w:tcPr/>
+          <w:p>
+            <w:pPr>
+              <w:pStyle w:val="Compact"/>
+              <w:jc w:val="left"/>
+            </w:pPr>
+            <w:r>
+              <w:rPr>
+                <w:sz w:val="16"/>
+              </w:rPr>
+              <w:t xml:space="preserve">533.2378</w:t>
+            </w:r>
+          </w:p>
+        </w:tc>
+        <w:tc>
+          <w:tcPr/>
+          <w:p>
+            <w:pPr>
+              <w:pStyle w:val="Compact"/>
+              <w:jc w:val="left"/>
+            </w:pPr>
+            <w:r>
+              <w:rPr>
+                <w:sz w:val="16"/>
+              </w:rPr>
+              <w:t xml:space="preserve">71.9055</w:t>
+            </w:r>
+          </w:p>
+        </w:tc>
+        <w:tc>
+          <w:tcPr/>
+          <w:p>
+            <w:pPr>
+              <w:pStyle w:val="Compact"/>
+              <w:jc w:val="left"/>
+            </w:pPr>
+            <w:r>
+              <w:rPr>
+                <w:sz w:val="16"/>
+              </w:rPr>
+              <w:t xml:space="preserve">605.1434</w:t>
+            </w:r>
+          </w:p>
+        </w:tc>
+        <w:tc>
+          <w:tcPr/>
+          <w:p>
+            <w:pPr>
+              <w:pStyle w:val="Compact"/>
+              <w:jc w:val="left"/>
+            </w:pPr>
+            <w:r>
+              <w:rPr>
+                <w:sz w:val="16"/>
+              </w:rPr>
+              <w:t xml:space="preserve">169.9674</w:t>
+            </w:r>
+          </w:p>
+        </w:tc>
+      </w:tr>
+      <w:tr>
+        <w:tc>
+          <w:tcPr/>
+          <w:p>
+            <w:pPr>
+              <w:pStyle w:val="Compact"/>
+              <w:jc w:val="left"/>
+            </w:pPr>
+            <w:r>
+              <w:rPr>
+                <w:sz w:val="16"/>
+              </w:rPr>
+              <w:t xml:space="preserve">2022</w:t>
+            </w:r>
+          </w:p>
+        </w:tc>
+        <w:tc>
+          <w:tcPr/>
+          <w:p>
+            <w:pPr>
+              <w:pStyle w:val="Compact"/>
+              <w:jc w:val="left"/>
+            </w:pPr>
+            <w:r>
+              <w:rPr>
+                <w:sz w:val="16"/>
+              </w:rPr>
+              <w:t xml:space="preserve">404.8400</w:t>
+            </w:r>
+          </w:p>
+        </w:tc>
+        <w:tc>
+          <w:tcPr/>
+          <w:p>
+            <w:pPr>
+              <w:pStyle w:val="Compact"/>
+              <w:jc w:val="left"/>
+            </w:pPr>
+            <w:r>
+              <w:rPr>
+                <w:sz w:val="16"/>
+              </w:rPr>
+              <w:t xml:space="preserve">529.9393</w:t>
+            </w:r>
+          </w:p>
+        </w:tc>
+        <w:tc>
+          <w:tcPr/>
+          <w:p>
+            <w:pPr>
+              <w:pStyle w:val="Compact"/>
+              <w:jc w:val="left"/>
+            </w:pPr>
+            <w:r>
+              <w:rPr>
+                <w:sz w:val="16"/>
+              </w:rPr>
+              <w:t xml:space="preserve">66.8453</w:t>
+            </w:r>
+          </w:p>
+        </w:tc>
+        <w:tc>
+          <w:tcPr/>
+          <w:p>
+            <w:pPr>
+              <w:pStyle w:val="Compact"/>
+              <w:jc w:val="left"/>
+            </w:pPr>
+            <w:r>
+              <w:rPr>
+                <w:sz w:val="16"/>
+              </w:rPr>
+              <w:t xml:space="preserve">596.7846</w:t>
+            </w:r>
+          </w:p>
+        </w:tc>
+        <w:tc>
+          <w:tcPr/>
+          <w:p>
+            <w:pPr>
+              <w:pStyle w:val="Compact"/>
+              <w:jc w:val="left"/>
+            </w:pPr>
+            <w:r>
+              <w:rPr>
+                <w:sz w:val="16"/>
+              </w:rPr>
+              <w:t xml:space="preserve">-40.5824</w:t>
+            </w:r>
+          </w:p>
+        </w:tc>
+      </w:tr>
+    </w:tbl>
     <w:p>
       <w:pPr>
         <w:pStyle w:val="CaptionedFigure"/>
+        <w:keepNext/>
+        <w:keepLines/>
       </w:pPr>
       <w:r>
         <w:drawing>
           <wp:inline>
-            <wp:extent cx="5334000" cy="4237247"/>
+            <wp:extent cx="5334000" cy="4202922"/>
             <wp:effectExtent b="0" l="0" r="0" t="0"/>
-            <wp:docPr descr="2022正式第二阶段链：预热段163步，保留1,837步/每walker" title="" id="50" name="Picture"/>
+            <wp:docPr descr="四年 DI 季节水量账" title="" id="50" name="Picture"/>
             <a:graphic>
               <a:graphicData uri="http://schemas.openxmlformats.org/drawingml/2006/picture">
                 <pic:pic>
                   <pic:nvPicPr>
-                    <pic:cNvPr descr="figures/F15_2022_phase2_chain.png" id="51" name="Picture"/>
+                    <pic:cNvPr descr="figures/F09_water_ledger.png" id="51" name="Picture"/>
                     <pic:cNvPicPr>
                       <a:picLocks noChangeArrowheads="1" noChangeAspect="1"/>
                     </pic:cNvPicPr>
@@ -1972,7 +1924,7 @@
                   <pic:spPr bwMode="auto">
                     <a:xfrm>
                       <a:off x="0" y="0"/>
-                      <a:ext cx="5334000" cy="4237247"/>
+                      <a:ext cx="5334000" cy="4202922"/>
                     </a:xfrm>
                     <a:prstGeom prst="rect">
                       <a:avLst/>
@@ -1994,618 +1946,136 @@
     <w:p>
       <w:pPr>
         <w:pStyle w:val="ImageCaption"/>
-      </w:pPr>
-      <w:r>
-        <w:t xml:space="preserve">2022正式第二阶段链：预热段163步，保留1,837步/每walker</w:t>
+        <w:keepNext/>
+      </w:pPr>
+      <w:r>
+        <w:t xml:space="preserve">四年 DI 季节水量账</w:t>
       </w:r>
     </w:p>
     <w:p>
       <w:pPr>
         <w:pStyle w:val="BodyText"/>
-      </w:pPr>
-      <w:r>
-        <w:t xml:space="preserve">图注：仅使用正式2000步检查点，2步smoke排除。5τ截断与τ长度参考不是独立多链收敛认证；未把32个walker当作32条独立链计算Rhat。</w:t>
-      </w:r>
-    </w:p>
-    <w:tbl>
-      <w:tblPr>
-        <w:tblStyle w:val="Table"/>
-        <w:tblW w:type="pct" w:w="5000"/>
-        <w:jc w:val="left"/>
-        <w:tblLayout w:type="fixed"/>
-        <w:tblLook w:firstRow="1" w:lastRow="0" w:firstColumn="0" w:lastColumn="0" w:noHBand="0" w:noVBand="0" w:val="0020"/>
-        <w:tblBorders>
-          <w:top w:val="single" w:sz="4" w:color="C6D1D9"/>
-          <w:left w:val="single" w:sz="4" w:color="C6D1D9"/>
-          <w:bottom w:val="single" w:sz="4" w:color="C6D1D9"/>
-          <w:right w:val="single" w:sz="4" w:color="C6D1D9"/>
-          <w:insideH w:val="single" w:sz="4" w:color="C6D1D9"/>
-          <w:insideV w:val="single" w:sz="4" w:color="C6D1D9"/>
-        </w:tblBorders>
-      </w:tblPr>
-      <w:tblGrid>
-        <w:gridCol w:w="1131"/>
-        <w:gridCol w:w="1131"/>
-        <w:gridCol w:w="1131"/>
-        <w:gridCol w:w="1131"/>
-        <w:gridCol w:w="1131"/>
-        <w:gridCol w:w="1131"/>
-        <w:gridCol w:w="1131"/>
-      </w:tblGrid>
-      <w:tr>
-        <w:trPr>
-          <w:tblHeader w:val="on"/>
-        </w:trPr>
-        <w:tc>
-          <w:tcPr>
-            <w:shd w:fill="DDE8EE"/>
-          </w:tcPr>
-          <w:p>
-            <w:pPr>
-              <w:pStyle w:val="Compact"/>
-              <w:jc w:val="left"/>
-            </w:pPr>
-            <w:r>
-              <w:rPr>
-                <w:sz w:val="16"/>
-              </w:rPr>
-              <w:t xml:space="preserve">年份</w:t>
-            </w:r>
-          </w:p>
-        </w:tc>
-        <w:tc>
-          <w:tcPr>
-            <w:shd w:fill="DDE8EE"/>
-          </w:tcPr>
-          <w:p>
-            <w:pPr>
-              <w:pStyle w:val="Compact"/>
-              <w:jc w:val="left"/>
-            </w:pPr>
-            <w:r>
-              <w:rPr>
-                <w:sz w:val="16"/>
-              </w:rPr>
-              <w:t xml:space="preserve">灌溉_mm</w:t>
-            </w:r>
-          </w:p>
-        </w:tc>
-        <w:tc>
-          <w:tcPr>
-            <w:shd w:fill="DDE8EE"/>
-          </w:tcPr>
-          <w:p>
-            <w:pPr>
-              <w:pStyle w:val="Compact"/>
-              <w:jc w:val="left"/>
-            </w:pPr>
-            <w:r>
-              <w:rPr>
-                <w:sz w:val="16"/>
-              </w:rPr>
-              <w:t xml:space="preserve">降水_mm</w:t>
-            </w:r>
-          </w:p>
-        </w:tc>
-        <w:tc>
-          <w:tcPr>
-            <w:shd w:fill="DDE8EE"/>
-          </w:tcPr>
-          <w:p>
-            <w:pPr>
-              <w:pStyle w:val="Compact"/>
-              <w:jc w:val="left"/>
-            </w:pPr>
-            <w:r>
-              <w:rPr>
-                <w:sz w:val="16"/>
-              </w:rPr>
-              <w:t xml:space="preserve">Tr_mm</w:t>
-            </w:r>
-          </w:p>
-        </w:tc>
-        <w:tc>
-          <w:tcPr>
-            <w:shd w:fill="DDE8EE"/>
-          </w:tcPr>
-          <w:p>
-            <w:pPr>
-              <w:pStyle w:val="Compact"/>
-              <w:jc w:val="left"/>
-            </w:pPr>
-            <w:r>
-              <w:rPr>
-                <w:sz w:val="16"/>
-              </w:rPr>
-              <w:t xml:space="preserve">Es_mm</w:t>
-            </w:r>
-          </w:p>
-        </w:tc>
-        <w:tc>
-          <w:tcPr>
-            <w:shd w:fill="DDE8EE"/>
-          </w:tcPr>
-          <w:p>
-            <w:pPr>
-              <w:pStyle w:val="Compact"/>
-              <w:jc w:val="left"/>
-            </w:pPr>
-            <w:r>
-              <w:rPr>
-                <w:sz w:val="16"/>
-              </w:rPr>
-              <w:t xml:space="preserve">ET_mm</w:t>
-            </w:r>
-          </w:p>
-        </w:tc>
-        <w:tc>
-          <w:tcPr>
-            <w:shd w:fill="DDE8EE"/>
-          </w:tcPr>
-          <w:p>
-            <w:pPr>
-              <w:pStyle w:val="Compact"/>
-              <w:jc w:val="left"/>
-            </w:pPr>
-            <w:r>
-              <w:rPr>
-                <w:sz w:val="16"/>
-              </w:rPr>
-              <w:t xml:space="preserve">储水增加_mm</w:t>
-            </w:r>
-          </w:p>
-        </w:tc>
-      </w:tr>
-      <w:tr>
-        <w:tc>
-          <w:tcPr/>
-          <w:p>
-            <w:pPr>
-              <w:pStyle w:val="Compact"/>
-              <w:jc w:val="left"/>
-            </w:pPr>
-            <w:r>
-              <w:rPr>
-                <w:sz w:val="16"/>
-              </w:rPr>
-              <w:t xml:space="preserve">2019</w:t>
-            </w:r>
-          </w:p>
-        </w:tc>
-        <w:tc>
-          <w:tcPr/>
-          <w:p>
-            <w:pPr>
-              <w:pStyle w:val="Compact"/>
-              <w:jc w:val="left"/>
-            </w:pPr>
-            <w:r>
-              <w:rPr>
-                <w:sz w:val="16"/>
-              </w:rPr>
-              <w:t xml:space="preserve">445.2700</w:t>
-            </w:r>
-          </w:p>
-        </w:tc>
-        <w:tc>
-          <w:tcPr/>
-          <w:p>
-            <w:pPr>
-              <w:pStyle w:val="Compact"/>
-              <w:jc w:val="left"/>
-            </w:pPr>
-            <w:r>
-              <w:rPr>
-                <w:sz w:val="16"/>
-              </w:rPr>
-              <w:t xml:space="preserve">177.8688</w:t>
-            </w:r>
-          </w:p>
-        </w:tc>
-        <w:tc>
-          <w:tcPr/>
-          <w:p>
-            <w:pPr>
-              <w:pStyle w:val="Compact"/>
-              <w:jc w:val="left"/>
-            </w:pPr>
-            <w:r>
-              <w:rPr>
-                <w:sz w:val="16"/>
-              </w:rPr>
-              <w:t xml:space="preserve">540.7645</w:t>
-            </w:r>
-          </w:p>
-        </w:tc>
-        <w:tc>
-          <w:tcPr/>
-          <w:p>
-            <w:pPr>
-              <w:pStyle w:val="Compact"/>
-              <w:jc w:val="left"/>
-            </w:pPr>
-            <w:r>
-              <w:rPr>
-                <w:sz w:val="16"/>
-              </w:rPr>
-              <w:t xml:space="preserve">97.2337</w:t>
-            </w:r>
-          </w:p>
-        </w:tc>
-        <w:tc>
-          <w:tcPr/>
-          <w:p>
-            <w:pPr>
-              <w:pStyle w:val="Compact"/>
-              <w:jc w:val="left"/>
-            </w:pPr>
-            <w:r>
-              <w:rPr>
-                <w:sz w:val="16"/>
-              </w:rPr>
-              <w:t xml:space="preserve">637.9982</w:t>
-            </w:r>
-          </w:p>
-        </w:tc>
-        <w:tc>
-          <w:tcPr/>
-          <w:p>
-            <w:pPr>
-              <w:pStyle w:val="Compact"/>
-              <w:jc w:val="left"/>
-            </w:pPr>
-            <w:r>
-              <w:rPr>
-                <w:sz w:val="16"/>
-              </w:rPr>
-              <w:t xml:space="preserve">-19.2272</w:t>
-            </w:r>
-          </w:p>
-        </w:tc>
-      </w:tr>
-      <w:tr>
-        <w:tc>
-          <w:tcPr/>
-          <w:p>
-            <w:pPr>
-              <w:pStyle w:val="Compact"/>
-              <w:jc w:val="left"/>
-            </w:pPr>
-            <w:r>
-              <w:rPr>
-                <w:sz w:val="16"/>
-              </w:rPr>
-              <w:t xml:space="preserve">2020</w:t>
-            </w:r>
-          </w:p>
-        </w:tc>
-        <w:tc>
-          <w:tcPr/>
-          <w:p>
-            <w:pPr>
-              <w:pStyle w:val="Compact"/>
-              <w:jc w:val="left"/>
-            </w:pPr>
-            <w:r>
-              <w:rPr>
-                <w:sz w:val="16"/>
-              </w:rPr>
-              <w:t xml:space="preserve">559.7600</w:t>
-            </w:r>
-          </w:p>
-        </w:tc>
-        <w:tc>
-          <w:tcPr/>
-          <w:p>
-            <w:pPr>
-              <w:pStyle w:val="Compact"/>
-              <w:jc w:val="left"/>
-            </w:pPr>
-            <w:r>
-              <w:rPr>
-                <w:sz w:val="16"/>
-              </w:rPr>
-              <w:t xml:space="preserve">113.4648</w:t>
-            </w:r>
-          </w:p>
-        </w:tc>
-        <w:tc>
-          <w:tcPr/>
-          <w:p>
-            <w:pPr>
-              <w:pStyle w:val="Compact"/>
-              <w:jc w:val="left"/>
-            </w:pPr>
-            <w:r>
-              <w:rPr>
-                <w:sz w:val="16"/>
-              </w:rPr>
-              <w:t xml:space="preserve">526.7431</w:t>
-            </w:r>
-          </w:p>
-        </w:tc>
-        <w:tc>
-          <w:tcPr/>
-          <w:p>
-            <w:pPr>
-              <w:pStyle w:val="Compact"/>
-              <w:jc w:val="left"/>
-            </w:pPr>
-            <w:r>
-              <w:rPr>
-                <w:sz w:val="16"/>
-              </w:rPr>
-              <w:t xml:space="preserve">83.2188</w:t>
-            </w:r>
-          </w:p>
-        </w:tc>
-        <w:tc>
-          <w:tcPr/>
-          <w:p>
-            <w:pPr>
-              <w:pStyle w:val="Compact"/>
-              <w:jc w:val="left"/>
-            </w:pPr>
-            <w:r>
-              <w:rPr>
-                <w:sz w:val="16"/>
-              </w:rPr>
-              <w:t xml:space="preserve">609.9619</w:t>
-            </w:r>
-          </w:p>
-        </w:tc>
-        <w:tc>
-          <w:tcPr/>
-          <w:p>
-            <w:pPr>
-              <w:pStyle w:val="Compact"/>
-              <w:jc w:val="left"/>
-            </w:pPr>
-            <w:r>
-              <w:rPr>
-                <w:sz w:val="16"/>
-              </w:rPr>
-              <w:t xml:space="preserve">61.9190</w:t>
-            </w:r>
-          </w:p>
-        </w:tc>
-      </w:tr>
-      <w:tr>
-        <w:tc>
-          <w:tcPr/>
-          <w:p>
-            <w:pPr>
-              <w:pStyle w:val="Compact"/>
-              <w:jc w:val="left"/>
-            </w:pPr>
-            <w:r>
-              <w:rPr>
-                <w:sz w:val="16"/>
-              </w:rPr>
-              <w:t xml:space="preserve">2021</w:t>
-            </w:r>
-          </w:p>
-        </w:tc>
-        <w:tc>
-          <w:tcPr/>
-          <w:p>
-            <w:pPr>
-              <w:pStyle w:val="Compact"/>
-              <w:jc w:val="left"/>
-            </w:pPr>
-            <w:r>
-              <w:rPr>
-                <w:sz w:val="16"/>
-              </w:rPr>
-              <w:t xml:space="preserve">633.4700</w:t>
-            </w:r>
-          </w:p>
-        </w:tc>
-        <w:tc>
-          <w:tcPr/>
-          <w:p>
-            <w:pPr>
-              <w:pStyle w:val="Compact"/>
-              <w:jc w:val="left"/>
-            </w:pPr>
-            <w:r>
-              <w:rPr>
-                <w:sz w:val="16"/>
-              </w:rPr>
-              <w:t xml:space="preserve">143.3228</w:t>
-            </w:r>
-          </w:p>
-        </w:tc>
-        <w:tc>
-          <w:tcPr/>
-          <w:p>
-            <w:pPr>
-              <w:pStyle w:val="Compact"/>
-              <w:jc w:val="left"/>
-            </w:pPr>
-            <w:r>
-              <w:rPr>
-                <w:sz w:val="16"/>
-              </w:rPr>
-              <w:t xml:space="preserve">533.2378</w:t>
-            </w:r>
-          </w:p>
-        </w:tc>
-        <w:tc>
-          <w:tcPr/>
-          <w:p>
-            <w:pPr>
-              <w:pStyle w:val="Compact"/>
-              <w:jc w:val="left"/>
-            </w:pPr>
-            <w:r>
-              <w:rPr>
-                <w:sz w:val="16"/>
-              </w:rPr>
-              <w:t xml:space="preserve">71.9055</w:t>
-            </w:r>
-          </w:p>
-        </w:tc>
-        <w:tc>
-          <w:tcPr/>
-          <w:p>
-            <w:pPr>
-              <w:pStyle w:val="Compact"/>
-              <w:jc w:val="left"/>
-            </w:pPr>
-            <w:r>
-              <w:rPr>
-                <w:sz w:val="16"/>
-              </w:rPr>
-              <w:t xml:space="preserve">605.1434</w:t>
-            </w:r>
-          </w:p>
-        </w:tc>
-        <w:tc>
-          <w:tcPr/>
-          <w:p>
-            <w:pPr>
-              <w:pStyle w:val="Compact"/>
-              <w:jc w:val="left"/>
-            </w:pPr>
-            <w:r>
-              <w:rPr>
-                <w:sz w:val="16"/>
-              </w:rPr>
-              <w:t xml:space="preserve">169.9674</w:t>
-            </w:r>
-          </w:p>
-        </w:tc>
-      </w:tr>
-      <w:tr>
-        <w:tc>
-          <w:tcPr/>
-          <w:p>
-            <w:pPr>
-              <w:pStyle w:val="Compact"/>
-              <w:jc w:val="left"/>
-            </w:pPr>
-            <w:r>
-              <w:rPr>
-                <w:sz w:val="16"/>
-              </w:rPr>
-              <w:t xml:space="preserve">2022</w:t>
-            </w:r>
-          </w:p>
-        </w:tc>
-        <w:tc>
-          <w:tcPr/>
-          <w:p>
-            <w:pPr>
-              <w:pStyle w:val="Compact"/>
-              <w:jc w:val="left"/>
-            </w:pPr>
-            <w:r>
-              <w:rPr>
-                <w:sz w:val="16"/>
-              </w:rPr>
-              <w:t xml:space="preserve">404.8400</w:t>
-            </w:r>
-          </w:p>
-        </w:tc>
-        <w:tc>
-          <w:tcPr/>
-          <w:p>
-            <w:pPr>
-              <w:pStyle w:val="Compact"/>
-              <w:jc w:val="left"/>
-            </w:pPr>
-            <w:r>
-              <w:rPr>
-                <w:sz w:val="16"/>
-              </w:rPr>
-              <w:t xml:space="preserve">151.3838</w:t>
-            </w:r>
-          </w:p>
-        </w:tc>
-        <w:tc>
-          <w:tcPr/>
-          <w:p>
-            <w:pPr>
-              <w:pStyle w:val="Compact"/>
-              <w:jc w:val="left"/>
-            </w:pPr>
-            <w:r>
-              <w:rPr>
-                <w:sz w:val="16"/>
-              </w:rPr>
-              <w:t xml:space="preserve">529.9393</w:t>
-            </w:r>
-          </w:p>
-        </w:tc>
-        <w:tc>
-          <w:tcPr/>
-          <w:p>
-            <w:pPr>
-              <w:pStyle w:val="Compact"/>
-              <w:jc w:val="left"/>
-            </w:pPr>
-            <w:r>
-              <w:rPr>
-                <w:sz w:val="16"/>
-              </w:rPr>
-              <w:t xml:space="preserve">66.8453</w:t>
-            </w:r>
-          </w:p>
-        </w:tc>
-        <w:tc>
-          <w:tcPr/>
-          <w:p>
-            <w:pPr>
-              <w:pStyle w:val="Compact"/>
-              <w:jc w:val="left"/>
-            </w:pPr>
-            <w:r>
-              <w:rPr>
-                <w:sz w:val="16"/>
-              </w:rPr>
-              <w:t xml:space="preserve">596.7846</w:t>
-            </w:r>
-          </w:p>
-        </w:tc>
-        <w:tc>
-          <w:tcPr/>
-          <w:p>
-            <w:pPr>
-              <w:pStyle w:val="Compact"/>
-              <w:jc w:val="left"/>
-            </w:pPr>
-            <w:r>
-              <w:rPr>
-                <w:sz w:val="16"/>
-              </w:rPr>
-              <w:t xml:space="preserve">-40.5824</w:t>
-            </w:r>
-          </w:p>
-        </w:tc>
-      </w:tr>
-    </w:tbl>
+        <w:keepLines/>
+      </w:pPr>
+      <w:r>
+        <w:t xml:space="preserve">图注：入流/出流柱均包含储水变化；原模型水量账闭合。2022 已由本次原模型回放复现。</w:t>
+      </w:r>
+    </w:p>
+    <w:p>
+      <w:pPr>
+        <w:pStyle w:val="BodyText"/>
+      </w:pPr>
+      <w:r>
+        <w:t xml:space="preserve">完整量账包含灌溉、降水、CR、GwIn、ET、径流、深层渗漏、排水以及整个土壤与地表储水变化。季节残差约10^-12mm属于内部守恒证据。2022零灌溉产量5.8495800962 t/ha、相对DI减产约58.45%，仍是未经同地零灌溉观测验证的反事实。</w:t>
+      </w:r>
+    </w:p>
+    <w:bookmarkEnd w:id="52"/>
+    <w:bookmarkStart w:id="53" w:name="sobol-正式实验设计"/>
+    <w:p>
+      <w:pPr>
+        <w:pStyle w:val="Heading2"/>
+      </w:pPr>
+      <w:r>
+        <w:t xml:space="preserve">6 Sobol 正式实验设计</w:t>
+      </w:r>
+    </w:p>
+    <w:p>
+      <w:pPr>
+        <w:pStyle w:val="FirstParagraph"/>
+      </w:pPr>
+      <w:r>
+        <w:t xml:space="preserve">八参数采用已声明公共物理范围内相互独立的均匀分布：CCx[0.60,0.99]、CGC[0.08,0.16]、CDC[0.03,0.12]、SenescenceCD[115,145]、Kcb[1.05,1.60]、WP early/late[10,40]、HI0[0.35,0.60]。这是指定范围的响应实验，不是原先验密度或条件后验传播，文献/农艺依据仍须在定稿时补全。</w:t>
+      </w:r>
+      <w:r>
+        <w:t xml:space="preserve"> </w:t>
+      </w:r>
+      <w:r>
+        <w:t xml:space="preserve">先N=128、三个scramble种子101/202/303，不算二阶时每年每种子1280次调用，四年共15360次；排序或区间不稳再扩大N=512。保存六输出Y13、Biomass、Tr、Es、ET、MaxCC，以及S1、ST、bootstrap区间、均值、方差、单位和输入—响应矩阵。常量输出标为归一化指数未定义；失败点不删行、不填零，不强制某参数排名第一。</w:t>
+      </w:r>
+      <w:r>
+        <w:t xml:space="preserve"> </w:t>
+      </w:r>
+      <w:r>
+        <w:t xml:space="preserve">local95仅作为边际邻域响应补充，不称posterior Sobol或计算CAI。现2022原模型可按工程中的–years 2022入口执行；完整实验尚未完成，本节不填历史代理指数。</w:t>
+      </w:r>
+    </w:p>
+    <w:bookmarkEnd w:id="53"/>
+    <w:bookmarkStart w:id="57" w:name="确定性灌溉优化与候选核验"/>
+    <w:p>
+      <w:pPr>
+        <w:pStyle w:val="Heading2"/>
+      </w:pPr>
+      <w:r>
+        <w:t xml:space="preserve">7 确定性灌溉优化与候选核验</w:t>
+      </w:r>
+    </w:p>
+    <w:p>
+      <w:pPr>
+        <w:pStyle w:val="FirstParagraph"/>
+      </w:pPr>
+      <w:r>
+        <w:t xml:space="preserve">目标为min(-Y13,I)，固定年度中心参数。硬约束I≤年度DI基准、Y13≥0.95×文献观测；并检查非负量、原灌溉窗口和完整水量账。IWP=100Y[t/ha]/I[mm]，单位kg/m³。</w:t>
+      </w:r>
+      <w:r>
+        <w:t xml:space="preserve"> </w:t>
+      </w:r>
+      <w:r>
+        <w:t xml:space="preserve">| 年份 | 观测产量 | 模型基准 | 95%门槛 | 产量余量_pct |</w:t>
+      </w:r>
+      <w:r>
+        <w:t xml:space="preserve"> </w:t>
+      </w:r>
+      <w:r>
+        <w:t xml:space="preserve">| — | — | — | — | — |</w:t>
+      </w:r>
+      <w:r>
+        <w:t xml:space="preserve"> </w:t>
+      </w:r>
+      <w:r>
+        <w:t xml:space="preserve">| 2019 | 16.5500 | 16.7017 | 15.7225 | 5.8628 |</w:t>
+      </w:r>
+      <w:r>
+        <w:t xml:space="preserve"> </w:t>
+      </w:r>
+      <w:r>
+        <w:t xml:space="preserve">| 2020 | 17.2900 | 16.8040 | 16.4255 | 2.2527 |</w:t>
+      </w:r>
+      <w:r>
+        <w:t xml:space="preserve"> </w:t>
+      </w:r>
+      <w:r>
+        <w:t xml:space="preserve">| 2021 | 15.8600 | 15.1971 | 15.0670 | 0.8563 |</w:t>
+      </w:r>
+      <w:r>
+        <w:t xml:space="preserve"> </w:t>
+      </w:r>
+      <w:r>
+        <w:t xml:space="preserve">| 2022 | 14.0800 | 14.0778 | 13.3760 | 4.9850 |</w:t>
+      </w:r>
+    </w:p>
     <w:p>
       <w:pPr>
         <w:pStyle w:val="CaptionedFigure"/>
+        <w:keepNext/>
+        <w:keepLines/>
       </w:pPr>
       <w:r>
         <w:drawing>
           <wp:inline>
-            <wp:extent cx="5334000" cy="2424677"/>
+            <wp:extent cx="5334000" cy="2613033"/>
             <wp:effectExtent b="0" l="0" r="0" t="0"/>
-            <wp:docPr descr="四年原模型季节水量账与历史代理缺口分开报告" title="" id="53" name="Picture"/>
+            <wp:docPr descr="四年确定性优化的保产门槛" title="" id="55" name="Picture"/>
             <a:graphic>
               <a:graphicData uri="http://schemas.openxmlformats.org/drawingml/2006/picture">
                 <pic:pic>
                   <pic:nvPicPr>
-                    <pic:cNvPr descr="figures/F06_water_ledger.png" id="54" name="Picture"/>
+                    <pic:cNvPr descr="figures/F13_yield_gate.png" id="56" name="Picture"/>
                     <pic:cNvPicPr>
                       <a:picLocks noChangeArrowheads="1" noChangeAspect="1"/>
                     </pic:cNvPicPr>
                   </pic:nvPicPr>
                   <pic:blipFill>
-                    <a:blip r:embed="rId52"/>
+                    <a:blip r:embed="rId54"/>
                     <a:stretch>
                       <a:fillRect/>
                     </a:stretch>
@@ -2613,7 +2083,7 @@
                   <pic:spPr bwMode="auto">
                     <a:xfrm>
                       <a:off x="0" y="0"/>
-                      <a:ext cx="5334000" cy="2424677"/>
+                      <a:ext cx="5334000" cy="2613033"/>
                     </a:xfrm>
                     <a:prstGeom prst="rect">
                       <a:avLst/>
@@ -2635,17 +2105,19 @@
     <w:p>
       <w:pPr>
         <w:pStyle w:val="ImageCaption"/>
-      </w:pPr>
-      <w:r>
-        <w:t xml:space="preserve">四年原模型季节水量账与历史代理缺口分开报告</w:t>
+        <w:keepNext/>
+      </w:pPr>
+      <w:r>
+        <w:t xml:space="preserve">四年确定性优化的保产门槛</w:t>
       </w:r>
     </w:p>
     <w:p>
       <w:pPr>
         <w:pStyle w:val="BodyText"/>
-      </w:pPr>
-      <w:r>
-        <w:t xml:space="preserve">图注：2022由新增conditional_mean_model.json核算：储水消耗40.58mm，残差约10^-12mm；不代表已重新运行原模型。右侧历史代理数值未重跑。</w:t>
+        <w:keepLines/>
+      </w:pPr>
+      <w:r>
+        <w:t xml:space="preserve">图注：余量是相对模型基准可允许的产量损失，不是节水率；2021 约 0.86%，2022 约 4.99%。</w:t>
       </w:r>
     </w:p>
     <w:p>
@@ -2653,30 +2125,35 @@
         <w:pStyle w:val="BodyText"/>
       </w:pPr>
       <w:r>
-        <w:t xml:space="preserve">四年季节水量残差约10^-12mm是内部守恒证据，不替代真实通量验证。2021储水增加约169.97mm；2022消耗40.58mm。2022零灌溉给出的约58.45%减产仍为未验证反事实。</w:t>
+        <w:t xml:space="preserve">当前已提供2022接口支持原五个日期的阶段水量分配：06-09、06-22、07-03、07-24、08-09。它不提供SMT触发控制，因此采用指导文件允许的五阶段水量方案；该设置优化水量，不声称同时优化灌溉日期。</w:t>
       </w:r>
       <w:r>
         <w:t xml:space="preserve"> </w:t>
       </w:r>
       <w:r>
-        <w:t xml:space="preserve">### 6.4 待真实模型填入的敏感性与管理结果</w:t>
+        <w:t xml:space="preserve">正式预算为约100个体/参考方向、100代、5种子，并与同预算NSGA-II对照。保存每代X/F/G/CV与统一归一化HV。以ε门槛内最低灌水量选主候选，另列两个相邻可行备选；无可行解时不输出推荐。</w:t>
       </w:r>
       <w:r>
         <w:t xml:space="preserve"> </w:t>
       </w:r>
       <w:r>
-        <w:t xml:space="preserve">填写年度S1/ST与区间、输出方差、不同种子前沿和HV、算法对照、基准/候选产量及水量/IWP/储水变化、ε备选、条件概率与低分位。历史代理结果只在审计附录中注明版本和局限，不替代本节。</w:t>
-      </w:r>
-    </w:p>
-    <w:bookmarkEnd w:id="55"/>
-    <w:bookmarkEnd w:id="56"/>
-    <w:bookmarkStart w:id="57" w:name="讨论限制与结论边界"/>
+        <w:t xml:space="preserve">候选分别做阶段一扰动/固定阶段二、阶段二整行扰动/固定阶段一，每个可用组至少128行。报告均值、5%分位、观测门槛达标概率、MC误差、I/ET/Tr/Es和守恒。这是条件分布下的核验，不是八维联合传播或田间失收概率。</w:t>
+      </w:r>
+      <w:r>
+        <w:t xml:space="preserve"> </w:t>
+      </w:r>
+      <w:r>
+        <w:t xml:space="preserve">真实前沿、节水率与推荐日程仍待完整实验；旧代理图不用于本节结论，旧2021约38%节水不恢复。年度专用结果不自动外推为未知年通用制度。</w:t>
+      </w:r>
+    </w:p>
+    <w:bookmarkEnd w:id="57"/>
+    <w:bookmarkStart w:id="58" w:name="讨论与定稿安排"/>
     <w:p>
       <w:pPr>
         <w:pStyle w:val="Heading2"/>
       </w:pPr>
       <w:r>
-        <w:t xml:space="preserve">7 讨论、限制与结论边界</w:t>
+        <w:t xml:space="preserve">8 讨论与定稿安排</w:t>
       </w:r>
     </w:p>
     <w:p>
@@ -2684,23 +2161,29 @@
         <w:pStyle w:val="FirstParagraph"/>
       </w:pPr>
       <w:r>
-        <w:t xml:space="preserve">讨论应区分样本内校准与外部验证、公共独立范围响应与后验归因、确定性最优与可靠性，以及年度专用与未知年推广。数字化资料、部分假定灌溉、近似Es、纠偏ETo和模型结构误差应透明披露。</w:t>
+        <w:t xml:space="preserve">讨论区分校准/验证、指定范围敏感性/后验归因、确定性最优/可靠性、年度定制/跨年泛化。保留数字化观测与假定sigma、近似Es目标、B组ETo、部分假定灌溉记录、模型结构与参数补偿等限制。</w:t>
       </w:r>
       <w:r>
         <w:t xml:space="preserve"> </w:t>
       </w:r>
       <w:r>
-        <w:t xml:space="preserve">本轮可得结论是：四年分阶段原链和年度中心输入已具备完整的可追溯记录；2022条件分布与均值点量账得到交叉核验。正式敏感性和受约束灌溉优化在研究逻辑上不需要虚构八维联合后验，但最终数值仍须真实Modified DI执行。</w:t>
-      </w:r>
-    </w:p>
-    <w:bookmarkEnd w:id="57"/>
-    <w:bookmarkStart w:id="58" w:name="补充材料与方法参考"/>
+        <w:t xml:space="preserve">论文可按“数据与证据角色—冻结校准与基准复现—四年过程与参数—Sobol范围实验—双目标优化与条件核验—局限与适用条件”组织。正式敏感性表、前沿、算法对照和候选管理表在真实运行后插入，不提前填写。</w:t>
+      </w:r>
+      <w:r>
+        <w:t xml:space="preserve"> </w:t>
+      </w:r>
+      <w:r>
+        <w:t xml:space="preserve">图件当前统一18组PNG/PDF，所有年度比较均包含2019—2022。主图字号不小于10.5pt，年份颜色固定；补充S01保留严格诊断。旧代理探索归入历史目录。</w:t>
+      </w:r>
+    </w:p>
+    <w:bookmarkEnd w:id="58"/>
+    <w:bookmarkStart w:id="59" w:name="参考方向"/>
     <w:p>
       <w:pPr>
         <w:pStyle w:val="Heading2"/>
       </w:pPr>
       <w:r>
-        <w:t xml:space="preserve">补充材料与方法参考</w:t>
+        <w:t xml:space="preserve">参考方向</w:t>
       </w:r>
     </w:p>
     <w:p>
@@ -2708,17 +2191,11 @@
         <w:pStyle w:val="FirstParagraph"/>
       </w:pPr>
       <w:r>
-        <w:t xml:space="preserve">提交原始/保留数组形状、20组检查点哈希、2022核验记录、参数区间与阶段内相关、严格阶段一诊断、输入空间与执行状态、软件测试及历史代理说明。原模型缺件与参考PDF未提供分别说明，不把软件测试当作作物验证。</w:t>
-      </w:r>
-      <w:r>
-        <w:t xml:space="preserve"> </w:t>
-      </w:r>
-      <w:r>
-        <w:t xml:space="preserve">参考方向可核对FAO Irrigation and Drainage Paper 66；Goodman与Weare（2010），DOI 10.2140/camcos.2010.5.65；Vehtari等（2021），DOI 10.1214/20-BA1221；Saltelli等（2010），DOI 10.1016/j.cpc.2009.09.018；Deb与Jain（2014），DOI 10.1109/TEVC.2013.2281535。用户参照论文目前仅有路径和哈希，具体原文引用仍待核。</w:t>
-      </w:r>
-    </w:p>
-    <w:bookmarkEnd w:id="58"/>
+        <w:t xml:space="preserve">FAO Irrigation and Drainage Paper 66；Goodman与Weare（2010），DOI 10.2140/camcos.2010.5.65；Vehtari等（2021），DOI 10.1214/20-BA1221；Saltelli等（2010），DOI 10.1016/j.cpc.2009.09.018；Deb与Jain（2014），DOI 10.1109/TEVC.2013.2281535。具体试验资料、参考论文原文和引用页码仍须逐项核对。</w:t>
+      </w:r>
+    </w:p>
     <w:bookmarkEnd w:id="59"/>
+    <w:bookmarkEnd w:id="60"/>
     <w:sectPr>
       <w:footerReference w:type="default" r:id="rId9"/>
       <w:pgSz w:w="11906" w:h="16838"/>
